--- a/View/ЛР5_Троицкий_рефактор2.docx
+++ b/View/ЛР5_Троицкий_рефактор2.docx
@@ -1336,7 +1336,6 @@
                 <w:lang w:eastAsia="ru-RU" w:bidi="ru-RU"/>
               </w:rPr>
             </w:pPr>
-            <w:proofErr w:type="spellStart"/>
             <w:r>
               <w:rPr>
                 <w:rFonts w:eastAsia="Times New Roman" w:cs="Times New Roman"/>
@@ -1347,7 +1346,6 @@
               </w:rPr>
               <w:t>Калентьев</w:t>
             </w:r>
-            <w:proofErr w:type="spellEnd"/>
             <w:r>
               <w:rPr>
                 <w:rFonts w:eastAsia="Times New Roman" w:cs="Times New Roman"/>
@@ -2708,23 +2706,7 @@
     </w:p>
     <w:p>
       <w:r>
-        <w:t>Вариант использования (</w:t>
-      </w:r>
-      <w:proofErr w:type="spellStart"/>
-      <w:r>
-        <w:t>use</w:t>
-      </w:r>
-      <w:proofErr w:type="spellEnd"/>
-      <w:r>
-        <w:t xml:space="preserve"> </w:t>
-      </w:r>
-      <w:proofErr w:type="spellStart"/>
-      <w:r>
-        <w:t>case</w:t>
-      </w:r>
-      <w:proofErr w:type="spellEnd"/>
-      <w:r>
-        <w:t>) — это описание множества последовательных действий (включая вариации), которые выполняются некоторым субъектом с целью получения результата, значимого для некоторого действующего лица [1]. ВИ предполагает взаимодействие действующих лиц и системы или другого объекта. Действующее лицо представляет собой логически связанное множество ролей, которые играют пользователи системы во время взаимодействия с ней.</w:t>
+        <w:t>Вариант использования (use case) — это описание множества последовательных действий (включая вариации), которые выполняются некоторым субъектом с целью получения результата, значимого для некоторого действующего лица [1]. ВИ предполагает взаимодействие действующих лиц и системы или другого объекта. Действующее лицо представляет собой логически связанное множество ролей, которые играют пользователи системы во время взаимодействия с ней.</w:t>
       </w:r>
     </w:p>
     <w:p>
@@ -2868,23 +2850,7 @@
         <w:ind w:firstLine="709"/>
       </w:pPr>
       <w:r>
-        <w:t xml:space="preserve">Диаграмма классов (англ. </w:t>
-      </w:r>
-      <w:proofErr w:type="spellStart"/>
-      <w:r>
-        <w:t>class</w:t>
-      </w:r>
-      <w:proofErr w:type="spellEnd"/>
-      <w:r>
-        <w:t xml:space="preserve"> </w:t>
-      </w:r>
-      <w:proofErr w:type="spellStart"/>
-      <w:r>
-        <w:t>diagram</w:t>
-      </w:r>
-      <w:proofErr w:type="spellEnd"/>
-      <w:r>
-        <w:t>) — структурная диаграмма языка моделирования UML, демонстрирующая общую структуру иерархии классов системы, их коопераций, атрибутов (полей), методов, интерфейсов и взаимосвязей (отношений) между ними. Широко применяется не только для документирования и визуализации, но также для конструирования посредством прямого или обратного проектирования.</w:t>
+        <w:t>Диаграмма классов (англ. class diagram) — структурная диаграмма языка моделирования UML, демонстрирующая общую структуру иерархии классов системы, их коопераций, атрибутов (полей), методов, интерфейсов и взаимосвязей (отношений) между ними. Широко применяется не только для документирования и визуализации, но также для конструирования посредством прямого или обратного проектирования.</w:t>
       </w:r>
     </w:p>
     <w:p>
@@ -3009,7 +2975,6 @@
       <w:r>
         <w:t xml:space="preserve">Таблица 1 – Описание интерфейса </w:t>
       </w:r>
-      <w:proofErr w:type="spellStart"/>
       <w:r>
         <w:rPr>
           <w:i/>
@@ -3017,7 +2982,6 @@
         </w:rPr>
         <w:t>IEmployee</w:t>
       </w:r>
-      <w:proofErr w:type="spellEnd"/>
     </w:p>
     <w:tbl>
       <w:tblPr>
@@ -3180,23 +3144,7 @@
                 <w:sz w:val="20"/>
                 <w:szCs w:val="20"/>
               </w:rPr>
-              <w:t xml:space="preserve">Интерфейс </w:t>
-            </w:r>
-            <w:proofErr w:type="spellStart"/>
-            <w:r>
-              <w:rPr>
-                <w:sz w:val="20"/>
-                <w:szCs w:val="20"/>
-              </w:rPr>
-              <w:t>IEmployee</w:t>
-            </w:r>
-            <w:proofErr w:type="spellEnd"/>
-            <w:r>
-              <w:rPr>
-                <w:sz w:val="20"/>
-                <w:szCs w:val="20"/>
-              </w:rPr>
-              <w:t xml:space="preserve"> определяет контракт для всех типов гонщиков, включая базовые свойства и метод расчёта заработной платы.</w:t>
+              <w:t>Интерфейс IEmployee определяет контракт для всех типов гонщиков, включая базовые свойства и метод расчёта заработной платы.</w:t>
             </w:r>
           </w:p>
         </w:tc>
@@ -3308,7 +3256,6 @@
                 <w:szCs w:val="20"/>
               </w:rPr>
             </w:pPr>
-            <w:proofErr w:type="spellStart"/>
             <w:r>
               <w:rPr>
                 <w:sz w:val="20"/>
@@ -3316,7 +3263,6 @@
               </w:rPr>
               <w:t>string</w:t>
             </w:r>
-            <w:proofErr w:type="spellEnd"/>
           </w:p>
         </w:tc>
         <w:tc>
@@ -3367,17 +3313,8 @@
                 <w:sz w:val="20"/>
                 <w:szCs w:val="20"/>
               </w:rPr>
-              <w:t xml:space="preserve">+ </w:t>
-            </w:r>
-            <w:proofErr w:type="spellStart"/>
-            <w:r>
-              <w:rPr>
-                <w:sz w:val="20"/>
-                <w:szCs w:val="20"/>
-              </w:rPr>
-              <w:t>LastName</w:t>
-            </w:r>
-            <w:proofErr w:type="spellEnd"/>
+              <w:t>+ LastName</w:t>
+            </w:r>
           </w:p>
         </w:tc>
         <w:tc>
@@ -3396,7 +3333,6 @@
                 <w:szCs w:val="20"/>
               </w:rPr>
             </w:pPr>
-            <w:proofErr w:type="spellStart"/>
             <w:r>
               <w:rPr>
                 <w:sz w:val="20"/>
@@ -3404,7 +3340,6 @@
               </w:rPr>
               <w:t>string</w:t>
             </w:r>
-            <w:proofErr w:type="spellEnd"/>
           </w:p>
         </w:tc>
         <w:tc>
@@ -3455,17 +3390,8 @@
                 <w:sz w:val="20"/>
                 <w:szCs w:val="20"/>
               </w:rPr>
-              <w:t xml:space="preserve">+ </w:t>
-            </w:r>
-            <w:proofErr w:type="spellStart"/>
-            <w:r>
-              <w:rPr>
-                <w:sz w:val="20"/>
-                <w:szCs w:val="20"/>
-              </w:rPr>
-              <w:t>Position</w:t>
-            </w:r>
-            <w:proofErr w:type="spellEnd"/>
+              <w:t>+ Position</w:t>
+            </w:r>
           </w:p>
         </w:tc>
         <w:tc>
@@ -3484,7 +3410,6 @@
                 <w:szCs w:val="20"/>
               </w:rPr>
             </w:pPr>
-            <w:proofErr w:type="spellStart"/>
             <w:r>
               <w:rPr>
                 <w:sz w:val="20"/>
@@ -3492,7 +3417,6 @@
               </w:rPr>
               <w:t>string</w:t>
             </w:r>
-            <w:proofErr w:type="spellEnd"/>
           </w:p>
         </w:tc>
         <w:tc>
@@ -3563,7 +3487,6 @@
                 <w:szCs w:val="20"/>
               </w:rPr>
             </w:pPr>
-            <w:proofErr w:type="spellStart"/>
             <w:r>
               <w:rPr>
                 <w:sz w:val="20"/>
@@ -3571,7 +3494,6 @@
               </w:rPr>
               <w:t>string</w:t>
             </w:r>
-            <w:proofErr w:type="spellEnd"/>
           </w:p>
         </w:tc>
         <w:tc>
@@ -3687,32 +3609,7 @@
                 <w:sz w:val="20"/>
                 <w:szCs w:val="20"/>
               </w:rPr>
-              <w:t xml:space="preserve">+ </w:t>
-            </w:r>
-            <w:proofErr w:type="spellStart"/>
-            <w:proofErr w:type="gramStart"/>
-            <w:r>
-              <w:rPr>
-                <w:sz w:val="20"/>
-                <w:szCs w:val="20"/>
-              </w:rPr>
-              <w:t>CalculateSalary</w:t>
-            </w:r>
-            <w:proofErr w:type="spellEnd"/>
-            <w:r>
-              <w:rPr>
-                <w:sz w:val="20"/>
-                <w:szCs w:val="20"/>
-              </w:rPr>
-              <w:t>(</w:t>
-            </w:r>
-            <w:proofErr w:type="gramEnd"/>
-            <w:r>
-              <w:rPr>
-                <w:sz w:val="20"/>
-                <w:szCs w:val="20"/>
-              </w:rPr>
-              <w:t>)</w:t>
+              <w:t>+ CalculateSalary()</w:t>
             </w:r>
           </w:p>
         </w:tc>
@@ -3732,7 +3629,6 @@
                 <w:szCs w:val="20"/>
               </w:rPr>
             </w:pPr>
-            <w:proofErr w:type="spellStart"/>
             <w:r>
               <w:rPr>
                 <w:sz w:val="20"/>
@@ -3740,7 +3636,6 @@
               </w:rPr>
               <w:t>double</w:t>
             </w:r>
-            <w:proofErr w:type="spellEnd"/>
           </w:p>
         </w:tc>
         <w:tc>
@@ -3798,7 +3693,6 @@
         </w:rPr>
         <w:t xml:space="preserve">Описание класса </w:t>
       </w:r>
-      <w:proofErr w:type="spellStart"/>
       <w:r>
         <w:rPr>
           <w:i/>
@@ -3807,7 +3701,6 @@
         </w:rPr>
         <w:t>EmployeeBase</w:t>
       </w:r>
-      <w:proofErr w:type="spellEnd"/>
     </w:p>
     <w:tbl>
       <w:tblPr>
@@ -3974,25 +3867,7 @@
                 <w:sz w:val="20"/>
                 <w:szCs w:val="20"/>
               </w:rPr>
-              <w:t xml:space="preserve">Абстрактный базовый класс гонщика, реализующий интерфейс </w:t>
-            </w:r>
-            <w:proofErr w:type="spellStart"/>
-            <w:r>
-              <w:rPr>
-                <w:rFonts w:cs="Times New Roman"/>
-                <w:sz w:val="20"/>
-                <w:szCs w:val="20"/>
-              </w:rPr>
-              <w:t>IEmployee</w:t>
-            </w:r>
-            <w:proofErr w:type="spellEnd"/>
-            <w:r>
-              <w:rPr>
-                <w:rFonts w:cs="Times New Roman"/>
-                <w:sz w:val="20"/>
-                <w:szCs w:val="20"/>
-              </w:rPr>
-              <w:t xml:space="preserve"> и содержащий общие персональные данные, справочники разрядов и стран, а также базовую логику валидации.</w:t>
+              <w:t>Абстрактный базовый класс гонщика, реализующий интерфейс IEmployee и содержащий общие персональные данные, справочники разрядов и стран, а также базовую логику валидации.</w:t>
             </w:r>
           </w:p>
         </w:tc>
@@ -4094,18 +3969,8 @@
                 <w:sz w:val="20"/>
                 <w:szCs w:val="20"/>
               </w:rPr>
-              <w:t>− _</w:t>
-            </w:r>
-            <w:proofErr w:type="spellStart"/>
-            <w:r>
-              <w:rPr>
-                <w:rFonts w:cs="Times New Roman"/>
-                <w:sz w:val="20"/>
-                <w:szCs w:val="20"/>
-              </w:rPr>
-              <w:t>name</w:t>
-            </w:r>
-            <w:proofErr w:type="spellEnd"/>
+              <w:t>− _name</w:t>
+            </w:r>
           </w:p>
         </w:tc>
         <w:tc>
@@ -4125,7 +3990,6 @@
                 <w:szCs w:val="20"/>
               </w:rPr>
             </w:pPr>
-            <w:proofErr w:type="spellStart"/>
             <w:r>
               <w:rPr>
                 <w:rFonts w:cs="Times New Roman"/>
@@ -4134,7 +3998,6 @@
               </w:rPr>
               <w:t>string</w:t>
             </w:r>
-            <w:proofErr w:type="spellEnd"/>
           </w:p>
         </w:tc>
         <w:tc>
@@ -4192,18 +4055,8 @@
                 <w:sz w:val="20"/>
                 <w:szCs w:val="20"/>
               </w:rPr>
-              <w:t>− _</w:t>
-            </w:r>
-            <w:proofErr w:type="spellStart"/>
-            <w:r>
-              <w:rPr>
-                <w:rFonts w:cs="Times New Roman"/>
-                <w:sz w:val="20"/>
-                <w:szCs w:val="20"/>
-              </w:rPr>
-              <w:t>lastName</w:t>
-            </w:r>
-            <w:proofErr w:type="spellEnd"/>
+              <w:t>− _lastName</w:t>
+            </w:r>
           </w:p>
         </w:tc>
         <w:tc>
@@ -4223,7 +4076,6 @@
                 <w:szCs w:val="20"/>
               </w:rPr>
             </w:pPr>
-            <w:proofErr w:type="spellStart"/>
             <w:r>
               <w:rPr>
                 <w:rFonts w:cs="Times New Roman"/>
@@ -4232,7 +4084,6 @@
               </w:rPr>
               <w:t>string</w:t>
             </w:r>
-            <w:proofErr w:type="spellEnd"/>
           </w:p>
         </w:tc>
         <w:tc>
@@ -4290,18 +4141,8 @@
                 <w:sz w:val="20"/>
                 <w:szCs w:val="20"/>
               </w:rPr>
-              <w:t>− _</w:t>
-            </w:r>
-            <w:proofErr w:type="spellStart"/>
-            <w:r>
-              <w:rPr>
-                <w:rFonts w:cs="Times New Roman"/>
-                <w:sz w:val="20"/>
-                <w:szCs w:val="20"/>
-              </w:rPr>
-              <w:t>position</w:t>
-            </w:r>
-            <w:proofErr w:type="spellEnd"/>
+              <w:t>− _position</w:t>
+            </w:r>
           </w:p>
         </w:tc>
         <w:tc>
@@ -4321,7 +4162,6 @@
                 <w:szCs w:val="20"/>
               </w:rPr>
             </w:pPr>
-            <w:proofErr w:type="spellStart"/>
             <w:r>
               <w:rPr>
                 <w:rFonts w:cs="Times New Roman"/>
@@ -4330,7 +4170,6 @@
               </w:rPr>
               <w:t>string</w:t>
             </w:r>
-            <w:proofErr w:type="spellEnd"/>
           </w:p>
         </w:tc>
         <w:tc>
@@ -4388,18 +4227,8 @@
                 <w:sz w:val="20"/>
                 <w:szCs w:val="20"/>
               </w:rPr>
-              <w:t>− _</w:t>
-            </w:r>
-            <w:proofErr w:type="spellStart"/>
-            <w:r>
-              <w:rPr>
-                <w:rFonts w:cs="Times New Roman"/>
-                <w:sz w:val="20"/>
-                <w:szCs w:val="20"/>
-              </w:rPr>
-              <w:t>country</w:t>
-            </w:r>
-            <w:proofErr w:type="spellEnd"/>
+              <w:t>− _country</w:t>
+            </w:r>
           </w:p>
         </w:tc>
         <w:tc>
@@ -4419,7 +4248,6 @@
                 <w:szCs w:val="20"/>
               </w:rPr>
             </w:pPr>
-            <w:proofErr w:type="spellStart"/>
             <w:r>
               <w:rPr>
                 <w:rFonts w:cs="Times New Roman"/>
@@ -4428,7 +4256,6 @@
               </w:rPr>
               <w:t>string</w:t>
             </w:r>
-            <w:proofErr w:type="spellEnd"/>
           </w:p>
         </w:tc>
         <w:tc>
@@ -4486,18 +4313,8 @@
                 <w:sz w:val="20"/>
                 <w:szCs w:val="20"/>
               </w:rPr>
-              <w:t xml:space="preserve">+ </w:t>
-            </w:r>
-            <w:proofErr w:type="spellStart"/>
-            <w:r>
-              <w:rPr>
-                <w:rFonts w:cs="Times New Roman"/>
-                <w:sz w:val="20"/>
-                <w:szCs w:val="20"/>
-              </w:rPr>
-              <w:t>PositionData</w:t>
-            </w:r>
-            <w:proofErr w:type="spellEnd"/>
+              <w:t>+ PositionData</w:t>
+            </w:r>
           </w:p>
         </w:tc>
         <w:tc>
@@ -4517,79 +4334,13 @@
                 <w:szCs w:val="20"/>
               </w:rPr>
             </w:pPr>
-            <w:proofErr w:type="spellStart"/>
-            <w:proofErr w:type="gramStart"/>
-            <w:r>
-              <w:rPr>
-                <w:rFonts w:cs="Times New Roman"/>
-                <w:sz w:val="20"/>
-                <w:szCs w:val="20"/>
-              </w:rPr>
-              <w:t>Dictionary</w:t>
-            </w:r>
-            <w:proofErr w:type="spellEnd"/>
-            <w:r>
-              <w:rPr>
-                <w:rFonts w:cs="Times New Roman"/>
-                <w:sz w:val="20"/>
-                <w:szCs w:val="20"/>
-              </w:rPr>
-              <w:t>&lt;</w:t>
-            </w:r>
-            <w:proofErr w:type="spellStart"/>
-            <w:proofErr w:type="gramEnd"/>
-            <w:r>
-              <w:rPr>
-                <w:rFonts w:cs="Times New Roman"/>
-                <w:sz w:val="20"/>
-                <w:szCs w:val="20"/>
-              </w:rPr>
-              <w:t>int</w:t>
-            </w:r>
-            <w:proofErr w:type="spellEnd"/>
-            <w:r>
-              <w:rPr>
-                <w:rFonts w:cs="Times New Roman"/>
-                <w:sz w:val="20"/>
-                <w:szCs w:val="20"/>
-              </w:rPr>
-              <w:t>, (</w:t>
-            </w:r>
-            <w:proofErr w:type="spellStart"/>
-            <w:r>
-              <w:rPr>
-                <w:rFonts w:cs="Times New Roman"/>
-                <w:sz w:val="20"/>
-                <w:szCs w:val="20"/>
-              </w:rPr>
-              <w:t>string</w:t>
-            </w:r>
-            <w:proofErr w:type="spellEnd"/>
-            <w:r>
-              <w:rPr>
-                <w:rFonts w:cs="Times New Roman"/>
-                <w:sz w:val="20"/>
-                <w:szCs w:val="20"/>
-              </w:rPr>
-              <w:t xml:space="preserve">, </w:t>
-            </w:r>
-            <w:proofErr w:type="spellStart"/>
-            <w:r>
-              <w:rPr>
-                <w:rFonts w:cs="Times New Roman"/>
-                <w:sz w:val="20"/>
-                <w:szCs w:val="20"/>
-              </w:rPr>
-              <w:t>double</w:t>
-            </w:r>
-            <w:proofErr w:type="spellEnd"/>
-            <w:r>
-              <w:rPr>
-                <w:rFonts w:cs="Times New Roman"/>
-                <w:sz w:val="20"/>
-                <w:szCs w:val="20"/>
-              </w:rPr>
-              <w:t>)&gt;</w:t>
+            <w:r>
+              <w:rPr>
+                <w:rFonts w:cs="Times New Roman"/>
+                <w:sz w:val="20"/>
+                <w:szCs w:val="20"/>
+              </w:rPr>
+              <w:t>Dictionary&lt;int, (string, double)&gt;</w:t>
             </w:r>
           </w:p>
         </w:tc>
@@ -4648,18 +4399,8 @@
                 <w:sz w:val="20"/>
                 <w:szCs w:val="20"/>
               </w:rPr>
-              <w:t xml:space="preserve">+ </w:t>
-            </w:r>
-            <w:proofErr w:type="spellStart"/>
-            <w:r>
-              <w:rPr>
-                <w:rFonts w:cs="Times New Roman"/>
-                <w:sz w:val="20"/>
-                <w:szCs w:val="20"/>
-              </w:rPr>
-              <w:t>CountryData</w:t>
-            </w:r>
-            <w:proofErr w:type="spellEnd"/>
+              <w:t>+ CountryData</w:t>
+            </w:r>
           </w:p>
         </w:tc>
         <w:tc>
@@ -4679,61 +4420,13 @@
                 <w:szCs w:val="20"/>
               </w:rPr>
             </w:pPr>
-            <w:proofErr w:type="spellStart"/>
-            <w:proofErr w:type="gramStart"/>
-            <w:r>
-              <w:rPr>
-                <w:rFonts w:cs="Times New Roman"/>
-                <w:sz w:val="20"/>
-                <w:szCs w:val="20"/>
-              </w:rPr>
-              <w:t>Dictionary</w:t>
-            </w:r>
-            <w:proofErr w:type="spellEnd"/>
-            <w:r>
-              <w:rPr>
-                <w:rFonts w:cs="Times New Roman"/>
-                <w:sz w:val="20"/>
-                <w:szCs w:val="20"/>
-              </w:rPr>
-              <w:t>&lt;</w:t>
-            </w:r>
-            <w:proofErr w:type="spellStart"/>
-            <w:proofErr w:type="gramEnd"/>
-            <w:r>
-              <w:rPr>
-                <w:rFonts w:cs="Times New Roman"/>
-                <w:sz w:val="20"/>
-                <w:szCs w:val="20"/>
-              </w:rPr>
-              <w:t>int</w:t>
-            </w:r>
-            <w:proofErr w:type="spellEnd"/>
-            <w:r>
-              <w:rPr>
-                <w:rFonts w:cs="Times New Roman"/>
-                <w:sz w:val="20"/>
-                <w:szCs w:val="20"/>
-              </w:rPr>
-              <w:t xml:space="preserve">, </w:t>
-            </w:r>
-            <w:proofErr w:type="spellStart"/>
-            <w:r>
-              <w:rPr>
-                <w:rFonts w:cs="Times New Roman"/>
-                <w:sz w:val="20"/>
-                <w:szCs w:val="20"/>
-              </w:rPr>
-              <w:t>string</w:t>
-            </w:r>
-            <w:proofErr w:type="spellEnd"/>
-            <w:r>
-              <w:rPr>
-                <w:rFonts w:cs="Times New Roman"/>
-                <w:sz w:val="20"/>
-                <w:szCs w:val="20"/>
-              </w:rPr>
-              <w:t>&gt;</w:t>
+            <w:r>
+              <w:rPr>
+                <w:rFonts w:cs="Times New Roman"/>
+                <w:sz w:val="20"/>
+                <w:szCs w:val="20"/>
+              </w:rPr>
+              <w:t>Dictionary&lt;int, string&gt;</w:t>
             </w:r>
           </w:p>
         </w:tc>
@@ -4862,18 +4555,8 @@
                 <w:sz w:val="20"/>
                 <w:szCs w:val="20"/>
               </w:rPr>
-              <w:t xml:space="preserve">+ </w:t>
-            </w:r>
-            <w:proofErr w:type="spellStart"/>
-            <w:r>
-              <w:rPr>
-                <w:rFonts w:cs="Times New Roman"/>
-                <w:sz w:val="20"/>
-                <w:szCs w:val="20"/>
-              </w:rPr>
-              <w:t>TypeName</w:t>
-            </w:r>
-            <w:proofErr w:type="spellEnd"/>
+              <w:t>+ TypeName</w:t>
+            </w:r>
           </w:p>
         </w:tc>
         <w:tc>
@@ -4893,7 +4576,6 @@
                 <w:szCs w:val="20"/>
               </w:rPr>
             </w:pPr>
-            <w:proofErr w:type="spellStart"/>
             <w:r>
               <w:rPr>
                 <w:rFonts w:cs="Times New Roman"/>
@@ -4902,7 +4584,6 @@
               </w:rPr>
               <w:t>string</w:t>
             </w:r>
-            <w:proofErr w:type="spellEnd"/>
           </w:p>
         </w:tc>
         <w:tc>
@@ -4981,7 +4662,6 @@
                 <w:szCs w:val="20"/>
               </w:rPr>
             </w:pPr>
-            <w:proofErr w:type="spellStart"/>
             <w:r>
               <w:rPr>
                 <w:rFonts w:cs="Times New Roman"/>
@@ -4990,7 +4670,6 @@
               </w:rPr>
               <w:t>string</w:t>
             </w:r>
-            <w:proofErr w:type="spellEnd"/>
           </w:p>
         </w:tc>
         <w:tc>
@@ -5048,18 +4727,8 @@
                 <w:sz w:val="20"/>
                 <w:szCs w:val="20"/>
               </w:rPr>
-              <w:t xml:space="preserve">+ </w:t>
-            </w:r>
-            <w:proofErr w:type="spellStart"/>
-            <w:r>
-              <w:rPr>
-                <w:rFonts w:cs="Times New Roman"/>
-                <w:sz w:val="20"/>
-                <w:szCs w:val="20"/>
-              </w:rPr>
-              <w:t>LastName</w:t>
-            </w:r>
-            <w:proofErr w:type="spellEnd"/>
+              <w:t>+ LastName</w:t>
+            </w:r>
           </w:p>
         </w:tc>
         <w:tc>
@@ -5079,7 +4748,6 @@
                 <w:szCs w:val="20"/>
               </w:rPr>
             </w:pPr>
-            <w:proofErr w:type="spellStart"/>
             <w:r>
               <w:rPr>
                 <w:rFonts w:cs="Times New Roman"/>
@@ -5088,7 +4756,6 @@
               </w:rPr>
               <w:t>string</w:t>
             </w:r>
-            <w:proofErr w:type="spellEnd"/>
           </w:p>
         </w:tc>
         <w:tc>
@@ -5146,18 +4813,8 @@
                 <w:sz w:val="20"/>
                 <w:szCs w:val="20"/>
               </w:rPr>
-              <w:t xml:space="preserve">+ </w:t>
-            </w:r>
-            <w:proofErr w:type="spellStart"/>
-            <w:r>
-              <w:rPr>
-                <w:rFonts w:cs="Times New Roman"/>
-                <w:sz w:val="20"/>
-                <w:szCs w:val="20"/>
-              </w:rPr>
-              <w:t>Position</w:t>
-            </w:r>
-            <w:proofErr w:type="spellEnd"/>
+              <w:t>+ Position</w:t>
+            </w:r>
           </w:p>
         </w:tc>
         <w:tc>
@@ -5177,7 +4834,6 @@
                 <w:szCs w:val="20"/>
               </w:rPr>
             </w:pPr>
-            <w:proofErr w:type="spellStart"/>
             <w:r>
               <w:rPr>
                 <w:rFonts w:cs="Times New Roman"/>
@@ -5186,7 +4842,6 @@
               </w:rPr>
               <w:t>string</w:t>
             </w:r>
-            <w:proofErr w:type="spellEnd"/>
           </w:p>
         </w:tc>
         <w:tc>
@@ -5265,7 +4920,6 @@
                 <w:szCs w:val="20"/>
               </w:rPr>
             </w:pPr>
-            <w:proofErr w:type="spellStart"/>
             <w:r>
               <w:rPr>
                 <w:rFonts w:cs="Times New Roman"/>
@@ -5274,7 +4928,6 @@
               </w:rPr>
               <w:t>string</w:t>
             </w:r>
-            <w:proofErr w:type="spellEnd"/>
           </w:p>
         </w:tc>
         <w:tc>
@@ -5332,18 +4985,8 @@
                 <w:sz w:val="20"/>
                 <w:szCs w:val="20"/>
               </w:rPr>
-              <w:t xml:space="preserve">+ </w:t>
-            </w:r>
-            <w:proofErr w:type="spellStart"/>
-            <w:r>
-              <w:rPr>
-                <w:rFonts w:cs="Times New Roman"/>
-                <w:sz w:val="20"/>
-                <w:szCs w:val="20"/>
-              </w:rPr>
-              <w:t>Salary</w:t>
-            </w:r>
-            <w:proofErr w:type="spellEnd"/>
+              <w:t>+ Salary</w:t>
+            </w:r>
           </w:p>
         </w:tc>
         <w:tc>
@@ -5363,7 +5006,6 @@
                 <w:szCs w:val="20"/>
               </w:rPr>
             </w:pPr>
-            <w:proofErr w:type="spellStart"/>
             <w:r>
               <w:rPr>
                 <w:rFonts w:cs="Times New Roman"/>
@@ -5372,7 +5014,6 @@
               </w:rPr>
               <w:t>double</w:t>
             </w:r>
-            <w:proofErr w:type="spellEnd"/>
           </w:p>
         </w:tc>
         <w:tc>
@@ -5500,35 +5141,7 @@
                 <w:sz w:val="20"/>
                 <w:szCs w:val="20"/>
               </w:rPr>
-              <w:t xml:space="preserve">+ </w:t>
-            </w:r>
-            <w:proofErr w:type="spellStart"/>
-            <w:proofErr w:type="gramStart"/>
-            <w:r>
-              <w:rPr>
-                <w:rFonts w:cs="Times New Roman"/>
-                <w:sz w:val="20"/>
-                <w:szCs w:val="20"/>
-              </w:rPr>
-              <w:t>CalculateSalary</w:t>
-            </w:r>
-            <w:proofErr w:type="spellEnd"/>
-            <w:r>
-              <w:rPr>
-                <w:rFonts w:cs="Times New Roman"/>
-                <w:sz w:val="20"/>
-                <w:szCs w:val="20"/>
-              </w:rPr>
-              <w:t>(</w:t>
-            </w:r>
-            <w:proofErr w:type="gramEnd"/>
-            <w:r>
-              <w:rPr>
-                <w:rFonts w:cs="Times New Roman"/>
-                <w:sz w:val="20"/>
-                <w:szCs w:val="20"/>
-              </w:rPr>
-              <w:t>)</w:t>
+              <w:t>+ CalculateSalary()</w:t>
             </w:r>
           </w:p>
         </w:tc>
@@ -5549,7 +5162,6 @@
                 <w:szCs w:val="20"/>
               </w:rPr>
             </w:pPr>
-            <w:proofErr w:type="spellStart"/>
             <w:r>
               <w:rPr>
                 <w:rFonts w:cs="Times New Roman"/>
@@ -5558,7 +5170,6 @@
               </w:rPr>
               <w:t>double</w:t>
             </w:r>
-            <w:proofErr w:type="spellEnd"/>
           </w:p>
         </w:tc>
         <w:tc>
@@ -5616,43 +5227,7 @@
                 <w:sz w:val="20"/>
                 <w:szCs w:val="20"/>
               </w:rPr>
-              <w:t xml:space="preserve">− </w:t>
-            </w:r>
-            <w:proofErr w:type="spellStart"/>
-            <w:r>
-              <w:rPr>
-                <w:rFonts w:cs="Times New Roman"/>
-                <w:sz w:val="20"/>
-                <w:szCs w:val="20"/>
-              </w:rPr>
-              <w:t>SetName</w:t>
-            </w:r>
-            <w:proofErr w:type="spellEnd"/>
-            <w:r>
-              <w:rPr>
-                <w:rFonts w:cs="Times New Roman"/>
-                <w:sz w:val="20"/>
-                <w:szCs w:val="20"/>
-              </w:rPr>
-              <w:t>(</w:t>
-            </w:r>
-            <w:proofErr w:type="spellStart"/>
-            <w:r>
-              <w:rPr>
-                <w:rFonts w:cs="Times New Roman"/>
-                <w:sz w:val="20"/>
-                <w:szCs w:val="20"/>
-              </w:rPr>
-              <w:t>string</w:t>
-            </w:r>
-            <w:proofErr w:type="spellEnd"/>
-            <w:r>
-              <w:rPr>
-                <w:rFonts w:cs="Times New Roman"/>
-                <w:sz w:val="20"/>
-                <w:szCs w:val="20"/>
-              </w:rPr>
-              <w:t>)</w:t>
+              <w:t>− SetName(string)</w:t>
             </w:r>
           </w:p>
         </w:tc>
@@ -5673,7 +5248,6 @@
                 <w:szCs w:val="20"/>
               </w:rPr>
             </w:pPr>
-            <w:proofErr w:type="spellStart"/>
             <w:r>
               <w:rPr>
                 <w:rFonts w:cs="Times New Roman"/>
@@ -5682,7 +5256,6 @@
               </w:rPr>
               <w:t>void</w:t>
             </w:r>
-            <w:proofErr w:type="spellEnd"/>
           </w:p>
         </w:tc>
         <w:tc>
@@ -5740,43 +5313,7 @@
                 <w:sz w:val="20"/>
                 <w:szCs w:val="20"/>
               </w:rPr>
-              <w:t xml:space="preserve">− </w:t>
-            </w:r>
-            <w:proofErr w:type="spellStart"/>
-            <w:r>
-              <w:rPr>
-                <w:rFonts w:cs="Times New Roman"/>
-                <w:sz w:val="20"/>
-                <w:szCs w:val="20"/>
-              </w:rPr>
-              <w:t>SetLastName</w:t>
-            </w:r>
-            <w:proofErr w:type="spellEnd"/>
-            <w:r>
-              <w:rPr>
-                <w:rFonts w:cs="Times New Roman"/>
-                <w:sz w:val="20"/>
-                <w:szCs w:val="20"/>
-              </w:rPr>
-              <w:t>(</w:t>
-            </w:r>
-            <w:proofErr w:type="spellStart"/>
-            <w:r>
-              <w:rPr>
-                <w:rFonts w:cs="Times New Roman"/>
-                <w:sz w:val="20"/>
-                <w:szCs w:val="20"/>
-              </w:rPr>
-              <w:t>string</w:t>
-            </w:r>
-            <w:proofErr w:type="spellEnd"/>
-            <w:r>
-              <w:rPr>
-                <w:rFonts w:cs="Times New Roman"/>
-                <w:sz w:val="20"/>
-                <w:szCs w:val="20"/>
-              </w:rPr>
-              <w:t>)</w:t>
+              <w:t>− SetLastName(string)</w:t>
             </w:r>
           </w:p>
         </w:tc>
@@ -5797,7 +5334,6 @@
                 <w:szCs w:val="20"/>
               </w:rPr>
             </w:pPr>
-            <w:proofErr w:type="spellStart"/>
             <w:r>
               <w:rPr>
                 <w:rFonts w:cs="Times New Roman"/>
@@ -5806,7 +5342,6 @@
               </w:rPr>
               <w:t>void</w:t>
             </w:r>
-            <w:proofErr w:type="spellEnd"/>
           </w:p>
         </w:tc>
         <w:tc>
@@ -5864,43 +5399,7 @@
                 <w:sz w:val="20"/>
                 <w:szCs w:val="20"/>
               </w:rPr>
-              <w:t xml:space="preserve">− </w:t>
-            </w:r>
-            <w:proofErr w:type="spellStart"/>
-            <w:r>
-              <w:rPr>
-                <w:rFonts w:cs="Times New Roman"/>
-                <w:sz w:val="20"/>
-                <w:szCs w:val="20"/>
-              </w:rPr>
-              <w:t>SetPosition</w:t>
-            </w:r>
-            <w:proofErr w:type="spellEnd"/>
-            <w:r>
-              <w:rPr>
-                <w:rFonts w:cs="Times New Roman"/>
-                <w:sz w:val="20"/>
-                <w:szCs w:val="20"/>
-              </w:rPr>
-              <w:t>(</w:t>
-            </w:r>
-            <w:proofErr w:type="spellStart"/>
-            <w:r>
-              <w:rPr>
-                <w:rFonts w:cs="Times New Roman"/>
-                <w:sz w:val="20"/>
-                <w:szCs w:val="20"/>
-              </w:rPr>
-              <w:t>string</w:t>
-            </w:r>
-            <w:proofErr w:type="spellEnd"/>
-            <w:r>
-              <w:rPr>
-                <w:rFonts w:cs="Times New Roman"/>
-                <w:sz w:val="20"/>
-                <w:szCs w:val="20"/>
-              </w:rPr>
-              <w:t>)</w:t>
+              <w:t>− SetPosition(string)</w:t>
             </w:r>
           </w:p>
         </w:tc>
@@ -5921,7 +5420,6 @@
                 <w:szCs w:val="20"/>
               </w:rPr>
             </w:pPr>
-            <w:proofErr w:type="spellStart"/>
             <w:r>
               <w:rPr>
                 <w:rFonts w:cs="Times New Roman"/>
@@ -5930,7 +5428,6 @@
               </w:rPr>
               <w:t>void</w:t>
             </w:r>
-            <w:proofErr w:type="spellEnd"/>
           </w:p>
         </w:tc>
         <w:tc>
@@ -5988,43 +5485,7 @@
                 <w:sz w:val="20"/>
                 <w:szCs w:val="20"/>
               </w:rPr>
-              <w:t xml:space="preserve">− </w:t>
-            </w:r>
-            <w:proofErr w:type="spellStart"/>
-            <w:r>
-              <w:rPr>
-                <w:rFonts w:cs="Times New Roman"/>
-                <w:sz w:val="20"/>
-                <w:szCs w:val="20"/>
-              </w:rPr>
-              <w:t>SetCountry</w:t>
-            </w:r>
-            <w:proofErr w:type="spellEnd"/>
-            <w:r>
-              <w:rPr>
-                <w:rFonts w:cs="Times New Roman"/>
-                <w:sz w:val="20"/>
-                <w:szCs w:val="20"/>
-              </w:rPr>
-              <w:t>(</w:t>
-            </w:r>
-            <w:proofErr w:type="spellStart"/>
-            <w:r>
-              <w:rPr>
-                <w:rFonts w:cs="Times New Roman"/>
-                <w:sz w:val="20"/>
-                <w:szCs w:val="20"/>
-              </w:rPr>
-              <w:t>string</w:t>
-            </w:r>
-            <w:proofErr w:type="spellEnd"/>
-            <w:r>
-              <w:rPr>
-                <w:rFonts w:cs="Times New Roman"/>
-                <w:sz w:val="20"/>
-                <w:szCs w:val="20"/>
-              </w:rPr>
-              <w:t>)</w:t>
+              <w:t>− SetCountry(string)</w:t>
             </w:r>
           </w:p>
         </w:tc>
@@ -6045,7 +5506,6 @@
                 <w:szCs w:val="20"/>
               </w:rPr>
             </w:pPr>
-            <w:proofErr w:type="spellStart"/>
             <w:r>
               <w:rPr>
                 <w:rFonts w:cs="Times New Roman"/>
@@ -6054,7 +5514,6 @@
               </w:rPr>
               <w:t>void</w:t>
             </w:r>
-            <w:proofErr w:type="spellEnd"/>
           </w:p>
         </w:tc>
         <w:tc>
@@ -6112,81 +5571,7 @@
                 <w:sz w:val="20"/>
                 <w:szCs w:val="20"/>
               </w:rPr>
-              <w:t xml:space="preserve">− </w:t>
-            </w:r>
-            <w:proofErr w:type="spellStart"/>
-            <w:proofErr w:type="gramStart"/>
-            <w:r>
-              <w:rPr>
-                <w:rFonts w:cs="Times New Roman"/>
-                <w:sz w:val="20"/>
-                <w:szCs w:val="20"/>
-              </w:rPr>
-              <w:t>ValidateString</w:t>
-            </w:r>
-            <w:proofErr w:type="spellEnd"/>
-            <w:r>
-              <w:rPr>
-                <w:rFonts w:cs="Times New Roman"/>
-                <w:sz w:val="20"/>
-                <w:szCs w:val="20"/>
-              </w:rPr>
-              <w:t>(</w:t>
-            </w:r>
-            <w:proofErr w:type="spellStart"/>
-            <w:proofErr w:type="gramEnd"/>
-            <w:r>
-              <w:rPr>
-                <w:rFonts w:cs="Times New Roman"/>
-                <w:sz w:val="20"/>
-                <w:szCs w:val="20"/>
-              </w:rPr>
-              <w:t>string</w:t>
-            </w:r>
-            <w:proofErr w:type="spellEnd"/>
-            <w:r>
-              <w:rPr>
-                <w:rFonts w:cs="Times New Roman"/>
-                <w:sz w:val="20"/>
-                <w:szCs w:val="20"/>
-              </w:rPr>
-              <w:t xml:space="preserve">, </w:t>
-            </w:r>
-            <w:proofErr w:type="spellStart"/>
-            <w:r>
-              <w:rPr>
-                <w:rFonts w:cs="Times New Roman"/>
-                <w:sz w:val="20"/>
-                <w:szCs w:val="20"/>
-              </w:rPr>
-              <w:t>int</w:t>
-            </w:r>
-            <w:proofErr w:type="spellEnd"/>
-            <w:r>
-              <w:rPr>
-                <w:rFonts w:cs="Times New Roman"/>
-                <w:sz w:val="20"/>
-                <w:szCs w:val="20"/>
-              </w:rPr>
-              <w:t xml:space="preserve">, </w:t>
-            </w:r>
-            <w:proofErr w:type="spellStart"/>
-            <w:r>
-              <w:rPr>
-                <w:rFonts w:cs="Times New Roman"/>
-                <w:sz w:val="20"/>
-                <w:szCs w:val="20"/>
-              </w:rPr>
-              <w:t>string</w:t>
-            </w:r>
-            <w:proofErr w:type="spellEnd"/>
-            <w:r>
-              <w:rPr>
-                <w:rFonts w:cs="Times New Roman"/>
-                <w:sz w:val="20"/>
-                <w:szCs w:val="20"/>
-              </w:rPr>
-              <w:t>)</w:t>
+              <w:t>− ValidateString(string, int, string)</w:t>
             </w:r>
           </w:p>
         </w:tc>
@@ -6207,7 +5592,6 @@
                 <w:szCs w:val="20"/>
               </w:rPr>
             </w:pPr>
-            <w:proofErr w:type="spellStart"/>
             <w:r>
               <w:rPr>
                 <w:rFonts w:cs="Times New Roman"/>
@@ -6216,7 +5600,6 @@
               </w:rPr>
               <w:t>void</w:t>
             </w:r>
-            <w:proofErr w:type="spellEnd"/>
           </w:p>
         </w:tc>
         <w:tc>
@@ -6255,7 +5638,6 @@
       <w:r>
         <w:t xml:space="preserve">Таблица 3 – Описание класса </w:t>
       </w:r>
-      <w:proofErr w:type="spellStart"/>
       <w:r>
         <w:rPr>
           <w:i/>
@@ -6263,7 +5645,6 @@
         </w:rPr>
         <w:t>CommissionEmployee</w:t>
       </w:r>
-      <w:proofErr w:type="spellEnd"/>
     </w:p>
     <w:tbl>
       <w:tblPr>
@@ -6518,17 +5899,8 @@
                 <w:sz w:val="20"/>
                 <w:szCs w:val="20"/>
               </w:rPr>
-              <w:t>− _</w:t>
-            </w:r>
-            <w:proofErr w:type="spellStart"/>
-            <w:r>
-              <w:rPr>
-                <w:sz w:val="20"/>
-                <w:szCs w:val="20"/>
-              </w:rPr>
-              <w:t>baseSalary</w:t>
-            </w:r>
-            <w:proofErr w:type="spellEnd"/>
+              <w:t>− _baseSalary</w:t>
+            </w:r>
           </w:p>
         </w:tc>
         <w:tc>
@@ -6547,7 +5919,6 @@
                 <w:szCs w:val="20"/>
               </w:rPr>
             </w:pPr>
-            <w:proofErr w:type="spellStart"/>
             <w:r>
               <w:rPr>
                 <w:sz w:val="20"/>
@@ -6555,7 +5926,6 @@
               </w:rPr>
               <w:t>double</w:t>
             </w:r>
-            <w:proofErr w:type="spellEnd"/>
           </w:p>
         </w:tc>
         <w:tc>
@@ -6606,17 +5976,8 @@
                 <w:sz w:val="20"/>
                 <w:szCs w:val="20"/>
               </w:rPr>
-              <w:t>− _</w:t>
-            </w:r>
-            <w:proofErr w:type="spellStart"/>
-            <w:r>
-              <w:rPr>
-                <w:sz w:val="20"/>
-                <w:szCs w:val="20"/>
-              </w:rPr>
-              <w:t>commissionRate</w:t>
-            </w:r>
-            <w:proofErr w:type="spellEnd"/>
+              <w:t>− _commissionRate</w:t>
+            </w:r>
           </w:p>
         </w:tc>
         <w:tc>
@@ -6635,7 +5996,6 @@
                 <w:szCs w:val="20"/>
               </w:rPr>
             </w:pPr>
-            <w:proofErr w:type="spellStart"/>
             <w:r>
               <w:rPr>
                 <w:sz w:val="20"/>
@@ -6643,7 +6003,6 @@
               </w:rPr>
               <w:t>double</w:t>
             </w:r>
-            <w:proofErr w:type="spellEnd"/>
           </w:p>
         </w:tc>
         <w:tc>
@@ -6694,17 +6053,8 @@
                 <w:sz w:val="20"/>
                 <w:szCs w:val="20"/>
               </w:rPr>
-              <w:t>− _</w:t>
-            </w:r>
-            <w:proofErr w:type="spellStart"/>
-            <w:r>
-              <w:rPr>
-                <w:sz w:val="20"/>
-                <w:szCs w:val="20"/>
-              </w:rPr>
-              <w:t>bonusAmount</w:t>
-            </w:r>
-            <w:proofErr w:type="spellEnd"/>
+              <w:t>− _bonusAmount</w:t>
+            </w:r>
           </w:p>
         </w:tc>
         <w:tc>
@@ -6723,7 +6073,6 @@
                 <w:szCs w:val="20"/>
               </w:rPr>
             </w:pPr>
-            <w:proofErr w:type="spellStart"/>
             <w:r>
               <w:rPr>
                 <w:sz w:val="20"/>
@@ -6731,7 +6080,6 @@
               </w:rPr>
               <w:t>double</w:t>
             </w:r>
-            <w:proofErr w:type="spellEnd"/>
           </w:p>
         </w:tc>
         <w:tc>
@@ -6848,17 +6196,8 @@
                 <w:szCs w:val="20"/>
               </w:rPr>
               <w:lastRenderedPageBreak/>
-              <w:t xml:space="preserve">+ </w:t>
-            </w:r>
-            <w:proofErr w:type="spellStart"/>
-            <w:r>
-              <w:rPr>
-                <w:sz w:val="20"/>
-                <w:szCs w:val="20"/>
-              </w:rPr>
-              <w:t>TypeName</w:t>
-            </w:r>
-            <w:proofErr w:type="spellEnd"/>
+              <w:t>+ TypeName</w:t>
+            </w:r>
           </w:p>
         </w:tc>
         <w:tc>
@@ -6877,7 +6216,6 @@
                 <w:szCs w:val="20"/>
               </w:rPr>
             </w:pPr>
-            <w:proofErr w:type="spellStart"/>
             <w:r>
               <w:rPr>
                 <w:sz w:val="20"/>
@@ -6885,7 +6223,6 @@
               </w:rPr>
               <w:t>string</w:t>
             </w:r>
-            <w:proofErr w:type="spellEnd"/>
           </w:p>
         </w:tc>
         <w:tc>
@@ -6936,17 +6273,8 @@
                 <w:sz w:val="20"/>
                 <w:szCs w:val="20"/>
               </w:rPr>
-              <w:t xml:space="preserve">+ </w:t>
-            </w:r>
-            <w:proofErr w:type="spellStart"/>
-            <w:r>
-              <w:rPr>
-                <w:sz w:val="20"/>
-                <w:szCs w:val="20"/>
-              </w:rPr>
-              <w:t>BaseSalary</w:t>
-            </w:r>
-            <w:proofErr w:type="spellEnd"/>
+              <w:t>+ BaseSalary</w:t>
+            </w:r>
           </w:p>
         </w:tc>
         <w:tc>
@@ -6965,7 +6293,6 @@
                 <w:szCs w:val="20"/>
               </w:rPr>
             </w:pPr>
-            <w:proofErr w:type="spellStart"/>
             <w:r>
               <w:rPr>
                 <w:sz w:val="20"/>
@@ -6973,7 +6300,6 @@
               </w:rPr>
               <w:t>double</w:t>
             </w:r>
-            <w:proofErr w:type="spellEnd"/>
           </w:p>
         </w:tc>
         <w:tc>
@@ -7024,17 +6350,8 @@
                 <w:sz w:val="20"/>
                 <w:szCs w:val="20"/>
               </w:rPr>
-              <w:t xml:space="preserve">+ </w:t>
-            </w:r>
-            <w:proofErr w:type="spellStart"/>
-            <w:r>
-              <w:rPr>
-                <w:sz w:val="20"/>
-                <w:szCs w:val="20"/>
-              </w:rPr>
-              <w:t>CommissionRate</w:t>
-            </w:r>
-            <w:proofErr w:type="spellEnd"/>
+              <w:t>+ CommissionRate</w:t>
+            </w:r>
           </w:p>
         </w:tc>
         <w:tc>
@@ -7053,7 +6370,6 @@
                 <w:szCs w:val="20"/>
               </w:rPr>
             </w:pPr>
-            <w:proofErr w:type="spellStart"/>
             <w:r>
               <w:rPr>
                 <w:sz w:val="20"/>
@@ -7061,7 +6377,6 @@
               </w:rPr>
               <w:t>double</w:t>
             </w:r>
-            <w:proofErr w:type="spellEnd"/>
           </w:p>
         </w:tc>
         <w:tc>
@@ -7112,17 +6427,8 @@
                 <w:sz w:val="20"/>
                 <w:szCs w:val="20"/>
               </w:rPr>
-              <w:t xml:space="preserve">+ </w:t>
-            </w:r>
-            <w:proofErr w:type="spellStart"/>
-            <w:r>
-              <w:rPr>
-                <w:sz w:val="20"/>
-                <w:szCs w:val="20"/>
-              </w:rPr>
-              <w:t>BonusAmount</w:t>
-            </w:r>
-            <w:proofErr w:type="spellEnd"/>
+              <w:t>+ BonusAmount</w:t>
+            </w:r>
           </w:p>
         </w:tc>
         <w:tc>
@@ -7141,7 +6447,6 @@
                 <w:szCs w:val="20"/>
               </w:rPr>
             </w:pPr>
-            <w:proofErr w:type="spellStart"/>
             <w:r>
               <w:rPr>
                 <w:sz w:val="20"/>
@@ -7149,7 +6454,6 @@
               </w:rPr>
               <w:t>double</w:t>
             </w:r>
-            <w:proofErr w:type="spellEnd"/>
           </w:p>
         </w:tc>
         <w:tc>
@@ -7265,32 +6569,7 @@
                 <w:sz w:val="20"/>
                 <w:szCs w:val="20"/>
               </w:rPr>
-              <w:t xml:space="preserve">+ </w:t>
-            </w:r>
-            <w:proofErr w:type="spellStart"/>
-            <w:proofErr w:type="gramStart"/>
-            <w:r>
-              <w:rPr>
-                <w:sz w:val="20"/>
-                <w:szCs w:val="20"/>
-              </w:rPr>
-              <w:t>CalculateSalary</w:t>
-            </w:r>
-            <w:proofErr w:type="spellEnd"/>
-            <w:r>
-              <w:rPr>
-                <w:sz w:val="20"/>
-                <w:szCs w:val="20"/>
-              </w:rPr>
-              <w:t>(</w:t>
-            </w:r>
-            <w:proofErr w:type="gramEnd"/>
-            <w:r>
-              <w:rPr>
-                <w:sz w:val="20"/>
-                <w:szCs w:val="20"/>
-              </w:rPr>
-              <w:t>)</w:t>
+              <w:t>+ CalculateSalary()</w:t>
             </w:r>
           </w:p>
         </w:tc>
@@ -7310,7 +6589,6 @@
                 <w:szCs w:val="20"/>
               </w:rPr>
             </w:pPr>
-            <w:proofErr w:type="spellStart"/>
             <w:r>
               <w:rPr>
                 <w:sz w:val="20"/>
@@ -7318,7 +6596,6 @@
               </w:rPr>
               <w:t>double</w:t>
             </w:r>
-            <w:proofErr w:type="spellEnd"/>
           </w:p>
         </w:tc>
         <w:tc>
@@ -7381,61 +6658,7 @@
                 <w:szCs w:val="20"/>
                 <w:lang w:val="en-US"/>
               </w:rPr>
-              <w:t xml:space="preserve">: </w:t>
-            </w:r>
-            <w:proofErr w:type="spellStart"/>
-            <w:r>
-              <w:rPr>
-                <w:sz w:val="20"/>
-                <w:szCs w:val="20"/>
-                <w:lang w:val="en-US"/>
-              </w:rPr>
-              <w:t>BaseSalary</w:t>
-            </w:r>
-            <w:proofErr w:type="spellEnd"/>
-            <w:r>
-              <w:rPr>
-                <w:sz w:val="20"/>
-                <w:szCs w:val="20"/>
-                <w:lang w:val="en-US"/>
-              </w:rPr>
-              <w:t xml:space="preserve"> + (</w:t>
-            </w:r>
-            <w:proofErr w:type="spellStart"/>
-            <w:r>
-              <w:rPr>
-                <w:sz w:val="20"/>
-                <w:szCs w:val="20"/>
-                <w:lang w:val="en-US"/>
-              </w:rPr>
-              <w:t>CommissionRate</w:t>
-            </w:r>
-            <w:proofErr w:type="spellEnd"/>
-            <w:r>
-              <w:rPr>
-                <w:sz w:val="20"/>
-                <w:szCs w:val="20"/>
-                <w:lang w:val="en-US"/>
-              </w:rPr>
-              <w:t xml:space="preserve"> × </w:t>
-            </w:r>
-            <w:proofErr w:type="spellStart"/>
-            <w:r>
-              <w:rPr>
-                <w:sz w:val="20"/>
-                <w:szCs w:val="20"/>
-                <w:lang w:val="en-US"/>
-              </w:rPr>
-              <w:t>BonusAmount</w:t>
-            </w:r>
-            <w:proofErr w:type="spellEnd"/>
-            <w:r>
-              <w:rPr>
-                <w:sz w:val="20"/>
-                <w:szCs w:val="20"/>
-                <w:lang w:val="en-US"/>
-              </w:rPr>
-              <w:t xml:space="preserve"> / 100)</w:t>
+              <w:t>: BaseSalary + (CommissionRate × BonusAmount / 100)</w:t>
             </w:r>
           </w:p>
         </w:tc>
@@ -7448,7 +6671,6 @@
       <w:r>
         <w:t xml:space="preserve">Таблица 4 – Описание класса </w:t>
       </w:r>
-      <w:proofErr w:type="spellStart"/>
       <w:r>
         <w:rPr>
           <w:i/>
@@ -7456,7 +6678,6 @@
         </w:rPr>
         <w:t>HourlyEmployee</w:t>
       </w:r>
-      <w:proofErr w:type="spellEnd"/>
     </w:p>
     <w:tbl>
       <w:tblPr>
@@ -7727,18 +6948,8 @@
                 <w:sz w:val="20"/>
                 <w:szCs w:val="20"/>
               </w:rPr>
-              <w:t>− _</w:t>
-            </w:r>
-            <w:proofErr w:type="spellStart"/>
-            <w:r>
-              <w:rPr>
-                <w:rFonts w:cs="Times New Roman"/>
-                <w:sz w:val="20"/>
-                <w:szCs w:val="20"/>
-              </w:rPr>
-              <w:t>hourlyRate</w:t>
-            </w:r>
-            <w:proofErr w:type="spellEnd"/>
+              <w:t>− _hourlyRate</w:t>
+            </w:r>
           </w:p>
         </w:tc>
         <w:tc>
@@ -7758,7 +6969,6 @@
                 <w:szCs w:val="20"/>
               </w:rPr>
             </w:pPr>
-            <w:proofErr w:type="spellStart"/>
             <w:r>
               <w:rPr>
                 <w:rFonts w:cs="Times New Roman"/>
@@ -7767,7 +6977,6 @@
               </w:rPr>
               <w:t>double</w:t>
             </w:r>
-            <w:proofErr w:type="spellEnd"/>
           </w:p>
         </w:tc>
         <w:tc>
@@ -7822,18 +7031,8 @@
                 <w:sz w:val="20"/>
                 <w:szCs w:val="20"/>
               </w:rPr>
-              <w:t>− _</w:t>
-            </w:r>
-            <w:proofErr w:type="spellStart"/>
-            <w:r>
-              <w:rPr>
-                <w:rFonts w:cs="Times New Roman"/>
-                <w:sz w:val="20"/>
-                <w:szCs w:val="20"/>
-              </w:rPr>
-              <w:t>hoursWorked</w:t>
-            </w:r>
-            <w:proofErr w:type="spellEnd"/>
+              <w:t>− _hoursWorked</w:t>
+            </w:r>
           </w:p>
         </w:tc>
         <w:tc>
@@ -7853,7 +7052,6 @@
                 <w:szCs w:val="20"/>
               </w:rPr>
             </w:pPr>
-            <w:proofErr w:type="spellStart"/>
             <w:r>
               <w:rPr>
                 <w:rFonts w:cs="Times New Roman"/>
@@ -7862,7 +7060,6 @@
               </w:rPr>
               <w:t>double</w:t>
             </w:r>
-            <w:proofErr w:type="spellEnd"/>
           </w:p>
         </w:tc>
         <w:tc>
@@ -7986,18 +7183,8 @@
                 <w:sz w:val="20"/>
                 <w:szCs w:val="20"/>
               </w:rPr>
-              <w:t xml:space="preserve">+ </w:t>
-            </w:r>
-            <w:proofErr w:type="spellStart"/>
-            <w:r>
-              <w:rPr>
-                <w:rFonts w:cs="Times New Roman"/>
-                <w:sz w:val="20"/>
-                <w:szCs w:val="20"/>
-              </w:rPr>
-              <w:t>TypeName</w:t>
-            </w:r>
-            <w:proofErr w:type="spellEnd"/>
+              <w:t>+ TypeName</w:t>
+            </w:r>
           </w:p>
         </w:tc>
         <w:tc>
@@ -8017,7 +7204,6 @@
                 <w:szCs w:val="20"/>
               </w:rPr>
             </w:pPr>
-            <w:proofErr w:type="spellStart"/>
             <w:r>
               <w:rPr>
                 <w:rFonts w:cs="Times New Roman"/>
@@ -8026,7 +7212,6 @@
               </w:rPr>
               <w:t>string</w:t>
             </w:r>
-            <w:proofErr w:type="spellEnd"/>
           </w:p>
         </w:tc>
         <w:tc>
@@ -8081,18 +7266,8 @@
                 <w:sz w:val="20"/>
                 <w:szCs w:val="20"/>
               </w:rPr>
-              <w:t xml:space="preserve">+ </w:t>
-            </w:r>
-            <w:proofErr w:type="spellStart"/>
-            <w:r>
-              <w:rPr>
-                <w:rFonts w:cs="Times New Roman"/>
-                <w:sz w:val="20"/>
-                <w:szCs w:val="20"/>
-              </w:rPr>
-              <w:t>HourlyRate</w:t>
-            </w:r>
-            <w:proofErr w:type="spellEnd"/>
+              <w:t>+ HourlyRate</w:t>
+            </w:r>
           </w:p>
         </w:tc>
         <w:tc>
@@ -8112,7 +7287,6 @@
                 <w:szCs w:val="20"/>
               </w:rPr>
             </w:pPr>
-            <w:proofErr w:type="spellStart"/>
             <w:r>
               <w:rPr>
                 <w:rFonts w:cs="Times New Roman"/>
@@ -8121,7 +7295,6 @@
               </w:rPr>
               <w:t>double</w:t>
             </w:r>
-            <w:proofErr w:type="spellEnd"/>
           </w:p>
         </w:tc>
         <w:tc>
@@ -8176,18 +7349,8 @@
                 <w:sz w:val="20"/>
                 <w:szCs w:val="20"/>
               </w:rPr>
-              <w:t xml:space="preserve">+ </w:t>
-            </w:r>
-            <w:proofErr w:type="spellStart"/>
-            <w:r>
-              <w:rPr>
-                <w:rFonts w:cs="Times New Roman"/>
-                <w:sz w:val="20"/>
-                <w:szCs w:val="20"/>
-              </w:rPr>
-              <w:t>HoursWorked</w:t>
-            </w:r>
-            <w:proofErr w:type="spellEnd"/>
+              <w:t>+ HoursWorked</w:t>
+            </w:r>
           </w:p>
         </w:tc>
         <w:tc>
@@ -8207,7 +7370,6 @@
                 <w:szCs w:val="20"/>
               </w:rPr>
             </w:pPr>
-            <w:proofErr w:type="spellStart"/>
             <w:r>
               <w:rPr>
                 <w:rFonts w:cs="Times New Roman"/>
@@ -8216,7 +7378,6 @@
               </w:rPr>
               <w:t>double</w:t>
             </w:r>
-            <w:proofErr w:type="spellEnd"/>
           </w:p>
         </w:tc>
         <w:tc>
@@ -8340,35 +7501,7 @@
                 <w:sz w:val="20"/>
                 <w:szCs w:val="20"/>
               </w:rPr>
-              <w:t xml:space="preserve">+ </w:t>
-            </w:r>
-            <w:proofErr w:type="spellStart"/>
-            <w:proofErr w:type="gramStart"/>
-            <w:r>
-              <w:rPr>
-                <w:rFonts w:cs="Times New Roman"/>
-                <w:sz w:val="20"/>
-                <w:szCs w:val="20"/>
-              </w:rPr>
-              <w:t>CalculateSalary</w:t>
-            </w:r>
-            <w:proofErr w:type="spellEnd"/>
-            <w:r>
-              <w:rPr>
-                <w:rFonts w:cs="Times New Roman"/>
-                <w:sz w:val="20"/>
-                <w:szCs w:val="20"/>
-              </w:rPr>
-              <w:t>(</w:t>
-            </w:r>
-            <w:proofErr w:type="gramEnd"/>
-            <w:r>
-              <w:rPr>
-                <w:rFonts w:cs="Times New Roman"/>
-                <w:sz w:val="20"/>
-                <w:szCs w:val="20"/>
-              </w:rPr>
-              <w:t>)</w:t>
+              <w:t>+ CalculateSalary()</w:t>
             </w:r>
           </w:p>
         </w:tc>
@@ -8389,7 +7522,6 @@
                 <w:szCs w:val="20"/>
               </w:rPr>
             </w:pPr>
-            <w:proofErr w:type="spellStart"/>
             <w:r>
               <w:rPr>
                 <w:rFonts w:cs="Times New Roman"/>
@@ -8398,7 +7530,6 @@
               </w:rPr>
               <w:t>double</w:t>
             </w:r>
-            <w:proofErr w:type="spellEnd"/>
           </w:p>
         </w:tc>
         <w:tc>
@@ -8424,36 +7555,8 @@
                 <w:sz w:val="20"/>
                 <w:szCs w:val="20"/>
               </w:rPr>
-              <w:t xml:space="preserve">Переопределённый метод расчёта: </w:t>
-            </w:r>
-            <w:proofErr w:type="spellStart"/>
-            <w:r>
-              <w:rPr>
-                <w:rFonts w:cs="Times New Roman"/>
-                <w:sz w:val="20"/>
-                <w:szCs w:val="20"/>
-              </w:rPr>
-              <w:t>HourlyRate</w:t>
-            </w:r>
-            <w:proofErr w:type="spellEnd"/>
-            <w:r>
-              <w:rPr>
-                <w:rFonts w:cs="Times New Roman"/>
-                <w:sz w:val="20"/>
-                <w:szCs w:val="20"/>
-              </w:rPr>
-              <w:t xml:space="preserve"> × </w:t>
-            </w:r>
-            <w:proofErr w:type="spellStart"/>
-            <w:r>
-              <w:rPr>
-                <w:rFonts w:cs="Times New Roman"/>
-                <w:sz w:val="20"/>
-                <w:szCs w:val="20"/>
-              </w:rPr>
-              <w:t>HoursWorked</w:t>
-            </w:r>
-            <w:proofErr w:type="spellEnd"/>
+              <w:t>Переопределённый метод расчёта: HourlyRate × HoursWorked</w:t>
+            </w:r>
           </w:p>
         </w:tc>
       </w:tr>
@@ -8465,7 +7568,6 @@
       <w:r>
         <w:t xml:space="preserve">Таблица 5 – Описание класса </w:t>
       </w:r>
-      <w:proofErr w:type="spellStart"/>
       <w:r>
         <w:rPr>
           <w:i/>
@@ -8473,7 +7575,6 @@
         </w:rPr>
         <w:t>SalariedEmployee</w:t>
       </w:r>
-      <w:proofErr w:type="spellEnd"/>
     </w:p>
     <w:tbl>
       <w:tblPr>
@@ -8646,25 +7747,7 @@
                 <w:sz w:val="20"/>
                 <w:szCs w:val="20"/>
               </w:rPr>
-              <w:t xml:space="preserve">Производный класс гонщика с фиксированным окладом согласно разряду, использующий справочник </w:t>
-            </w:r>
-            <w:proofErr w:type="spellStart"/>
-            <w:r>
-              <w:rPr>
-                <w:rFonts w:cs="Times New Roman"/>
-                <w:sz w:val="20"/>
-                <w:szCs w:val="20"/>
-              </w:rPr>
-              <w:t>PositionData</w:t>
-            </w:r>
-            <w:proofErr w:type="spellEnd"/>
-            <w:r>
-              <w:rPr>
-                <w:rFonts w:cs="Times New Roman"/>
-                <w:sz w:val="20"/>
-                <w:szCs w:val="20"/>
-              </w:rPr>
-              <w:t xml:space="preserve"> из базового класса.</w:t>
+              <w:t>Производный класс гонщика с фиксированным окладом согласно разряду, использующий справочник PositionData из базового класса.</w:t>
             </w:r>
           </w:p>
         </w:tc>
@@ -8762,18 +7845,8 @@
                 <w:sz w:val="20"/>
                 <w:szCs w:val="20"/>
               </w:rPr>
-              <w:t xml:space="preserve">+ </w:t>
-            </w:r>
-            <w:proofErr w:type="spellStart"/>
-            <w:r>
-              <w:rPr>
-                <w:rFonts w:cs="Times New Roman"/>
-                <w:sz w:val="20"/>
-                <w:szCs w:val="20"/>
-              </w:rPr>
-              <w:t>TypeName</w:t>
-            </w:r>
-            <w:proofErr w:type="spellEnd"/>
+              <w:t>+ TypeName</w:t>
+            </w:r>
           </w:p>
         </w:tc>
         <w:tc>
@@ -8793,7 +7866,6 @@
                 <w:szCs w:val="20"/>
               </w:rPr>
             </w:pPr>
-            <w:proofErr w:type="spellStart"/>
             <w:r>
               <w:rPr>
                 <w:rFonts w:cs="Times New Roman"/>
@@ -8802,7 +7874,6 @@
               </w:rPr>
               <w:t>string</w:t>
             </w:r>
-            <w:proofErr w:type="spellEnd"/>
           </w:p>
         </w:tc>
         <w:tc>
@@ -8878,7 +7949,6 @@
                 <w:szCs w:val="20"/>
               </w:rPr>
             </w:pPr>
-            <w:proofErr w:type="spellStart"/>
             <w:r>
               <w:rPr>
                 <w:rFonts w:cs="Times New Roman"/>
@@ -8887,7 +7957,6 @@
               </w:rPr>
               <w:t>string</w:t>
             </w:r>
-            <w:proofErr w:type="spellEnd"/>
           </w:p>
         </w:tc>
         <w:tc>
@@ -8942,18 +8011,8 @@
                 <w:sz w:val="20"/>
                 <w:szCs w:val="20"/>
               </w:rPr>
-              <w:t xml:space="preserve">+ </w:t>
-            </w:r>
-            <w:proofErr w:type="spellStart"/>
-            <w:r>
-              <w:rPr>
-                <w:rFonts w:cs="Times New Roman"/>
-                <w:sz w:val="20"/>
-                <w:szCs w:val="20"/>
-              </w:rPr>
-              <w:t>LastName</w:t>
-            </w:r>
-            <w:proofErr w:type="spellEnd"/>
+              <w:t>+ LastName</w:t>
+            </w:r>
           </w:p>
         </w:tc>
         <w:tc>
@@ -8973,7 +8032,6 @@
                 <w:szCs w:val="20"/>
               </w:rPr>
             </w:pPr>
-            <w:proofErr w:type="spellStart"/>
             <w:r>
               <w:rPr>
                 <w:rFonts w:cs="Times New Roman"/>
@@ -8982,7 +8040,6 @@
               </w:rPr>
               <w:t>string</w:t>
             </w:r>
-            <w:proofErr w:type="spellEnd"/>
           </w:p>
         </w:tc>
         <w:tc>
@@ -9037,18 +8094,8 @@
                 <w:sz w:val="20"/>
                 <w:szCs w:val="20"/>
               </w:rPr>
-              <w:t xml:space="preserve">+ </w:t>
-            </w:r>
-            <w:proofErr w:type="spellStart"/>
-            <w:r>
-              <w:rPr>
-                <w:rFonts w:cs="Times New Roman"/>
-                <w:sz w:val="20"/>
-                <w:szCs w:val="20"/>
-              </w:rPr>
-              <w:t>Position</w:t>
-            </w:r>
-            <w:proofErr w:type="spellEnd"/>
+              <w:t>+ Position</w:t>
+            </w:r>
           </w:p>
         </w:tc>
         <w:tc>
@@ -9068,7 +8115,6 @@
                 <w:szCs w:val="20"/>
               </w:rPr>
             </w:pPr>
-            <w:proofErr w:type="spellStart"/>
             <w:r>
               <w:rPr>
                 <w:rFonts w:cs="Times New Roman"/>
@@ -9077,7 +8123,6 @@
               </w:rPr>
               <w:t>string</w:t>
             </w:r>
-            <w:proofErr w:type="spellEnd"/>
           </w:p>
         </w:tc>
         <w:tc>
@@ -9153,7 +8198,6 @@
                 <w:szCs w:val="20"/>
               </w:rPr>
             </w:pPr>
-            <w:proofErr w:type="spellStart"/>
             <w:r>
               <w:rPr>
                 <w:rFonts w:cs="Times New Roman"/>
@@ -9162,7 +8206,6 @@
               </w:rPr>
               <w:t>string</w:t>
             </w:r>
-            <w:proofErr w:type="spellEnd"/>
           </w:p>
         </w:tc>
         <w:tc>
@@ -9286,35 +8329,7 @@
                 <w:sz w:val="20"/>
                 <w:szCs w:val="20"/>
               </w:rPr>
-              <w:t xml:space="preserve">+ </w:t>
-            </w:r>
-            <w:proofErr w:type="spellStart"/>
-            <w:proofErr w:type="gramStart"/>
-            <w:r>
-              <w:rPr>
-                <w:rFonts w:cs="Times New Roman"/>
-                <w:sz w:val="20"/>
-                <w:szCs w:val="20"/>
-              </w:rPr>
-              <w:t>CalculateSalary</w:t>
-            </w:r>
-            <w:proofErr w:type="spellEnd"/>
-            <w:r>
-              <w:rPr>
-                <w:rFonts w:cs="Times New Roman"/>
-                <w:sz w:val="20"/>
-                <w:szCs w:val="20"/>
-              </w:rPr>
-              <w:t>(</w:t>
-            </w:r>
-            <w:proofErr w:type="gramEnd"/>
-            <w:r>
-              <w:rPr>
-                <w:rFonts w:cs="Times New Roman"/>
-                <w:sz w:val="20"/>
-                <w:szCs w:val="20"/>
-              </w:rPr>
-              <w:t>)</w:t>
+              <w:t>+ CalculateSalary()</w:t>
             </w:r>
           </w:p>
         </w:tc>
@@ -9335,7 +8350,6 @@
                 <w:szCs w:val="20"/>
               </w:rPr>
             </w:pPr>
-            <w:proofErr w:type="spellStart"/>
             <w:r>
               <w:rPr>
                 <w:rFonts w:cs="Times New Roman"/>
@@ -9344,7 +8358,6 @@
               </w:rPr>
               <w:t>double</w:t>
             </w:r>
-            <w:proofErr w:type="spellEnd"/>
           </w:p>
         </w:tc>
         <w:tc>
@@ -9390,21 +8403,12 @@
       <w:r>
         <w:t xml:space="preserve">Описание интерфейса </w:t>
       </w:r>
-      <w:proofErr w:type="spellStart"/>
       <w:r>
         <w:rPr>
           <w:i/>
           <w:iCs/>
         </w:rPr>
-        <w:t>ISelectionService</w:t>
-      </w:r>
-      <w:proofErr w:type="spellEnd"/>
-      <w:r>
-        <w:rPr>
-          <w:i/>
-          <w:iCs/>
-        </w:rPr>
-        <w:t>&lt;T&gt;</w:t>
+        <w:t>ISelectionService&lt;T&gt;</w:t>
       </w:r>
     </w:p>
     <w:tbl>
@@ -9576,23 +8580,7 @@
                 <w:sz w:val="20"/>
                 <w:szCs w:val="20"/>
               </w:rPr>
-              <w:t xml:space="preserve">Определяет контракт для сервиса управления выделением элементов в </w:t>
-            </w:r>
-            <w:proofErr w:type="spellStart"/>
-            <w:r>
-              <w:rPr>
-                <w:sz w:val="20"/>
-                <w:szCs w:val="20"/>
-              </w:rPr>
-              <w:t>DataGridView</w:t>
-            </w:r>
-            <w:proofErr w:type="spellEnd"/>
-            <w:r>
-              <w:rPr>
-                <w:sz w:val="20"/>
-                <w:szCs w:val="20"/>
-              </w:rPr>
-              <w:t>, включая методы выделения, инверсии и удаления выбранных строк.</w:t>
+              <w:t>Определяет контракт для сервиса управления выделением элементов в DataGridView, включая методы выделения, инверсии и удаления выбранных строк.</w:t>
             </w:r>
           </w:p>
         </w:tc>
@@ -9688,41 +8676,7 @@
                 <w:sz w:val="20"/>
                 <w:szCs w:val="20"/>
               </w:rPr>
-              <w:t xml:space="preserve">+ </w:t>
-            </w:r>
-            <w:proofErr w:type="spellStart"/>
-            <w:proofErr w:type="gramStart"/>
-            <w:r>
-              <w:rPr>
-                <w:sz w:val="20"/>
-                <w:szCs w:val="20"/>
-              </w:rPr>
-              <w:t>SelectAll</w:t>
-            </w:r>
-            <w:proofErr w:type="spellEnd"/>
-            <w:r>
-              <w:rPr>
-                <w:sz w:val="20"/>
-                <w:szCs w:val="20"/>
-              </w:rPr>
-              <w:t>(</w:t>
-            </w:r>
-            <w:proofErr w:type="spellStart"/>
-            <w:proofErr w:type="gramEnd"/>
-            <w:r>
-              <w:rPr>
-                <w:sz w:val="20"/>
-                <w:szCs w:val="20"/>
-              </w:rPr>
-              <w:t>DataGridView</w:t>
-            </w:r>
-            <w:proofErr w:type="spellEnd"/>
-            <w:r>
-              <w:rPr>
-                <w:sz w:val="20"/>
-                <w:szCs w:val="20"/>
-              </w:rPr>
-              <w:t>)</w:t>
+              <w:t>+ SelectAll(DataGridView)</w:t>
             </w:r>
           </w:p>
         </w:tc>
@@ -9743,7 +8697,6 @@
                 <w:szCs w:val="20"/>
               </w:rPr>
             </w:pPr>
-            <w:proofErr w:type="spellStart"/>
             <w:r>
               <w:rPr>
                 <w:sz w:val="20"/>
@@ -9751,7 +8704,6 @@
               </w:rPr>
               <w:t>void</w:t>
             </w:r>
-            <w:proofErr w:type="spellEnd"/>
           </w:p>
         </w:tc>
         <w:tc>
@@ -9776,23 +8728,7 @@
                 <w:sz w:val="20"/>
                 <w:szCs w:val="20"/>
               </w:rPr>
-              <w:t xml:space="preserve">Выделяет все строки в </w:t>
-            </w:r>
-            <w:proofErr w:type="spellStart"/>
-            <w:r>
-              <w:rPr>
-                <w:sz w:val="20"/>
-                <w:szCs w:val="20"/>
-              </w:rPr>
-              <w:t>DataGridView</w:t>
-            </w:r>
-            <w:proofErr w:type="spellEnd"/>
-            <w:r>
-              <w:rPr>
-                <w:sz w:val="20"/>
-                <w:szCs w:val="20"/>
-              </w:rPr>
-              <w:t>.</w:t>
+              <w:t>Выделяет все строки в DataGridView.</w:t>
             </w:r>
           </w:p>
         </w:tc>
@@ -9820,41 +8756,7 @@
                 <w:sz w:val="20"/>
                 <w:szCs w:val="20"/>
               </w:rPr>
-              <w:t xml:space="preserve">+ </w:t>
-            </w:r>
-            <w:proofErr w:type="spellStart"/>
-            <w:proofErr w:type="gramStart"/>
-            <w:r>
-              <w:rPr>
-                <w:sz w:val="20"/>
-                <w:szCs w:val="20"/>
-              </w:rPr>
-              <w:t>DeselectAll</w:t>
-            </w:r>
-            <w:proofErr w:type="spellEnd"/>
-            <w:r>
-              <w:rPr>
-                <w:sz w:val="20"/>
-                <w:szCs w:val="20"/>
-              </w:rPr>
-              <w:t>(</w:t>
-            </w:r>
-            <w:proofErr w:type="spellStart"/>
-            <w:proofErr w:type="gramEnd"/>
-            <w:r>
-              <w:rPr>
-                <w:sz w:val="20"/>
-                <w:szCs w:val="20"/>
-              </w:rPr>
-              <w:t>DataGridView</w:t>
-            </w:r>
-            <w:proofErr w:type="spellEnd"/>
-            <w:r>
-              <w:rPr>
-                <w:sz w:val="20"/>
-                <w:szCs w:val="20"/>
-              </w:rPr>
-              <w:t>)</w:t>
+              <w:t>+ DeselectAll(DataGridView)</w:t>
             </w:r>
           </w:p>
         </w:tc>
@@ -9875,7 +8777,6 @@
                 <w:szCs w:val="20"/>
               </w:rPr>
             </w:pPr>
-            <w:proofErr w:type="spellStart"/>
             <w:r>
               <w:rPr>
                 <w:sz w:val="20"/>
@@ -9883,7 +8784,6 @@
               </w:rPr>
               <w:t>void</w:t>
             </w:r>
-            <w:proofErr w:type="spellEnd"/>
           </w:p>
         </w:tc>
         <w:tc>
@@ -9936,41 +8836,7 @@
                 <w:sz w:val="20"/>
                 <w:szCs w:val="20"/>
               </w:rPr>
-              <w:t xml:space="preserve">+ </w:t>
-            </w:r>
-            <w:proofErr w:type="spellStart"/>
-            <w:proofErr w:type="gramStart"/>
-            <w:r>
-              <w:rPr>
-                <w:sz w:val="20"/>
-                <w:szCs w:val="20"/>
-              </w:rPr>
-              <w:t>InvertSelection</w:t>
-            </w:r>
-            <w:proofErr w:type="spellEnd"/>
-            <w:r>
-              <w:rPr>
-                <w:sz w:val="20"/>
-                <w:szCs w:val="20"/>
-              </w:rPr>
-              <w:t>(</w:t>
-            </w:r>
-            <w:proofErr w:type="spellStart"/>
-            <w:proofErr w:type="gramEnd"/>
-            <w:r>
-              <w:rPr>
-                <w:sz w:val="20"/>
-                <w:szCs w:val="20"/>
-              </w:rPr>
-              <w:t>DataGridView</w:t>
-            </w:r>
-            <w:proofErr w:type="spellEnd"/>
-            <w:r>
-              <w:rPr>
-                <w:sz w:val="20"/>
-                <w:szCs w:val="20"/>
-              </w:rPr>
-              <w:t>)</w:t>
+              <w:t>+ InvertSelection(DataGridView)</w:t>
             </w:r>
           </w:p>
         </w:tc>
@@ -9991,7 +8857,6 @@
                 <w:szCs w:val="20"/>
               </w:rPr>
             </w:pPr>
-            <w:proofErr w:type="spellStart"/>
             <w:r>
               <w:rPr>
                 <w:sz w:val="20"/>
@@ -9999,7 +8864,6 @@
               </w:rPr>
               <w:t>void</w:t>
             </w:r>
-            <w:proofErr w:type="spellEnd"/>
           </w:p>
         </w:tc>
         <w:tc>
@@ -10052,48 +8916,7 @@
                 <w:sz w:val="20"/>
                 <w:szCs w:val="20"/>
               </w:rPr>
-              <w:t xml:space="preserve">+ </w:t>
-            </w:r>
-            <w:proofErr w:type="spellStart"/>
-            <w:proofErr w:type="gramStart"/>
-            <w:r>
-              <w:rPr>
-                <w:sz w:val="20"/>
-                <w:szCs w:val="20"/>
-              </w:rPr>
-              <w:t>DeleteSelected</w:t>
-            </w:r>
-            <w:proofErr w:type="spellEnd"/>
-            <w:r>
-              <w:rPr>
-                <w:sz w:val="20"/>
-                <w:szCs w:val="20"/>
-              </w:rPr>
-              <w:t>(</w:t>
-            </w:r>
-            <w:proofErr w:type="gramEnd"/>
-            <w:r>
-              <w:rPr>
-                <w:sz w:val="20"/>
-                <w:szCs w:val="20"/>
-              </w:rPr>
-              <w:t xml:space="preserve">List&lt;T&gt;, </w:t>
-            </w:r>
-            <w:proofErr w:type="spellStart"/>
-            <w:r>
-              <w:rPr>
-                <w:sz w:val="20"/>
-                <w:szCs w:val="20"/>
-              </w:rPr>
-              <w:t>DataGridView</w:t>
-            </w:r>
-            <w:proofErr w:type="spellEnd"/>
-            <w:r>
-              <w:rPr>
-                <w:sz w:val="20"/>
-                <w:szCs w:val="20"/>
-              </w:rPr>
-              <w:t>)</w:t>
+              <w:t>+ DeleteSelected(List&lt;T&gt;, DataGridView)</w:t>
             </w:r>
           </w:p>
         </w:tc>
@@ -10114,7 +8937,6 @@
                 <w:szCs w:val="20"/>
               </w:rPr>
             </w:pPr>
-            <w:proofErr w:type="spellStart"/>
             <w:r>
               <w:rPr>
                 <w:sz w:val="20"/>
@@ -10122,7 +8944,6 @@
               </w:rPr>
               <w:t>void</w:t>
             </w:r>
-            <w:proofErr w:type="spellEnd"/>
           </w:p>
         </w:tc>
         <w:tc>
@@ -10175,41 +8996,7 @@
                 <w:sz w:val="20"/>
                 <w:szCs w:val="20"/>
               </w:rPr>
-              <w:t xml:space="preserve">+ </w:t>
-            </w:r>
-            <w:proofErr w:type="spellStart"/>
-            <w:proofErr w:type="gramStart"/>
-            <w:r>
-              <w:rPr>
-                <w:sz w:val="20"/>
-                <w:szCs w:val="20"/>
-              </w:rPr>
-              <w:t>GetSelectedCount</w:t>
-            </w:r>
-            <w:proofErr w:type="spellEnd"/>
-            <w:r>
-              <w:rPr>
-                <w:sz w:val="20"/>
-                <w:szCs w:val="20"/>
-              </w:rPr>
-              <w:t>(</w:t>
-            </w:r>
-            <w:proofErr w:type="spellStart"/>
-            <w:proofErr w:type="gramEnd"/>
-            <w:r>
-              <w:rPr>
-                <w:sz w:val="20"/>
-                <w:szCs w:val="20"/>
-              </w:rPr>
-              <w:t>DataGridView</w:t>
-            </w:r>
-            <w:proofErr w:type="spellEnd"/>
-            <w:r>
-              <w:rPr>
-                <w:sz w:val="20"/>
-                <w:szCs w:val="20"/>
-              </w:rPr>
-              <w:t>)</w:t>
+              <w:t>+ GetSelectedCount(DataGridView)</w:t>
             </w:r>
           </w:p>
         </w:tc>
@@ -10230,7 +9017,6 @@
                 <w:szCs w:val="20"/>
               </w:rPr>
             </w:pPr>
-            <w:proofErr w:type="spellStart"/>
             <w:r>
               <w:rPr>
                 <w:sz w:val="20"/>
@@ -10238,7 +9024,6 @@
               </w:rPr>
               <w:t>int</w:t>
             </w:r>
-            <w:proofErr w:type="spellEnd"/>
           </w:p>
         </w:tc>
         <w:tc>
@@ -10292,21 +9077,12 @@
       <w:r>
         <w:t xml:space="preserve">Описание класса </w:t>
       </w:r>
-      <w:proofErr w:type="spellStart"/>
       <w:r>
         <w:rPr>
           <w:i/>
           <w:iCs/>
         </w:rPr>
-        <w:t>SelectionService</w:t>
-      </w:r>
-      <w:proofErr w:type="spellEnd"/>
-      <w:r>
-        <w:rPr>
-          <w:i/>
-          <w:iCs/>
-        </w:rPr>
-        <w:t>&lt;T&gt;</w:t>
+        <w:t>SelectionService&lt;T&gt;</w:t>
       </w:r>
     </w:p>
     <w:tbl>
@@ -10480,43 +9256,7 @@
                 <w:sz w:val="20"/>
                 <w:szCs w:val="20"/>
               </w:rPr>
-              <w:t xml:space="preserve">Реализация сервиса управления выделением элементов в </w:t>
-            </w:r>
-            <w:proofErr w:type="spellStart"/>
-            <w:r>
-              <w:rPr>
-                <w:rFonts w:cs="Times New Roman"/>
-                <w:sz w:val="20"/>
-                <w:szCs w:val="20"/>
-              </w:rPr>
-              <w:t>DataGridView</w:t>
-            </w:r>
-            <w:proofErr w:type="spellEnd"/>
-            <w:r>
-              <w:rPr>
-                <w:rFonts w:cs="Times New Roman"/>
-                <w:sz w:val="20"/>
-                <w:szCs w:val="20"/>
-              </w:rPr>
-              <w:t xml:space="preserve">, реализующая интерфейс </w:t>
-            </w:r>
-            <w:proofErr w:type="spellStart"/>
-            <w:r>
-              <w:rPr>
-                <w:rFonts w:cs="Times New Roman"/>
-                <w:sz w:val="20"/>
-                <w:szCs w:val="20"/>
-              </w:rPr>
-              <w:t>ISelectionService</w:t>
-            </w:r>
-            <w:proofErr w:type="spellEnd"/>
-            <w:r>
-              <w:rPr>
-                <w:rFonts w:cs="Times New Roman"/>
-                <w:sz w:val="20"/>
-                <w:szCs w:val="20"/>
-              </w:rPr>
-              <w:t>&lt;T&gt;.</w:t>
+              <w:t>Реализация сервиса управления выделением элементов в DataGridView, реализующая интерфейс ISelectionService&lt;T&gt;.</w:t>
             </w:r>
           </w:p>
         </w:tc>
@@ -10614,45 +9354,7 @@
                 <w:sz w:val="20"/>
                 <w:szCs w:val="20"/>
               </w:rPr>
-              <w:t xml:space="preserve">+ </w:t>
-            </w:r>
-            <w:proofErr w:type="spellStart"/>
-            <w:proofErr w:type="gramStart"/>
-            <w:r>
-              <w:rPr>
-                <w:rFonts w:cs="Times New Roman"/>
-                <w:sz w:val="20"/>
-                <w:szCs w:val="20"/>
-              </w:rPr>
-              <w:t>SelectAll</w:t>
-            </w:r>
-            <w:proofErr w:type="spellEnd"/>
-            <w:r>
-              <w:rPr>
-                <w:rFonts w:cs="Times New Roman"/>
-                <w:sz w:val="20"/>
-                <w:szCs w:val="20"/>
-              </w:rPr>
-              <w:t>(</w:t>
-            </w:r>
-            <w:proofErr w:type="spellStart"/>
-            <w:proofErr w:type="gramEnd"/>
-            <w:r>
-              <w:rPr>
-                <w:rFonts w:cs="Times New Roman"/>
-                <w:sz w:val="20"/>
-                <w:szCs w:val="20"/>
-              </w:rPr>
-              <w:t>DataGridView</w:t>
-            </w:r>
-            <w:proofErr w:type="spellEnd"/>
-            <w:r>
-              <w:rPr>
-                <w:rFonts w:cs="Times New Roman"/>
-                <w:sz w:val="20"/>
-                <w:szCs w:val="20"/>
-              </w:rPr>
-              <w:t>)</w:t>
+              <w:t>+ SelectAll(DataGridView)</w:t>
             </w:r>
           </w:p>
         </w:tc>
@@ -10672,7 +9374,6 @@
                 <w:szCs w:val="20"/>
               </w:rPr>
             </w:pPr>
-            <w:proofErr w:type="spellStart"/>
             <w:r>
               <w:rPr>
                 <w:rFonts w:cs="Times New Roman"/>
@@ -10681,7 +9382,6 @@
               </w:rPr>
               <w:t>void</w:t>
             </w:r>
-            <w:proofErr w:type="spellEnd"/>
           </w:p>
         </w:tc>
         <w:tc>
@@ -10706,25 +9406,7 @@
                 <w:sz w:val="20"/>
                 <w:szCs w:val="20"/>
               </w:rPr>
-              <w:t xml:space="preserve">Выделяет все строки в </w:t>
-            </w:r>
-            <w:proofErr w:type="spellStart"/>
-            <w:r>
-              <w:rPr>
-                <w:rFonts w:cs="Times New Roman"/>
-                <w:sz w:val="20"/>
-                <w:szCs w:val="20"/>
-              </w:rPr>
-              <w:t>DataGridView</w:t>
-            </w:r>
-            <w:proofErr w:type="spellEnd"/>
-            <w:r>
-              <w:rPr>
-                <w:rFonts w:cs="Times New Roman"/>
-                <w:sz w:val="20"/>
-                <w:szCs w:val="20"/>
-              </w:rPr>
-              <w:t xml:space="preserve"> (пропуская новую строку).</w:t>
+              <w:t>Выделяет все строки в DataGridView (пропуская новую строку).</w:t>
             </w:r>
           </w:p>
         </w:tc>
@@ -10754,45 +9436,7 @@
                 <w:sz w:val="20"/>
                 <w:szCs w:val="20"/>
               </w:rPr>
-              <w:t xml:space="preserve">+ </w:t>
-            </w:r>
-            <w:proofErr w:type="spellStart"/>
-            <w:proofErr w:type="gramStart"/>
-            <w:r>
-              <w:rPr>
-                <w:rFonts w:cs="Times New Roman"/>
-                <w:sz w:val="20"/>
-                <w:szCs w:val="20"/>
-              </w:rPr>
-              <w:t>DeselectAll</w:t>
-            </w:r>
-            <w:proofErr w:type="spellEnd"/>
-            <w:r>
-              <w:rPr>
-                <w:rFonts w:cs="Times New Roman"/>
-                <w:sz w:val="20"/>
-                <w:szCs w:val="20"/>
-              </w:rPr>
-              <w:t>(</w:t>
-            </w:r>
-            <w:proofErr w:type="spellStart"/>
-            <w:proofErr w:type="gramEnd"/>
-            <w:r>
-              <w:rPr>
-                <w:rFonts w:cs="Times New Roman"/>
-                <w:sz w:val="20"/>
-                <w:szCs w:val="20"/>
-              </w:rPr>
-              <w:t>DataGridView</w:t>
-            </w:r>
-            <w:proofErr w:type="spellEnd"/>
-            <w:r>
-              <w:rPr>
-                <w:rFonts w:cs="Times New Roman"/>
-                <w:sz w:val="20"/>
-                <w:szCs w:val="20"/>
-              </w:rPr>
-              <w:t>)</w:t>
+              <w:t>+ DeselectAll(DataGridView)</w:t>
             </w:r>
           </w:p>
         </w:tc>
@@ -10812,7 +9456,6 @@
                 <w:szCs w:val="20"/>
               </w:rPr>
             </w:pPr>
-            <w:proofErr w:type="spellStart"/>
             <w:r>
               <w:rPr>
                 <w:rFonts w:cs="Times New Roman"/>
@@ -10821,7 +9464,6 @@
               </w:rPr>
               <w:t>void</w:t>
             </w:r>
-            <w:proofErr w:type="spellEnd"/>
           </w:p>
         </w:tc>
         <w:tc>
@@ -10846,35 +9488,7 @@
                 <w:sz w:val="20"/>
                 <w:szCs w:val="20"/>
               </w:rPr>
-              <w:t xml:space="preserve">Снимает выделение со всех строк через </w:t>
-            </w:r>
-            <w:proofErr w:type="spellStart"/>
-            <w:proofErr w:type="gramStart"/>
-            <w:r>
-              <w:rPr>
-                <w:rFonts w:cs="Times New Roman"/>
-                <w:sz w:val="20"/>
-                <w:szCs w:val="20"/>
-              </w:rPr>
-              <w:t>ClearSelection</w:t>
-            </w:r>
-            <w:proofErr w:type="spellEnd"/>
-            <w:r>
-              <w:rPr>
-                <w:rFonts w:cs="Times New Roman"/>
-                <w:sz w:val="20"/>
-                <w:szCs w:val="20"/>
-              </w:rPr>
-              <w:t>(</w:t>
-            </w:r>
-            <w:proofErr w:type="gramEnd"/>
-            <w:r>
-              <w:rPr>
-                <w:rFonts w:cs="Times New Roman"/>
-                <w:sz w:val="20"/>
-                <w:szCs w:val="20"/>
-              </w:rPr>
-              <w:t>).</w:t>
+              <w:t>Снимает выделение со всех строк через ClearSelection().</w:t>
             </w:r>
           </w:p>
         </w:tc>
@@ -10905,45 +9519,7 @@
                 <w:szCs w:val="20"/>
               </w:rPr>
               <w:lastRenderedPageBreak/>
-              <w:t xml:space="preserve">+ </w:t>
-            </w:r>
-            <w:proofErr w:type="spellStart"/>
-            <w:proofErr w:type="gramStart"/>
-            <w:r>
-              <w:rPr>
-                <w:rFonts w:cs="Times New Roman"/>
-                <w:sz w:val="20"/>
-                <w:szCs w:val="20"/>
-              </w:rPr>
-              <w:t>InvertSelection</w:t>
-            </w:r>
-            <w:proofErr w:type="spellEnd"/>
-            <w:r>
-              <w:rPr>
-                <w:rFonts w:cs="Times New Roman"/>
-                <w:sz w:val="20"/>
-                <w:szCs w:val="20"/>
-              </w:rPr>
-              <w:t>(</w:t>
-            </w:r>
-            <w:proofErr w:type="spellStart"/>
-            <w:proofErr w:type="gramEnd"/>
-            <w:r>
-              <w:rPr>
-                <w:rFonts w:cs="Times New Roman"/>
-                <w:sz w:val="20"/>
-                <w:szCs w:val="20"/>
-              </w:rPr>
-              <w:t>DataGridView</w:t>
-            </w:r>
-            <w:proofErr w:type="spellEnd"/>
-            <w:r>
-              <w:rPr>
-                <w:rFonts w:cs="Times New Roman"/>
-                <w:sz w:val="20"/>
-                <w:szCs w:val="20"/>
-              </w:rPr>
-              <w:t>)</w:t>
+              <w:t>+ InvertSelection(DataGridView)</w:t>
             </w:r>
           </w:p>
         </w:tc>
@@ -10963,7 +9539,6 @@
                 <w:szCs w:val="20"/>
               </w:rPr>
             </w:pPr>
-            <w:proofErr w:type="spellStart"/>
             <w:r>
               <w:rPr>
                 <w:rFonts w:cs="Times New Roman"/>
@@ -10972,7 +9547,6 @@
               </w:rPr>
               <w:t>void</w:t>
             </w:r>
-            <w:proofErr w:type="spellEnd"/>
           </w:p>
         </w:tc>
         <w:tc>
@@ -11026,53 +9600,7 @@
                 <w:sz w:val="20"/>
                 <w:szCs w:val="20"/>
               </w:rPr>
-              <w:t xml:space="preserve">+ </w:t>
-            </w:r>
-            <w:proofErr w:type="spellStart"/>
-            <w:proofErr w:type="gramStart"/>
-            <w:r>
-              <w:rPr>
-                <w:rFonts w:cs="Times New Roman"/>
-                <w:sz w:val="20"/>
-                <w:szCs w:val="20"/>
-              </w:rPr>
-              <w:t>DeleteSelected</w:t>
-            </w:r>
-            <w:proofErr w:type="spellEnd"/>
-            <w:r>
-              <w:rPr>
-                <w:rFonts w:cs="Times New Roman"/>
-                <w:sz w:val="20"/>
-                <w:szCs w:val="20"/>
-              </w:rPr>
-              <w:t>(</w:t>
-            </w:r>
-            <w:proofErr w:type="gramEnd"/>
-            <w:r>
-              <w:rPr>
-                <w:rFonts w:cs="Times New Roman"/>
-                <w:sz w:val="20"/>
-                <w:szCs w:val="20"/>
-              </w:rPr>
-              <w:t xml:space="preserve">List&lt;T&gt;, </w:t>
-            </w:r>
-            <w:proofErr w:type="spellStart"/>
-            <w:r>
-              <w:rPr>
-                <w:rFonts w:cs="Times New Roman"/>
-                <w:sz w:val="20"/>
-                <w:szCs w:val="20"/>
-              </w:rPr>
-              <w:t>DataGridView</w:t>
-            </w:r>
-            <w:proofErr w:type="spellEnd"/>
-            <w:r>
-              <w:rPr>
-                <w:rFonts w:cs="Times New Roman"/>
-                <w:sz w:val="20"/>
-                <w:szCs w:val="20"/>
-              </w:rPr>
-              <w:t>)</w:t>
+              <w:t>+ DeleteSelected(List&lt;T&gt;, DataGridView)</w:t>
             </w:r>
           </w:p>
         </w:tc>
@@ -11093,7 +9621,6 @@
                 <w:szCs w:val="20"/>
               </w:rPr>
             </w:pPr>
-            <w:proofErr w:type="spellStart"/>
             <w:r>
               <w:rPr>
                 <w:rFonts w:cs="Times New Roman"/>
@@ -11102,7 +9629,6 @@
               </w:rPr>
               <w:t>void</w:t>
             </w:r>
-            <w:proofErr w:type="spellEnd"/>
           </w:p>
         </w:tc>
         <w:tc>
@@ -11128,25 +9654,7 @@
                 <w:sz w:val="20"/>
                 <w:szCs w:val="20"/>
               </w:rPr>
-              <w:t xml:space="preserve">Удаляет выбранные элементы из списка источника на основе </w:t>
-            </w:r>
-            <w:proofErr w:type="spellStart"/>
-            <w:r>
-              <w:rPr>
-                <w:rFonts w:cs="Times New Roman"/>
-                <w:sz w:val="20"/>
-                <w:szCs w:val="20"/>
-              </w:rPr>
-              <w:t>DataBoundItem</w:t>
-            </w:r>
-            <w:proofErr w:type="spellEnd"/>
-            <w:r>
-              <w:rPr>
-                <w:rFonts w:cs="Times New Roman"/>
-                <w:sz w:val="20"/>
-                <w:szCs w:val="20"/>
-              </w:rPr>
-              <w:t>.</w:t>
+              <w:t>Удаляет выбранные элементы из списка источника на основе DataBoundItem.</w:t>
             </w:r>
           </w:p>
         </w:tc>
@@ -11175,45 +9683,7 @@
                 <w:sz w:val="20"/>
                 <w:szCs w:val="20"/>
               </w:rPr>
-              <w:t xml:space="preserve">+ </w:t>
-            </w:r>
-            <w:proofErr w:type="spellStart"/>
-            <w:proofErr w:type="gramStart"/>
-            <w:r>
-              <w:rPr>
-                <w:rFonts w:cs="Times New Roman"/>
-                <w:sz w:val="20"/>
-                <w:szCs w:val="20"/>
-              </w:rPr>
-              <w:t>GetSelectedCount</w:t>
-            </w:r>
-            <w:proofErr w:type="spellEnd"/>
-            <w:r>
-              <w:rPr>
-                <w:rFonts w:cs="Times New Roman"/>
-                <w:sz w:val="20"/>
-                <w:szCs w:val="20"/>
-              </w:rPr>
-              <w:t>(</w:t>
-            </w:r>
-            <w:proofErr w:type="spellStart"/>
-            <w:proofErr w:type="gramEnd"/>
-            <w:r>
-              <w:rPr>
-                <w:rFonts w:cs="Times New Roman"/>
-                <w:sz w:val="20"/>
-                <w:szCs w:val="20"/>
-              </w:rPr>
-              <w:t>DataGridView</w:t>
-            </w:r>
-            <w:proofErr w:type="spellEnd"/>
-            <w:r>
-              <w:rPr>
-                <w:rFonts w:cs="Times New Roman"/>
-                <w:sz w:val="20"/>
-                <w:szCs w:val="20"/>
-              </w:rPr>
-              <w:t>)</w:t>
+              <w:t>+ GetSelectedCount(DataGridView)</w:t>
             </w:r>
           </w:p>
         </w:tc>
@@ -11234,7 +9704,6 @@
                 <w:szCs w:val="20"/>
               </w:rPr>
             </w:pPr>
-            <w:proofErr w:type="spellStart"/>
             <w:r>
               <w:rPr>
                 <w:rFonts w:cs="Times New Roman"/>
@@ -11243,7 +9712,6 @@
               </w:rPr>
               <w:t>int</w:t>
             </w:r>
-            <w:proofErr w:type="spellEnd"/>
           </w:p>
         </w:tc>
         <w:tc>
@@ -11269,25 +9737,7 @@
                 <w:sz w:val="20"/>
                 <w:szCs w:val="20"/>
               </w:rPr>
-              <w:t xml:space="preserve">Возвращает количество выбранных строк через </w:t>
-            </w:r>
-            <w:proofErr w:type="spellStart"/>
-            <w:r>
-              <w:rPr>
-                <w:rFonts w:cs="Times New Roman"/>
-                <w:sz w:val="20"/>
-                <w:szCs w:val="20"/>
-              </w:rPr>
-              <w:t>SelectedRows.Count</w:t>
-            </w:r>
-            <w:proofErr w:type="spellEnd"/>
-            <w:r>
-              <w:rPr>
-                <w:rFonts w:cs="Times New Roman"/>
-                <w:sz w:val="20"/>
-                <w:szCs w:val="20"/>
-              </w:rPr>
-              <w:t>.</w:t>
+              <w:t>Возвращает количество выбранных строк через SelectedRows.Count.</w:t>
             </w:r>
           </w:p>
         </w:tc>
@@ -11313,7 +9763,6 @@
       <w:r>
         <w:t xml:space="preserve">Описание класса </w:t>
       </w:r>
-      <w:proofErr w:type="spellStart"/>
       <w:r>
         <w:rPr>
           <w:i/>
@@ -11321,7 +9770,6 @@
         </w:rPr>
         <w:t>EmployeeParameterPanel</w:t>
       </w:r>
-      <w:proofErr w:type="spellEnd"/>
     </w:p>
     <w:tbl>
       <w:tblPr>
@@ -11494,25 +9942,7 @@
                 <w:sz w:val="20"/>
                 <w:szCs w:val="20"/>
               </w:rPr>
-              <w:t xml:space="preserve">Базовая панель для параметров сотрудника, наследует </w:t>
-            </w:r>
-            <w:proofErr w:type="spellStart"/>
-            <w:r>
-              <w:rPr>
-                <w:rFonts w:cs="Times New Roman"/>
-                <w:sz w:val="20"/>
-                <w:szCs w:val="20"/>
-              </w:rPr>
-              <w:t>UserControl</w:t>
-            </w:r>
-            <w:proofErr w:type="spellEnd"/>
-            <w:r>
-              <w:rPr>
-                <w:rFonts w:cs="Times New Roman"/>
-                <w:sz w:val="20"/>
-                <w:szCs w:val="20"/>
-              </w:rPr>
-              <w:t>.</w:t>
+              <w:t>Базовая панель для параметров сотрудника, наследует UserControl.</w:t>
             </w:r>
           </w:p>
         </w:tc>
@@ -11610,18 +10040,8 @@
                 <w:sz w:val="20"/>
                 <w:szCs w:val="20"/>
               </w:rPr>
-              <w:t xml:space="preserve">+ </w:t>
-            </w:r>
-            <w:proofErr w:type="spellStart"/>
-            <w:r>
-              <w:rPr>
-                <w:rFonts w:cs="Times New Roman"/>
-                <w:sz w:val="20"/>
-                <w:szCs w:val="20"/>
-              </w:rPr>
-              <w:t>PropertyNames</w:t>
-            </w:r>
-            <w:proofErr w:type="spellEnd"/>
+              <w:t>+ PropertyNames</w:t>
+            </w:r>
           </w:p>
         </w:tc>
         <w:tc>
@@ -11640,41 +10060,13 @@
                 <w:szCs w:val="20"/>
               </w:rPr>
             </w:pPr>
-            <w:proofErr w:type="spellStart"/>
-            <w:r>
-              <w:rPr>
-                <w:rFonts w:cs="Times New Roman"/>
-                <w:sz w:val="20"/>
-                <w:szCs w:val="20"/>
-              </w:rPr>
-              <w:t>IReadOnlyList</w:t>
-            </w:r>
-            <w:proofErr w:type="spellEnd"/>
-            <w:r>
-              <w:rPr>
-                <w:rFonts w:cs="Times New Roman"/>
-                <w:sz w:val="20"/>
-                <w:szCs w:val="20"/>
-              </w:rPr>
-              <w:t>&lt;</w:t>
-            </w:r>
-            <w:proofErr w:type="spellStart"/>
-            <w:r>
-              <w:rPr>
-                <w:rFonts w:cs="Times New Roman"/>
-                <w:sz w:val="20"/>
-                <w:szCs w:val="20"/>
-              </w:rPr>
-              <w:t>string</w:t>
-            </w:r>
-            <w:proofErr w:type="spellEnd"/>
-            <w:r>
-              <w:rPr>
-                <w:rFonts w:cs="Times New Roman"/>
-                <w:sz w:val="20"/>
-                <w:szCs w:val="20"/>
-              </w:rPr>
-              <w:t>&gt;</w:t>
+            <w:r>
+              <w:rPr>
+                <w:rFonts w:cs="Times New Roman"/>
+                <w:sz w:val="20"/>
+                <w:szCs w:val="20"/>
+              </w:rPr>
+              <w:t>IReadOnlyList&lt;string&gt;</w:t>
             </w:r>
           </w:p>
         </w:tc>
@@ -11730,18 +10122,8 @@
                 <w:sz w:val="20"/>
                 <w:szCs w:val="20"/>
               </w:rPr>
-              <w:t xml:space="preserve">+ </w:t>
-            </w:r>
-            <w:proofErr w:type="spellStart"/>
-            <w:r>
-              <w:rPr>
-                <w:rFonts w:cs="Times New Roman"/>
-                <w:sz w:val="20"/>
-                <w:szCs w:val="20"/>
-              </w:rPr>
-              <w:t>MinRandomValue</w:t>
-            </w:r>
-            <w:proofErr w:type="spellEnd"/>
+              <w:t>+ MinRandomValue</w:t>
+            </w:r>
           </w:p>
         </w:tc>
         <w:tc>
@@ -11760,7 +10142,6 @@
                 <w:szCs w:val="20"/>
               </w:rPr>
             </w:pPr>
-            <w:proofErr w:type="spellStart"/>
             <w:r>
               <w:rPr>
                 <w:rFonts w:cs="Times New Roman"/>
@@ -11769,7 +10150,6 @@
               </w:rPr>
               <w:t>double</w:t>
             </w:r>
-            <w:proofErr w:type="spellEnd"/>
           </w:p>
         </w:tc>
         <w:tc>
@@ -11794,25 +10174,7 @@
                 <w:sz w:val="20"/>
                 <w:szCs w:val="20"/>
               </w:rPr>
-              <w:t xml:space="preserve">Минимальное значение для </w:t>
-            </w:r>
-            <w:proofErr w:type="spellStart"/>
-            <w:r>
-              <w:rPr>
-                <w:rFonts w:cs="Times New Roman"/>
-                <w:sz w:val="20"/>
-                <w:szCs w:val="20"/>
-              </w:rPr>
-              <w:t>рандомайзера</w:t>
-            </w:r>
-            <w:proofErr w:type="spellEnd"/>
-            <w:r>
-              <w:rPr>
-                <w:rFonts w:cs="Times New Roman"/>
-                <w:sz w:val="20"/>
-                <w:szCs w:val="20"/>
-              </w:rPr>
-              <w:t xml:space="preserve"> (абстрактное).</w:t>
+              <w:t>Минимальное значение для рандомайзера (абстрактное).</w:t>
             </w:r>
           </w:p>
         </w:tc>
@@ -11842,18 +10204,8 @@
                 <w:sz w:val="20"/>
                 <w:szCs w:val="20"/>
               </w:rPr>
-              <w:t xml:space="preserve">+ </w:t>
-            </w:r>
-            <w:proofErr w:type="spellStart"/>
-            <w:r>
-              <w:rPr>
-                <w:rFonts w:cs="Times New Roman"/>
-                <w:sz w:val="20"/>
-                <w:szCs w:val="20"/>
-              </w:rPr>
-              <w:t>MaxRandomValue</w:t>
-            </w:r>
-            <w:proofErr w:type="spellEnd"/>
+              <w:t>+ MaxRandomValue</w:t>
+            </w:r>
           </w:p>
         </w:tc>
         <w:tc>
@@ -11872,7 +10224,6 @@
                 <w:szCs w:val="20"/>
               </w:rPr>
             </w:pPr>
-            <w:proofErr w:type="spellStart"/>
             <w:r>
               <w:rPr>
                 <w:rFonts w:cs="Times New Roman"/>
@@ -11881,7 +10232,6 @@
               </w:rPr>
               <w:t>double</w:t>
             </w:r>
-            <w:proofErr w:type="spellEnd"/>
           </w:p>
         </w:tc>
         <w:tc>
@@ -11906,25 +10256,7 @@
                 <w:sz w:val="20"/>
                 <w:szCs w:val="20"/>
               </w:rPr>
-              <w:t xml:space="preserve">Максимальное значение для </w:t>
-            </w:r>
-            <w:proofErr w:type="spellStart"/>
-            <w:r>
-              <w:rPr>
-                <w:rFonts w:cs="Times New Roman"/>
-                <w:sz w:val="20"/>
-                <w:szCs w:val="20"/>
-              </w:rPr>
-              <w:t>рандомайзера</w:t>
-            </w:r>
-            <w:proofErr w:type="spellEnd"/>
-            <w:r>
-              <w:rPr>
-                <w:rFonts w:cs="Times New Roman"/>
-                <w:sz w:val="20"/>
-                <w:szCs w:val="20"/>
-              </w:rPr>
-              <w:t xml:space="preserve"> (абстрактное).</w:t>
+              <w:t>Максимальное значение для рандомайзера (абстрактное).</w:t>
             </w:r>
           </w:p>
         </w:tc>
@@ -12022,35 +10354,7 @@
                 <w:sz w:val="20"/>
                 <w:szCs w:val="20"/>
               </w:rPr>
-              <w:t xml:space="preserve">+ </w:t>
-            </w:r>
-            <w:proofErr w:type="spellStart"/>
-            <w:proofErr w:type="gramStart"/>
-            <w:r>
-              <w:rPr>
-                <w:rFonts w:cs="Times New Roman"/>
-                <w:sz w:val="20"/>
-                <w:szCs w:val="20"/>
-              </w:rPr>
-              <w:t>ClearValues</w:t>
-            </w:r>
-            <w:proofErr w:type="spellEnd"/>
-            <w:r>
-              <w:rPr>
-                <w:rFonts w:cs="Times New Roman"/>
-                <w:sz w:val="20"/>
-                <w:szCs w:val="20"/>
-              </w:rPr>
-              <w:t>(</w:t>
-            </w:r>
-            <w:proofErr w:type="gramEnd"/>
-            <w:r>
-              <w:rPr>
-                <w:rFonts w:cs="Times New Roman"/>
-                <w:sz w:val="20"/>
-                <w:szCs w:val="20"/>
-              </w:rPr>
-              <w:t>)</w:t>
+              <w:t>+ ClearValues()</w:t>
             </w:r>
           </w:p>
         </w:tc>
@@ -12071,7 +10375,6 @@
                 <w:szCs w:val="20"/>
               </w:rPr>
             </w:pPr>
-            <w:proofErr w:type="spellStart"/>
             <w:r>
               <w:rPr>
                 <w:rFonts w:cs="Times New Roman"/>
@@ -12080,7 +10383,6 @@
               </w:rPr>
               <w:t>void</w:t>
             </w:r>
-            <w:proofErr w:type="spellEnd"/>
           </w:p>
         </w:tc>
         <w:tc>
@@ -12134,45 +10436,7 @@
                 <w:sz w:val="20"/>
                 <w:szCs w:val="20"/>
               </w:rPr>
-              <w:t xml:space="preserve">+ </w:t>
-            </w:r>
-            <w:proofErr w:type="spellStart"/>
-            <w:proofErr w:type="gramStart"/>
-            <w:r>
-              <w:rPr>
-                <w:rFonts w:cs="Times New Roman"/>
-                <w:sz w:val="20"/>
-                <w:szCs w:val="20"/>
-              </w:rPr>
-              <w:t>FillRandomValues</w:t>
-            </w:r>
-            <w:proofErr w:type="spellEnd"/>
-            <w:r>
-              <w:rPr>
-                <w:rFonts w:cs="Times New Roman"/>
-                <w:sz w:val="20"/>
-                <w:szCs w:val="20"/>
-              </w:rPr>
-              <w:t>(</w:t>
-            </w:r>
-            <w:proofErr w:type="spellStart"/>
-            <w:proofErr w:type="gramEnd"/>
-            <w:r>
-              <w:rPr>
-                <w:rFonts w:cs="Times New Roman"/>
-                <w:sz w:val="20"/>
-                <w:szCs w:val="20"/>
-              </w:rPr>
-              <w:t>Random</w:t>
-            </w:r>
-            <w:proofErr w:type="spellEnd"/>
-            <w:r>
-              <w:rPr>
-                <w:rFonts w:cs="Times New Roman"/>
-                <w:sz w:val="20"/>
-                <w:szCs w:val="20"/>
-              </w:rPr>
-              <w:t>)</w:t>
+              <w:t>+ FillRandomValues(Random)</w:t>
             </w:r>
           </w:p>
         </w:tc>
@@ -12192,7 +10456,6 @@
                 <w:szCs w:val="20"/>
               </w:rPr>
             </w:pPr>
-            <w:proofErr w:type="spellStart"/>
             <w:r>
               <w:rPr>
                 <w:rFonts w:cs="Times New Roman"/>
@@ -12201,7 +10464,6 @@
               </w:rPr>
               <w:t>void</w:t>
             </w:r>
-            <w:proofErr w:type="spellEnd"/>
           </w:p>
         </w:tc>
         <w:tc>
@@ -12254,35 +10516,7 @@
                 <w:sz w:val="20"/>
                 <w:szCs w:val="20"/>
               </w:rPr>
-              <w:t xml:space="preserve">+ </w:t>
-            </w:r>
-            <w:proofErr w:type="spellStart"/>
-            <w:proofErr w:type="gramStart"/>
-            <w:r>
-              <w:rPr>
-                <w:rFonts w:cs="Times New Roman"/>
-                <w:sz w:val="20"/>
-                <w:szCs w:val="20"/>
-              </w:rPr>
-              <w:t>CreateEmployee</w:t>
-            </w:r>
-            <w:proofErr w:type="spellEnd"/>
-            <w:r>
-              <w:rPr>
-                <w:rFonts w:cs="Times New Roman"/>
-                <w:sz w:val="20"/>
-                <w:szCs w:val="20"/>
-              </w:rPr>
-              <w:t>(</w:t>
-            </w:r>
-            <w:proofErr w:type="gramEnd"/>
-            <w:r>
-              <w:rPr>
-                <w:rFonts w:cs="Times New Roman"/>
-                <w:sz w:val="20"/>
-                <w:szCs w:val="20"/>
-              </w:rPr>
-              <w:t>)</w:t>
+              <w:t>+ CreateEmployee()</w:t>
             </w:r>
           </w:p>
         </w:tc>
@@ -12302,7 +10536,6 @@
                 <w:szCs w:val="20"/>
               </w:rPr>
             </w:pPr>
-            <w:proofErr w:type="spellStart"/>
             <w:r>
               <w:rPr>
                 <w:rFonts w:cs="Times New Roman"/>
@@ -12311,7 +10544,6 @@
               </w:rPr>
               <w:t>EmployeeBase</w:t>
             </w:r>
-            <w:proofErr w:type="spellEnd"/>
           </w:p>
         </w:tc>
         <w:tc>
@@ -12362,7 +10594,6 @@
       <w:r>
         <w:t xml:space="preserve">Описание класса </w:t>
       </w:r>
-      <w:proofErr w:type="spellStart"/>
       <w:r>
         <w:rPr>
           <w:i/>
@@ -12370,7 +10601,6 @@
         </w:rPr>
         <w:t>CommissionEmployeeParameterPanel</w:t>
       </w:r>
-      <w:proofErr w:type="spellEnd"/>
     </w:p>
     <w:tbl>
       <w:tblPr>
@@ -12641,18 +10871,8 @@
                 <w:sz w:val="20"/>
                 <w:szCs w:val="20"/>
               </w:rPr>
-              <w:t xml:space="preserve">− </w:t>
-            </w:r>
-            <w:proofErr w:type="spellStart"/>
-            <w:r>
-              <w:rPr>
-                <w:rFonts w:cs="Times New Roman"/>
-                <w:sz w:val="20"/>
-                <w:szCs w:val="20"/>
-              </w:rPr>
-              <w:t>baseSalaryLabel</w:t>
-            </w:r>
-            <w:proofErr w:type="spellEnd"/>
+              <w:t>− baseSalaryLabel</w:t>
+            </w:r>
           </w:p>
         </w:tc>
         <w:tc>
@@ -12733,18 +10953,8 @@
                 <w:sz w:val="20"/>
                 <w:szCs w:val="20"/>
               </w:rPr>
-              <w:t xml:space="preserve">− </w:t>
-            </w:r>
-            <w:proofErr w:type="spellStart"/>
-            <w:r>
-              <w:rPr>
-                <w:rFonts w:cs="Times New Roman"/>
-                <w:sz w:val="20"/>
-                <w:szCs w:val="20"/>
-              </w:rPr>
-              <w:t>baseSalaryTextBox</w:t>
-            </w:r>
-            <w:proofErr w:type="spellEnd"/>
+              <w:t>− baseSalaryTextBox</w:t>
+            </w:r>
           </w:p>
         </w:tc>
         <w:tc>
@@ -12763,7 +10973,6 @@
                 <w:szCs w:val="20"/>
               </w:rPr>
             </w:pPr>
-            <w:proofErr w:type="spellStart"/>
             <w:r>
               <w:rPr>
                 <w:rFonts w:cs="Times New Roman"/>
@@ -12772,7 +10981,6 @@
               </w:rPr>
               <w:t>TextBox</w:t>
             </w:r>
-            <w:proofErr w:type="spellEnd"/>
           </w:p>
         </w:tc>
         <w:tc>
@@ -12827,18 +11035,8 @@
                 <w:sz w:val="20"/>
                 <w:szCs w:val="20"/>
               </w:rPr>
-              <w:t xml:space="preserve">− </w:t>
-            </w:r>
-            <w:proofErr w:type="spellStart"/>
-            <w:r>
-              <w:rPr>
-                <w:rFonts w:cs="Times New Roman"/>
-                <w:sz w:val="20"/>
-                <w:szCs w:val="20"/>
-              </w:rPr>
-              <w:t>commissionRateLabel</w:t>
-            </w:r>
-            <w:proofErr w:type="spellEnd"/>
+              <w:t>− commissionRateLabel</w:t>
+            </w:r>
           </w:p>
         </w:tc>
         <w:tc>
@@ -12918,18 +11116,8 @@
                 <w:sz w:val="20"/>
                 <w:szCs w:val="20"/>
               </w:rPr>
-              <w:t xml:space="preserve">− </w:t>
-            </w:r>
-            <w:proofErr w:type="spellStart"/>
-            <w:r>
-              <w:rPr>
-                <w:rFonts w:cs="Times New Roman"/>
-                <w:sz w:val="20"/>
-                <w:szCs w:val="20"/>
-              </w:rPr>
-              <w:t>commissionRateTextBox</w:t>
-            </w:r>
-            <w:proofErr w:type="spellEnd"/>
+              <w:t>− commissionRateTextBox</w:t>
+            </w:r>
           </w:p>
         </w:tc>
         <w:tc>
@@ -12949,7 +11137,6 @@
                 <w:szCs w:val="20"/>
               </w:rPr>
             </w:pPr>
-            <w:proofErr w:type="spellStart"/>
             <w:r>
               <w:rPr>
                 <w:rFonts w:cs="Times New Roman"/>
@@ -12958,7 +11145,6 @@
               </w:rPr>
               <w:t>TextBox</w:t>
             </w:r>
-            <w:proofErr w:type="spellEnd"/>
           </w:p>
         </w:tc>
         <w:tc>
@@ -13013,18 +11199,8 @@
                 <w:sz w:val="20"/>
                 <w:szCs w:val="20"/>
               </w:rPr>
-              <w:t xml:space="preserve">− </w:t>
-            </w:r>
-            <w:proofErr w:type="spellStart"/>
-            <w:r>
-              <w:rPr>
-                <w:rFonts w:cs="Times New Roman"/>
-                <w:sz w:val="20"/>
-                <w:szCs w:val="20"/>
-              </w:rPr>
-              <w:t>bonusAmountLabel</w:t>
-            </w:r>
-            <w:proofErr w:type="spellEnd"/>
+              <w:t>− bonusAmountLabel</w:t>
+            </w:r>
           </w:p>
         </w:tc>
         <w:tc>
@@ -13105,18 +11281,8 @@
                 <w:sz w:val="20"/>
                 <w:szCs w:val="20"/>
               </w:rPr>
-              <w:t xml:space="preserve">− </w:t>
-            </w:r>
-            <w:proofErr w:type="spellStart"/>
-            <w:r>
-              <w:rPr>
-                <w:rFonts w:cs="Times New Roman"/>
-                <w:sz w:val="20"/>
-                <w:szCs w:val="20"/>
-              </w:rPr>
-              <w:t>bonusAmountTextBox</w:t>
-            </w:r>
-            <w:proofErr w:type="spellEnd"/>
+              <w:t>− bonusAmountTextBox</w:t>
+            </w:r>
           </w:p>
         </w:tc>
         <w:tc>
@@ -13135,7 +11301,6 @@
                 <w:szCs w:val="20"/>
               </w:rPr>
             </w:pPr>
-            <w:proofErr w:type="spellStart"/>
             <w:r>
               <w:rPr>
                 <w:rFonts w:cs="Times New Roman"/>
@@ -13144,7 +11309,6 @@
               </w:rPr>
               <w:t>TextBox</w:t>
             </w:r>
-            <w:proofErr w:type="spellEnd"/>
           </w:p>
         </w:tc>
         <w:tc>
@@ -13263,18 +11427,8 @@
                 <w:sz w:val="20"/>
                 <w:szCs w:val="20"/>
               </w:rPr>
-              <w:t xml:space="preserve">+ </w:t>
-            </w:r>
-            <w:proofErr w:type="spellStart"/>
-            <w:r>
-              <w:rPr>
-                <w:rFonts w:cs="Times New Roman"/>
-                <w:sz w:val="20"/>
-                <w:szCs w:val="20"/>
-              </w:rPr>
-              <w:t>MinRandomValue</w:t>
-            </w:r>
-            <w:proofErr w:type="spellEnd"/>
+              <w:t>+ MinRandomValue</w:t>
+            </w:r>
           </w:p>
         </w:tc>
         <w:tc>
@@ -13293,7 +11447,6 @@
                 <w:szCs w:val="20"/>
               </w:rPr>
             </w:pPr>
-            <w:proofErr w:type="spellStart"/>
             <w:r>
               <w:rPr>
                 <w:rFonts w:cs="Times New Roman"/>
@@ -13302,7 +11455,6 @@
               </w:rPr>
               <w:t>double</w:t>
             </w:r>
-            <w:proofErr w:type="spellEnd"/>
           </w:p>
         </w:tc>
         <w:tc>
@@ -13355,18 +11507,8 @@
                 <w:sz w:val="20"/>
                 <w:szCs w:val="20"/>
               </w:rPr>
-              <w:t xml:space="preserve">+ </w:t>
-            </w:r>
-            <w:proofErr w:type="spellStart"/>
-            <w:r>
-              <w:rPr>
-                <w:rFonts w:cs="Times New Roman"/>
-                <w:sz w:val="20"/>
-                <w:szCs w:val="20"/>
-              </w:rPr>
-              <w:t>MaxRandomValue</w:t>
-            </w:r>
-            <w:proofErr w:type="spellEnd"/>
+              <w:t>+ MaxRandomValue</w:t>
+            </w:r>
           </w:p>
         </w:tc>
         <w:tc>
@@ -13385,7 +11527,6 @@
                 <w:szCs w:val="20"/>
               </w:rPr>
             </w:pPr>
-            <w:proofErr w:type="spellStart"/>
             <w:r>
               <w:rPr>
                 <w:rFonts w:cs="Times New Roman"/>
@@ -13394,7 +11535,6 @@
               </w:rPr>
               <w:t>double</w:t>
             </w:r>
-            <w:proofErr w:type="spellEnd"/>
           </w:p>
         </w:tc>
         <w:tc>
@@ -13447,18 +11587,8 @@
                 <w:sz w:val="20"/>
                 <w:szCs w:val="20"/>
               </w:rPr>
-              <w:t xml:space="preserve">+ </w:t>
-            </w:r>
-            <w:proofErr w:type="spellStart"/>
-            <w:r>
-              <w:rPr>
-                <w:rFonts w:cs="Times New Roman"/>
-                <w:sz w:val="20"/>
-                <w:szCs w:val="20"/>
-              </w:rPr>
-              <w:t>PropertyNames</w:t>
-            </w:r>
-            <w:proofErr w:type="spellEnd"/>
+              <w:t>+ PropertyNames</w:t>
+            </w:r>
           </w:p>
         </w:tc>
         <w:tc>
@@ -13477,41 +11607,13 @@
                 <w:szCs w:val="20"/>
               </w:rPr>
             </w:pPr>
-            <w:proofErr w:type="spellStart"/>
-            <w:r>
-              <w:rPr>
-                <w:rFonts w:cs="Times New Roman"/>
-                <w:sz w:val="20"/>
-                <w:szCs w:val="20"/>
-              </w:rPr>
-              <w:t>IReadOnlyList</w:t>
-            </w:r>
-            <w:proofErr w:type="spellEnd"/>
-            <w:r>
-              <w:rPr>
-                <w:rFonts w:cs="Times New Roman"/>
-                <w:sz w:val="20"/>
-                <w:szCs w:val="20"/>
-              </w:rPr>
-              <w:t>&lt;</w:t>
-            </w:r>
-            <w:proofErr w:type="spellStart"/>
-            <w:r>
-              <w:rPr>
-                <w:rFonts w:cs="Times New Roman"/>
-                <w:sz w:val="20"/>
-                <w:szCs w:val="20"/>
-              </w:rPr>
-              <w:t>string</w:t>
-            </w:r>
-            <w:proofErr w:type="spellEnd"/>
-            <w:r>
-              <w:rPr>
-                <w:rFonts w:cs="Times New Roman"/>
-                <w:sz w:val="20"/>
-                <w:szCs w:val="20"/>
-              </w:rPr>
-              <w:t>&gt;</w:t>
+            <w:r>
+              <w:rPr>
+                <w:rFonts w:cs="Times New Roman"/>
+                <w:sz w:val="20"/>
+                <w:szCs w:val="20"/>
+              </w:rPr>
+              <w:t>IReadOnlyList&lt;string&gt;</w:t>
             </w:r>
           </w:p>
         </w:tc>
@@ -13564,67 +11666,7 @@
                 <w:szCs w:val="20"/>
                 <w:lang w:val="en-US"/>
               </w:rPr>
-              <w:t xml:space="preserve">: </w:t>
-            </w:r>
-            <w:proofErr w:type="spellStart"/>
-            <w:r>
-              <w:rPr>
-                <w:rFonts w:cs="Times New Roman"/>
-                <w:sz w:val="20"/>
-                <w:szCs w:val="20"/>
-                <w:lang w:val="en-US"/>
-              </w:rPr>
-              <w:t>BaseSalary</w:t>
-            </w:r>
-            <w:proofErr w:type="spellEnd"/>
-            <w:r>
-              <w:rPr>
-                <w:rFonts w:cs="Times New Roman"/>
-                <w:sz w:val="20"/>
-                <w:szCs w:val="20"/>
-                <w:lang w:val="en-US"/>
-              </w:rPr>
-              <w:t xml:space="preserve">, </w:t>
-            </w:r>
-            <w:proofErr w:type="spellStart"/>
-            <w:r>
-              <w:rPr>
-                <w:rFonts w:cs="Times New Roman"/>
-                <w:sz w:val="20"/>
-                <w:szCs w:val="20"/>
-                <w:lang w:val="en-US"/>
-              </w:rPr>
-              <w:t>CommissionRate</w:t>
-            </w:r>
-            <w:proofErr w:type="spellEnd"/>
-            <w:r>
-              <w:rPr>
-                <w:rFonts w:cs="Times New Roman"/>
-                <w:sz w:val="20"/>
-                <w:szCs w:val="20"/>
-                <w:lang w:val="en-US"/>
-              </w:rPr>
-              <w:t xml:space="preserve">, </w:t>
-            </w:r>
-            <w:proofErr w:type="spellStart"/>
-            <w:r>
-              <w:rPr>
-                <w:rFonts w:cs="Times New Roman"/>
-                <w:sz w:val="20"/>
-                <w:szCs w:val="20"/>
-                <w:lang w:val="en-US"/>
-              </w:rPr>
-              <w:t>BonusAmount</w:t>
-            </w:r>
-            <w:proofErr w:type="spellEnd"/>
-            <w:r>
-              <w:rPr>
-                <w:rFonts w:cs="Times New Roman"/>
-                <w:sz w:val="20"/>
-                <w:szCs w:val="20"/>
-                <w:lang w:val="en-US"/>
-              </w:rPr>
-              <w:t>.</w:t>
+              <w:t>: BaseSalary, CommissionRate, BonusAmount.</w:t>
             </w:r>
           </w:p>
         </w:tc>
@@ -13652,18 +11694,8 @@
                 <w:sz w:val="20"/>
                 <w:szCs w:val="20"/>
               </w:rPr>
-              <w:t xml:space="preserve">+ </w:t>
-            </w:r>
-            <w:proofErr w:type="spellStart"/>
-            <w:r>
-              <w:rPr>
-                <w:rFonts w:cs="Times New Roman"/>
-                <w:sz w:val="20"/>
-                <w:szCs w:val="20"/>
-              </w:rPr>
-              <w:t>BaseSalary</w:t>
-            </w:r>
-            <w:proofErr w:type="spellEnd"/>
+              <w:t>+ BaseSalary</w:t>
+            </w:r>
           </w:p>
         </w:tc>
         <w:tc>
@@ -13682,7 +11714,6 @@
                 <w:szCs w:val="20"/>
               </w:rPr>
             </w:pPr>
-            <w:proofErr w:type="spellStart"/>
             <w:r>
               <w:rPr>
                 <w:rFonts w:cs="Times New Roman"/>
@@ -13691,7 +11722,6 @@
               </w:rPr>
               <w:t>double</w:t>
             </w:r>
-            <w:proofErr w:type="spellEnd"/>
           </w:p>
         </w:tc>
         <w:tc>
@@ -13716,25 +11746,7 @@
                 <w:sz w:val="20"/>
                 <w:szCs w:val="20"/>
               </w:rPr>
-              <w:t xml:space="preserve">Базовая зарплата (из </w:t>
-            </w:r>
-            <w:proofErr w:type="spellStart"/>
-            <w:r>
-              <w:rPr>
-                <w:rFonts w:cs="Times New Roman"/>
-                <w:sz w:val="20"/>
-                <w:szCs w:val="20"/>
-              </w:rPr>
-              <w:t>TextBox</w:t>
-            </w:r>
-            <w:proofErr w:type="spellEnd"/>
-            <w:r>
-              <w:rPr>
-                <w:rFonts w:cs="Times New Roman"/>
-                <w:sz w:val="20"/>
-                <w:szCs w:val="20"/>
-              </w:rPr>
-              <w:t>).</w:t>
+              <w:t>Базовая зарплата (из TextBox).</w:t>
             </w:r>
           </w:p>
         </w:tc>
@@ -13762,18 +11774,8 @@
                 <w:sz w:val="20"/>
                 <w:szCs w:val="20"/>
               </w:rPr>
-              <w:t xml:space="preserve">+ </w:t>
-            </w:r>
-            <w:proofErr w:type="spellStart"/>
-            <w:r>
-              <w:rPr>
-                <w:rFonts w:cs="Times New Roman"/>
-                <w:sz w:val="20"/>
-                <w:szCs w:val="20"/>
-              </w:rPr>
-              <w:t>CommissionRate</w:t>
-            </w:r>
-            <w:proofErr w:type="spellEnd"/>
+              <w:t>+ CommissionRate</w:t>
+            </w:r>
           </w:p>
         </w:tc>
         <w:tc>
@@ -13792,7 +11794,6 @@
                 <w:szCs w:val="20"/>
               </w:rPr>
             </w:pPr>
-            <w:proofErr w:type="spellStart"/>
             <w:r>
               <w:rPr>
                 <w:rFonts w:cs="Times New Roman"/>
@@ -13801,7 +11802,6 @@
               </w:rPr>
               <w:t>double</w:t>
             </w:r>
-            <w:proofErr w:type="spellEnd"/>
           </w:p>
         </w:tc>
         <w:tc>
@@ -13826,25 +11826,7 @@
                 <w:sz w:val="20"/>
                 <w:szCs w:val="20"/>
               </w:rPr>
-              <w:t xml:space="preserve">Ставка премии в % (из </w:t>
-            </w:r>
-            <w:proofErr w:type="spellStart"/>
-            <w:r>
-              <w:rPr>
-                <w:rFonts w:cs="Times New Roman"/>
-                <w:sz w:val="20"/>
-                <w:szCs w:val="20"/>
-              </w:rPr>
-              <w:t>TextBox</w:t>
-            </w:r>
-            <w:proofErr w:type="spellEnd"/>
-            <w:r>
-              <w:rPr>
-                <w:rFonts w:cs="Times New Roman"/>
-                <w:sz w:val="20"/>
-                <w:szCs w:val="20"/>
-              </w:rPr>
-              <w:t>).</w:t>
+              <w:t>Ставка премии в % (из TextBox).</w:t>
             </w:r>
           </w:p>
         </w:tc>
@@ -13872,18 +11854,8 @@
                 <w:sz w:val="20"/>
                 <w:szCs w:val="20"/>
               </w:rPr>
-              <w:t xml:space="preserve">+ </w:t>
-            </w:r>
-            <w:proofErr w:type="spellStart"/>
-            <w:r>
-              <w:rPr>
-                <w:rFonts w:cs="Times New Roman"/>
-                <w:sz w:val="20"/>
-                <w:szCs w:val="20"/>
-              </w:rPr>
-              <w:t>BonusAmount</w:t>
-            </w:r>
-            <w:proofErr w:type="spellEnd"/>
+              <w:t>+ BonusAmount</w:t>
+            </w:r>
           </w:p>
         </w:tc>
         <w:tc>
@@ -13902,7 +11874,6 @@
                 <w:szCs w:val="20"/>
               </w:rPr>
             </w:pPr>
-            <w:proofErr w:type="spellStart"/>
             <w:r>
               <w:rPr>
                 <w:rFonts w:cs="Times New Roman"/>
@@ -13911,7 +11882,6 @@
               </w:rPr>
               <w:t>double</w:t>
             </w:r>
-            <w:proofErr w:type="spellEnd"/>
           </w:p>
         </w:tc>
         <w:tc>
@@ -13936,25 +11906,7 @@
                 <w:sz w:val="20"/>
                 <w:szCs w:val="20"/>
               </w:rPr>
-              <w:t xml:space="preserve">Сумма премии (из </w:t>
-            </w:r>
-            <w:proofErr w:type="spellStart"/>
-            <w:r>
-              <w:rPr>
-                <w:rFonts w:cs="Times New Roman"/>
-                <w:sz w:val="20"/>
-                <w:szCs w:val="20"/>
-              </w:rPr>
-              <w:t>TextBox</w:t>
-            </w:r>
-            <w:proofErr w:type="spellEnd"/>
-            <w:r>
-              <w:rPr>
-                <w:rFonts w:cs="Times New Roman"/>
-                <w:sz w:val="20"/>
-                <w:szCs w:val="20"/>
-              </w:rPr>
-              <w:t>).</w:t>
+              <w:t>Сумма премии (из TextBox).</w:t>
             </w:r>
           </w:p>
         </w:tc>
@@ -14048,35 +12000,7 @@
                 <w:sz w:val="20"/>
                 <w:szCs w:val="20"/>
               </w:rPr>
-              <w:t xml:space="preserve">+ </w:t>
-            </w:r>
-            <w:proofErr w:type="spellStart"/>
-            <w:proofErr w:type="gramStart"/>
-            <w:r>
-              <w:rPr>
-                <w:rFonts w:cs="Times New Roman"/>
-                <w:sz w:val="20"/>
-                <w:szCs w:val="20"/>
-              </w:rPr>
-              <w:t>ClearValues</w:t>
-            </w:r>
-            <w:proofErr w:type="spellEnd"/>
-            <w:r>
-              <w:rPr>
-                <w:rFonts w:cs="Times New Roman"/>
-                <w:sz w:val="20"/>
-                <w:szCs w:val="20"/>
-              </w:rPr>
-              <w:t>(</w:t>
-            </w:r>
-            <w:proofErr w:type="gramEnd"/>
-            <w:r>
-              <w:rPr>
-                <w:rFonts w:cs="Times New Roman"/>
-                <w:sz w:val="20"/>
-                <w:szCs w:val="20"/>
-              </w:rPr>
-              <w:t>)</w:t>
+              <w:t>+ ClearValues()</w:t>
             </w:r>
           </w:p>
         </w:tc>
@@ -14096,7 +12020,6 @@
                 <w:szCs w:val="20"/>
               </w:rPr>
             </w:pPr>
-            <w:proofErr w:type="spellStart"/>
             <w:r>
               <w:rPr>
                 <w:rFonts w:cs="Times New Roman"/>
@@ -14105,7 +12028,6 @@
               </w:rPr>
               <w:t>void</w:t>
             </w:r>
-            <w:proofErr w:type="spellEnd"/>
           </w:p>
         </w:tc>
         <w:tc>
@@ -14158,45 +12080,7 @@
                 <w:sz w:val="20"/>
                 <w:szCs w:val="20"/>
               </w:rPr>
-              <w:t xml:space="preserve">+ </w:t>
-            </w:r>
-            <w:proofErr w:type="spellStart"/>
-            <w:proofErr w:type="gramStart"/>
-            <w:r>
-              <w:rPr>
-                <w:rFonts w:cs="Times New Roman"/>
-                <w:sz w:val="20"/>
-                <w:szCs w:val="20"/>
-              </w:rPr>
-              <w:t>FillRandomValues</w:t>
-            </w:r>
-            <w:proofErr w:type="spellEnd"/>
-            <w:r>
-              <w:rPr>
-                <w:rFonts w:cs="Times New Roman"/>
-                <w:sz w:val="20"/>
-                <w:szCs w:val="20"/>
-              </w:rPr>
-              <w:t>(</w:t>
-            </w:r>
-            <w:proofErr w:type="spellStart"/>
-            <w:proofErr w:type="gramEnd"/>
-            <w:r>
-              <w:rPr>
-                <w:rFonts w:cs="Times New Roman"/>
-                <w:sz w:val="20"/>
-                <w:szCs w:val="20"/>
-              </w:rPr>
-              <w:t>Random</w:t>
-            </w:r>
-            <w:proofErr w:type="spellEnd"/>
-            <w:r>
-              <w:rPr>
-                <w:rFonts w:cs="Times New Roman"/>
-                <w:sz w:val="20"/>
-                <w:szCs w:val="20"/>
-              </w:rPr>
-              <w:t>)</w:t>
+              <w:t>+ FillRandomValues(Random)</w:t>
             </w:r>
           </w:p>
         </w:tc>
@@ -14216,7 +12100,6 @@
                 <w:szCs w:val="20"/>
               </w:rPr>
             </w:pPr>
-            <w:proofErr w:type="spellStart"/>
             <w:r>
               <w:rPr>
                 <w:rFonts w:cs="Times New Roman"/>
@@ -14225,7 +12108,6 @@
               </w:rPr>
               <w:t>void</w:t>
             </w:r>
-            <w:proofErr w:type="spellEnd"/>
           </w:p>
         </w:tc>
         <w:tc>
@@ -14278,35 +12160,7 @@
                 <w:sz w:val="20"/>
                 <w:szCs w:val="20"/>
               </w:rPr>
-              <w:t xml:space="preserve">+ </w:t>
-            </w:r>
-            <w:proofErr w:type="spellStart"/>
-            <w:proofErr w:type="gramStart"/>
-            <w:r>
-              <w:rPr>
-                <w:rFonts w:cs="Times New Roman"/>
-                <w:sz w:val="20"/>
-                <w:szCs w:val="20"/>
-              </w:rPr>
-              <w:t>CreateEmployee</w:t>
-            </w:r>
-            <w:proofErr w:type="spellEnd"/>
-            <w:r>
-              <w:rPr>
-                <w:rFonts w:cs="Times New Roman"/>
-                <w:sz w:val="20"/>
-                <w:szCs w:val="20"/>
-              </w:rPr>
-              <w:t>(</w:t>
-            </w:r>
-            <w:proofErr w:type="gramEnd"/>
-            <w:r>
-              <w:rPr>
-                <w:rFonts w:cs="Times New Roman"/>
-                <w:sz w:val="20"/>
-                <w:szCs w:val="20"/>
-              </w:rPr>
-              <w:t>)</w:t>
+              <w:t>+ CreateEmployee()</w:t>
             </w:r>
           </w:p>
         </w:tc>
@@ -14326,7 +12180,6 @@
                 <w:szCs w:val="20"/>
               </w:rPr>
             </w:pPr>
-            <w:proofErr w:type="spellStart"/>
             <w:r>
               <w:rPr>
                 <w:rFonts w:cs="Times New Roman"/>
@@ -14335,7 +12188,6 @@
               </w:rPr>
               <w:t>EmployeeBase</w:t>
             </w:r>
-            <w:proofErr w:type="spellEnd"/>
           </w:p>
         </w:tc>
         <w:tc>
@@ -14360,25 +12212,7 @@
                 <w:sz w:val="20"/>
                 <w:szCs w:val="20"/>
               </w:rPr>
-              <w:t xml:space="preserve">Создаёт </w:t>
-            </w:r>
-            <w:proofErr w:type="spellStart"/>
-            <w:r>
-              <w:rPr>
-                <w:rFonts w:cs="Times New Roman"/>
-                <w:sz w:val="20"/>
-                <w:szCs w:val="20"/>
-              </w:rPr>
-              <w:t>CommissionEmployee</w:t>
-            </w:r>
-            <w:proofErr w:type="spellEnd"/>
-            <w:r>
-              <w:rPr>
-                <w:rFonts w:cs="Times New Roman"/>
-                <w:sz w:val="20"/>
-                <w:szCs w:val="20"/>
-              </w:rPr>
-              <w:t>.</w:t>
+              <w:t>Создаёт CommissionEmployee.</w:t>
             </w:r>
           </w:p>
         </w:tc>
@@ -14404,7 +12238,6 @@
       <w:r>
         <w:t xml:space="preserve">Описание класса </w:t>
       </w:r>
-      <w:proofErr w:type="spellStart"/>
       <w:r>
         <w:rPr>
           <w:i/>
@@ -14412,7 +12245,6 @@
         </w:rPr>
         <w:t>HourlyEmployeeParameterPanel</w:t>
       </w:r>
-      <w:proofErr w:type="spellEnd"/>
     </w:p>
     <w:tbl>
       <w:tblPr>
@@ -14683,18 +12515,8 @@
                 <w:sz w:val="20"/>
                 <w:szCs w:val="20"/>
               </w:rPr>
-              <w:t xml:space="preserve">− </w:t>
-            </w:r>
-            <w:proofErr w:type="spellStart"/>
-            <w:r>
-              <w:rPr>
-                <w:rFonts w:cs="Times New Roman"/>
-                <w:sz w:val="20"/>
-                <w:szCs w:val="20"/>
-              </w:rPr>
-              <w:t>hourlyRateLabel</w:t>
-            </w:r>
-            <w:proofErr w:type="spellEnd"/>
+              <w:t>− hourlyRateLabel</w:t>
+            </w:r>
           </w:p>
         </w:tc>
         <w:tc>
@@ -14775,18 +12597,8 @@
                 <w:sz w:val="20"/>
                 <w:szCs w:val="20"/>
               </w:rPr>
-              <w:t xml:space="preserve">− </w:t>
-            </w:r>
-            <w:proofErr w:type="spellStart"/>
-            <w:r>
-              <w:rPr>
-                <w:rFonts w:cs="Times New Roman"/>
-                <w:sz w:val="20"/>
-                <w:szCs w:val="20"/>
-              </w:rPr>
-              <w:t>hourlyRateTextBox</w:t>
-            </w:r>
-            <w:proofErr w:type="spellEnd"/>
+              <w:t>− hourlyRateTextBox</w:t>
+            </w:r>
           </w:p>
         </w:tc>
         <w:tc>
@@ -14805,7 +12617,6 @@
                 <w:szCs w:val="20"/>
               </w:rPr>
             </w:pPr>
-            <w:proofErr w:type="spellStart"/>
             <w:r>
               <w:rPr>
                 <w:rFonts w:cs="Times New Roman"/>
@@ -14814,7 +12625,6 @@
               </w:rPr>
               <w:t>TextBox</w:t>
             </w:r>
-            <w:proofErr w:type="spellEnd"/>
           </w:p>
         </w:tc>
         <w:tc>
@@ -14869,18 +12679,8 @@
                 <w:sz w:val="20"/>
                 <w:szCs w:val="20"/>
               </w:rPr>
-              <w:t xml:space="preserve">− </w:t>
-            </w:r>
-            <w:proofErr w:type="spellStart"/>
-            <w:r>
-              <w:rPr>
-                <w:rFonts w:cs="Times New Roman"/>
-                <w:sz w:val="20"/>
-                <w:szCs w:val="20"/>
-              </w:rPr>
-              <w:t>hoursWorkedLabel</w:t>
-            </w:r>
-            <w:proofErr w:type="spellEnd"/>
+              <w:t>− hoursWorkedLabel</w:t>
+            </w:r>
           </w:p>
         </w:tc>
         <w:tc>
@@ -14961,18 +12761,8 @@
                 <w:szCs w:val="20"/>
               </w:rPr>
               <w:lastRenderedPageBreak/>
-              <w:t xml:space="preserve">− </w:t>
-            </w:r>
-            <w:proofErr w:type="spellStart"/>
-            <w:r>
-              <w:rPr>
-                <w:rFonts w:cs="Times New Roman"/>
-                <w:sz w:val="20"/>
-                <w:szCs w:val="20"/>
-              </w:rPr>
-              <w:t>hoursWorkedTextBox</w:t>
-            </w:r>
-            <w:proofErr w:type="spellEnd"/>
+              <w:t>− hoursWorkedTextBox</w:t>
+            </w:r>
           </w:p>
         </w:tc>
         <w:tc>
@@ -14992,7 +12782,6 @@
                 <w:szCs w:val="20"/>
               </w:rPr>
             </w:pPr>
-            <w:proofErr w:type="spellStart"/>
             <w:r>
               <w:rPr>
                 <w:rFonts w:cs="Times New Roman"/>
@@ -15001,7 +12790,6 @@
               </w:rPr>
               <w:t>TextBox</w:t>
             </w:r>
-            <w:proofErr w:type="spellEnd"/>
           </w:p>
         </w:tc>
         <w:tc>
@@ -15124,18 +12912,8 @@
                 <w:sz w:val="20"/>
                 <w:szCs w:val="20"/>
               </w:rPr>
-              <w:t xml:space="preserve">+ </w:t>
-            </w:r>
-            <w:proofErr w:type="spellStart"/>
-            <w:r>
-              <w:rPr>
-                <w:rFonts w:cs="Times New Roman"/>
-                <w:sz w:val="20"/>
-                <w:szCs w:val="20"/>
-              </w:rPr>
-              <w:t>MinRandomValue</w:t>
-            </w:r>
-            <w:proofErr w:type="spellEnd"/>
+              <w:t>+ MinRandomValue</w:t>
+            </w:r>
           </w:p>
         </w:tc>
         <w:tc>
@@ -15154,7 +12932,6 @@
                 <w:szCs w:val="20"/>
               </w:rPr>
             </w:pPr>
-            <w:proofErr w:type="spellStart"/>
             <w:r>
               <w:rPr>
                 <w:rFonts w:cs="Times New Roman"/>
@@ -15163,7 +12940,6 @@
               </w:rPr>
               <w:t>double</w:t>
             </w:r>
-            <w:proofErr w:type="spellEnd"/>
           </w:p>
         </w:tc>
         <w:tc>
@@ -15216,18 +12992,8 @@
                 <w:sz w:val="20"/>
                 <w:szCs w:val="20"/>
               </w:rPr>
-              <w:t xml:space="preserve">+ </w:t>
-            </w:r>
-            <w:proofErr w:type="spellStart"/>
-            <w:r>
-              <w:rPr>
-                <w:rFonts w:cs="Times New Roman"/>
-                <w:sz w:val="20"/>
-                <w:szCs w:val="20"/>
-              </w:rPr>
-              <w:t>MaxRandomValue</w:t>
-            </w:r>
-            <w:proofErr w:type="spellEnd"/>
+              <w:t>+ MaxRandomValue</w:t>
+            </w:r>
           </w:p>
         </w:tc>
         <w:tc>
@@ -15246,7 +13012,6 @@
                 <w:szCs w:val="20"/>
               </w:rPr>
             </w:pPr>
-            <w:proofErr w:type="spellStart"/>
             <w:r>
               <w:rPr>
                 <w:rFonts w:cs="Times New Roman"/>
@@ -15255,7 +13020,6 @@
               </w:rPr>
               <w:t>double</w:t>
             </w:r>
-            <w:proofErr w:type="spellEnd"/>
           </w:p>
         </w:tc>
         <w:tc>
@@ -15308,18 +13072,8 @@
                 <w:sz w:val="20"/>
                 <w:szCs w:val="20"/>
               </w:rPr>
-              <w:t xml:space="preserve">+ </w:t>
-            </w:r>
-            <w:proofErr w:type="spellStart"/>
-            <w:r>
-              <w:rPr>
-                <w:rFonts w:cs="Times New Roman"/>
-                <w:sz w:val="20"/>
-                <w:szCs w:val="20"/>
-              </w:rPr>
-              <w:t>PropertyNames</w:t>
-            </w:r>
-            <w:proofErr w:type="spellEnd"/>
+              <w:t>+ PropertyNames</w:t>
+            </w:r>
           </w:p>
         </w:tc>
         <w:tc>
@@ -15338,41 +13092,13 @@
                 <w:szCs w:val="20"/>
               </w:rPr>
             </w:pPr>
-            <w:proofErr w:type="spellStart"/>
-            <w:r>
-              <w:rPr>
-                <w:rFonts w:cs="Times New Roman"/>
-                <w:sz w:val="20"/>
-                <w:szCs w:val="20"/>
-              </w:rPr>
-              <w:t>IReadOnlyList</w:t>
-            </w:r>
-            <w:proofErr w:type="spellEnd"/>
-            <w:r>
-              <w:rPr>
-                <w:rFonts w:cs="Times New Roman"/>
-                <w:sz w:val="20"/>
-                <w:szCs w:val="20"/>
-              </w:rPr>
-              <w:t>&lt;</w:t>
-            </w:r>
-            <w:proofErr w:type="spellStart"/>
-            <w:r>
-              <w:rPr>
-                <w:rFonts w:cs="Times New Roman"/>
-                <w:sz w:val="20"/>
-                <w:szCs w:val="20"/>
-              </w:rPr>
-              <w:t>string</w:t>
-            </w:r>
-            <w:proofErr w:type="spellEnd"/>
-            <w:r>
-              <w:rPr>
-                <w:rFonts w:cs="Times New Roman"/>
-                <w:sz w:val="20"/>
-                <w:szCs w:val="20"/>
-              </w:rPr>
-              <w:t>&gt;</w:t>
+            <w:r>
+              <w:rPr>
+                <w:rFonts w:cs="Times New Roman"/>
+                <w:sz w:val="20"/>
+                <w:szCs w:val="20"/>
+              </w:rPr>
+              <w:t>IReadOnlyList&lt;string&gt;</w:t>
             </w:r>
           </w:p>
         </w:tc>
@@ -15398,43 +13124,7 @@
                 <w:sz w:val="20"/>
                 <w:szCs w:val="20"/>
               </w:rPr>
-              <w:t xml:space="preserve">Имена свойств: </w:t>
-            </w:r>
-            <w:proofErr w:type="spellStart"/>
-            <w:r>
-              <w:rPr>
-                <w:rFonts w:cs="Times New Roman"/>
-                <w:sz w:val="20"/>
-                <w:szCs w:val="20"/>
-              </w:rPr>
-              <w:t>HourlyRate</w:t>
-            </w:r>
-            <w:proofErr w:type="spellEnd"/>
-            <w:r>
-              <w:rPr>
-                <w:rFonts w:cs="Times New Roman"/>
-                <w:sz w:val="20"/>
-                <w:szCs w:val="20"/>
-              </w:rPr>
-              <w:t xml:space="preserve">, </w:t>
-            </w:r>
-            <w:proofErr w:type="spellStart"/>
-            <w:r>
-              <w:rPr>
-                <w:rFonts w:cs="Times New Roman"/>
-                <w:sz w:val="20"/>
-                <w:szCs w:val="20"/>
-              </w:rPr>
-              <w:t>HoursWorked</w:t>
-            </w:r>
-            <w:proofErr w:type="spellEnd"/>
-            <w:r>
-              <w:rPr>
-                <w:rFonts w:cs="Times New Roman"/>
-                <w:sz w:val="20"/>
-                <w:szCs w:val="20"/>
-              </w:rPr>
-              <w:t>.</w:t>
+              <w:t>Имена свойств: HourlyRate, HoursWorked.</w:t>
             </w:r>
           </w:p>
         </w:tc>
@@ -15462,18 +13152,8 @@
                 <w:sz w:val="20"/>
                 <w:szCs w:val="20"/>
               </w:rPr>
-              <w:t xml:space="preserve">+ </w:t>
-            </w:r>
-            <w:proofErr w:type="spellStart"/>
-            <w:r>
-              <w:rPr>
-                <w:rFonts w:cs="Times New Roman"/>
-                <w:sz w:val="20"/>
-                <w:szCs w:val="20"/>
-              </w:rPr>
-              <w:t>HourlyRate</w:t>
-            </w:r>
-            <w:proofErr w:type="spellEnd"/>
+              <w:t>+ HourlyRate</w:t>
+            </w:r>
           </w:p>
         </w:tc>
         <w:tc>
@@ -15492,7 +13172,6 @@
                 <w:szCs w:val="20"/>
               </w:rPr>
             </w:pPr>
-            <w:proofErr w:type="spellStart"/>
             <w:r>
               <w:rPr>
                 <w:rFonts w:cs="Times New Roman"/>
@@ -15501,7 +13180,6 @@
               </w:rPr>
               <w:t>double</w:t>
             </w:r>
-            <w:proofErr w:type="spellEnd"/>
           </w:p>
         </w:tc>
         <w:tc>
@@ -15526,25 +13204,7 @@
                 <w:sz w:val="20"/>
                 <w:szCs w:val="20"/>
               </w:rPr>
-              <w:t xml:space="preserve">Почасовая ставка (из </w:t>
-            </w:r>
-            <w:proofErr w:type="spellStart"/>
-            <w:r>
-              <w:rPr>
-                <w:rFonts w:cs="Times New Roman"/>
-                <w:sz w:val="20"/>
-                <w:szCs w:val="20"/>
-              </w:rPr>
-              <w:t>TextBox</w:t>
-            </w:r>
-            <w:proofErr w:type="spellEnd"/>
-            <w:r>
-              <w:rPr>
-                <w:rFonts w:cs="Times New Roman"/>
-                <w:sz w:val="20"/>
-                <w:szCs w:val="20"/>
-              </w:rPr>
-              <w:t>).</w:t>
+              <w:t>Почасовая ставка (из TextBox).</w:t>
             </w:r>
           </w:p>
         </w:tc>
@@ -15572,18 +13232,8 @@
                 <w:sz w:val="20"/>
                 <w:szCs w:val="20"/>
               </w:rPr>
-              <w:t xml:space="preserve">+ </w:t>
-            </w:r>
-            <w:proofErr w:type="spellStart"/>
-            <w:r>
-              <w:rPr>
-                <w:rFonts w:cs="Times New Roman"/>
-                <w:sz w:val="20"/>
-                <w:szCs w:val="20"/>
-              </w:rPr>
-              <w:t>HoursWorked</w:t>
-            </w:r>
-            <w:proofErr w:type="spellEnd"/>
+              <w:t>+ HoursWorked</w:t>
+            </w:r>
           </w:p>
         </w:tc>
         <w:tc>
@@ -15602,7 +13252,6 @@
                 <w:szCs w:val="20"/>
               </w:rPr>
             </w:pPr>
-            <w:proofErr w:type="spellStart"/>
             <w:r>
               <w:rPr>
                 <w:rFonts w:cs="Times New Roman"/>
@@ -15611,7 +13260,6 @@
               </w:rPr>
               <w:t>double</w:t>
             </w:r>
-            <w:proofErr w:type="spellEnd"/>
           </w:p>
         </w:tc>
         <w:tc>
@@ -15637,25 +13285,7 @@
                 <w:sz w:val="20"/>
                 <w:szCs w:val="20"/>
               </w:rPr>
-              <w:t xml:space="preserve">Отработанные часы (из </w:t>
-            </w:r>
-            <w:proofErr w:type="spellStart"/>
-            <w:r>
-              <w:rPr>
-                <w:rFonts w:cs="Times New Roman"/>
-                <w:sz w:val="20"/>
-                <w:szCs w:val="20"/>
-              </w:rPr>
-              <w:t>TextBox</w:t>
-            </w:r>
-            <w:proofErr w:type="spellEnd"/>
-            <w:r>
-              <w:rPr>
-                <w:rFonts w:cs="Times New Roman"/>
-                <w:sz w:val="20"/>
-                <w:szCs w:val="20"/>
-              </w:rPr>
-              <w:t>).</w:t>
+              <w:t>Отработанные часы (из TextBox).</w:t>
             </w:r>
           </w:p>
         </w:tc>
@@ -15749,35 +13379,7 @@
                 <w:sz w:val="20"/>
                 <w:szCs w:val="20"/>
               </w:rPr>
-              <w:t xml:space="preserve">+ </w:t>
-            </w:r>
-            <w:proofErr w:type="spellStart"/>
-            <w:proofErr w:type="gramStart"/>
-            <w:r>
-              <w:rPr>
-                <w:rFonts w:cs="Times New Roman"/>
-                <w:sz w:val="20"/>
-                <w:szCs w:val="20"/>
-              </w:rPr>
-              <w:t>ClearValues</w:t>
-            </w:r>
-            <w:proofErr w:type="spellEnd"/>
-            <w:r>
-              <w:rPr>
-                <w:rFonts w:cs="Times New Roman"/>
-                <w:sz w:val="20"/>
-                <w:szCs w:val="20"/>
-              </w:rPr>
-              <w:t>(</w:t>
-            </w:r>
-            <w:proofErr w:type="gramEnd"/>
-            <w:r>
-              <w:rPr>
-                <w:rFonts w:cs="Times New Roman"/>
-                <w:sz w:val="20"/>
-                <w:szCs w:val="20"/>
-              </w:rPr>
-              <w:t>)</w:t>
+              <w:t>+ ClearValues()</w:t>
             </w:r>
           </w:p>
         </w:tc>
@@ -15797,7 +13399,6 @@
                 <w:szCs w:val="20"/>
               </w:rPr>
             </w:pPr>
-            <w:proofErr w:type="spellStart"/>
             <w:r>
               <w:rPr>
                 <w:rFonts w:cs="Times New Roman"/>
@@ -15806,7 +13407,6 @@
               </w:rPr>
               <w:t>void</w:t>
             </w:r>
-            <w:proofErr w:type="spellEnd"/>
           </w:p>
         </w:tc>
         <w:tc>
@@ -15859,45 +13459,7 @@
                 <w:sz w:val="20"/>
                 <w:szCs w:val="20"/>
               </w:rPr>
-              <w:t xml:space="preserve">+ </w:t>
-            </w:r>
-            <w:proofErr w:type="spellStart"/>
-            <w:proofErr w:type="gramStart"/>
-            <w:r>
-              <w:rPr>
-                <w:rFonts w:cs="Times New Roman"/>
-                <w:sz w:val="20"/>
-                <w:szCs w:val="20"/>
-              </w:rPr>
-              <w:t>FillRandomValues</w:t>
-            </w:r>
-            <w:proofErr w:type="spellEnd"/>
-            <w:r>
-              <w:rPr>
-                <w:rFonts w:cs="Times New Roman"/>
-                <w:sz w:val="20"/>
-                <w:szCs w:val="20"/>
-              </w:rPr>
-              <w:t>(</w:t>
-            </w:r>
-            <w:proofErr w:type="spellStart"/>
-            <w:proofErr w:type="gramEnd"/>
-            <w:r>
-              <w:rPr>
-                <w:rFonts w:cs="Times New Roman"/>
-                <w:sz w:val="20"/>
-                <w:szCs w:val="20"/>
-              </w:rPr>
-              <w:t>Random</w:t>
-            </w:r>
-            <w:proofErr w:type="spellEnd"/>
-            <w:r>
-              <w:rPr>
-                <w:rFonts w:cs="Times New Roman"/>
-                <w:sz w:val="20"/>
-                <w:szCs w:val="20"/>
-              </w:rPr>
-              <w:t>)</w:t>
+              <w:t>+ FillRandomValues(Random)</w:t>
             </w:r>
           </w:p>
         </w:tc>
@@ -15917,7 +13479,6 @@
                 <w:szCs w:val="20"/>
               </w:rPr>
             </w:pPr>
-            <w:proofErr w:type="spellStart"/>
             <w:r>
               <w:rPr>
                 <w:rFonts w:cs="Times New Roman"/>
@@ -15926,7 +13487,6 @@
               </w:rPr>
               <w:t>void</w:t>
             </w:r>
-            <w:proofErr w:type="spellEnd"/>
           </w:p>
         </w:tc>
         <w:tc>
@@ -15979,35 +13539,7 @@
                 <w:sz w:val="20"/>
                 <w:szCs w:val="20"/>
               </w:rPr>
-              <w:t xml:space="preserve">+ </w:t>
-            </w:r>
-            <w:proofErr w:type="spellStart"/>
-            <w:proofErr w:type="gramStart"/>
-            <w:r>
-              <w:rPr>
-                <w:rFonts w:cs="Times New Roman"/>
-                <w:sz w:val="20"/>
-                <w:szCs w:val="20"/>
-              </w:rPr>
-              <w:t>CreateEmployee</w:t>
-            </w:r>
-            <w:proofErr w:type="spellEnd"/>
-            <w:r>
-              <w:rPr>
-                <w:rFonts w:cs="Times New Roman"/>
-                <w:sz w:val="20"/>
-                <w:szCs w:val="20"/>
-              </w:rPr>
-              <w:t>(</w:t>
-            </w:r>
-            <w:proofErr w:type="gramEnd"/>
-            <w:r>
-              <w:rPr>
-                <w:rFonts w:cs="Times New Roman"/>
-                <w:sz w:val="20"/>
-                <w:szCs w:val="20"/>
-              </w:rPr>
-              <w:t>)</w:t>
+              <w:t>+ CreateEmployee()</w:t>
             </w:r>
           </w:p>
         </w:tc>
@@ -16027,7 +13559,6 @@
                 <w:szCs w:val="20"/>
               </w:rPr>
             </w:pPr>
-            <w:proofErr w:type="spellStart"/>
             <w:r>
               <w:rPr>
                 <w:rFonts w:cs="Times New Roman"/>
@@ -16036,7 +13567,6 @@
               </w:rPr>
               <w:t>EmployeeBase</w:t>
             </w:r>
-            <w:proofErr w:type="spellEnd"/>
           </w:p>
         </w:tc>
         <w:tc>
@@ -16061,25 +13591,7 @@
                 <w:sz w:val="20"/>
                 <w:szCs w:val="20"/>
               </w:rPr>
-              <w:t xml:space="preserve">Создаёт </w:t>
-            </w:r>
-            <w:proofErr w:type="spellStart"/>
-            <w:r>
-              <w:rPr>
-                <w:rFonts w:cs="Times New Roman"/>
-                <w:sz w:val="20"/>
-                <w:szCs w:val="20"/>
-              </w:rPr>
-              <w:t>HourlyEmployee</w:t>
-            </w:r>
-            <w:proofErr w:type="spellEnd"/>
-            <w:r>
-              <w:rPr>
-                <w:rFonts w:cs="Times New Roman"/>
-                <w:sz w:val="20"/>
-                <w:szCs w:val="20"/>
-              </w:rPr>
-              <w:t>.</w:t>
+              <w:t>Создаёт HourlyEmployee.</w:t>
             </w:r>
           </w:p>
         </w:tc>
@@ -16105,7 +13617,6 @@
       <w:r>
         <w:t xml:space="preserve">Описание класса </w:t>
       </w:r>
-      <w:proofErr w:type="spellStart"/>
       <w:r>
         <w:rPr>
           <w:i/>
@@ -16113,7 +13624,6 @@
         </w:rPr>
         <w:t>SalariedEmployeeParameterPanel</w:t>
       </w:r>
-      <w:proofErr w:type="spellEnd"/>
     </w:p>
     <w:tbl>
       <w:tblPr>
@@ -16384,18 +13894,8 @@
                 <w:sz w:val="20"/>
                 <w:szCs w:val="20"/>
               </w:rPr>
-              <w:t xml:space="preserve">+ </w:t>
-            </w:r>
-            <w:proofErr w:type="spellStart"/>
-            <w:r>
-              <w:rPr>
-                <w:rFonts w:cs="Times New Roman"/>
-                <w:sz w:val="20"/>
-                <w:szCs w:val="20"/>
-              </w:rPr>
-              <w:t>MinRandomValue</w:t>
-            </w:r>
-            <w:proofErr w:type="spellEnd"/>
+              <w:t>+ MinRandomValue</w:t>
+            </w:r>
           </w:p>
         </w:tc>
         <w:tc>
@@ -16414,7 +13914,6 @@
                 <w:szCs w:val="20"/>
               </w:rPr>
             </w:pPr>
-            <w:proofErr w:type="spellStart"/>
             <w:r>
               <w:rPr>
                 <w:rFonts w:cs="Times New Roman"/>
@@ -16423,7 +13922,6 @@
               </w:rPr>
               <w:t>double</w:t>
             </w:r>
-            <w:proofErr w:type="spellEnd"/>
           </w:p>
         </w:tc>
         <w:tc>
@@ -16478,18 +13976,8 @@
                 <w:sz w:val="20"/>
                 <w:szCs w:val="20"/>
               </w:rPr>
-              <w:t xml:space="preserve">+ </w:t>
-            </w:r>
-            <w:proofErr w:type="spellStart"/>
-            <w:r>
-              <w:rPr>
-                <w:rFonts w:cs="Times New Roman"/>
-                <w:sz w:val="20"/>
-                <w:szCs w:val="20"/>
-              </w:rPr>
-              <w:t>MaxRandomValue</w:t>
-            </w:r>
-            <w:proofErr w:type="spellEnd"/>
+              <w:t>+ MaxRandomValue</w:t>
+            </w:r>
           </w:p>
         </w:tc>
         <w:tc>
@@ -16508,7 +13996,6 @@
                 <w:szCs w:val="20"/>
               </w:rPr>
             </w:pPr>
-            <w:proofErr w:type="spellStart"/>
             <w:r>
               <w:rPr>
                 <w:rFonts w:cs="Times New Roman"/>
@@ -16517,7 +14004,6 @@
               </w:rPr>
               <w:t>double</w:t>
             </w:r>
-            <w:proofErr w:type="spellEnd"/>
           </w:p>
         </w:tc>
         <w:tc>
@@ -16639,35 +14125,7 @@
                 <w:sz w:val="20"/>
                 <w:szCs w:val="20"/>
               </w:rPr>
-              <w:t xml:space="preserve">+ </w:t>
-            </w:r>
-            <w:proofErr w:type="spellStart"/>
-            <w:proofErr w:type="gramStart"/>
-            <w:r>
-              <w:rPr>
-                <w:rFonts w:cs="Times New Roman"/>
-                <w:sz w:val="20"/>
-                <w:szCs w:val="20"/>
-              </w:rPr>
-              <w:t>ClearValues</w:t>
-            </w:r>
-            <w:proofErr w:type="spellEnd"/>
-            <w:r>
-              <w:rPr>
-                <w:rFonts w:cs="Times New Roman"/>
-                <w:sz w:val="20"/>
-                <w:szCs w:val="20"/>
-              </w:rPr>
-              <w:t>(</w:t>
-            </w:r>
-            <w:proofErr w:type="gramEnd"/>
-            <w:r>
-              <w:rPr>
-                <w:rFonts w:cs="Times New Roman"/>
-                <w:sz w:val="20"/>
-                <w:szCs w:val="20"/>
-              </w:rPr>
-              <w:t>)</w:t>
+              <w:t>+ ClearValues()</w:t>
             </w:r>
           </w:p>
         </w:tc>
@@ -16688,7 +14146,6 @@
                 <w:szCs w:val="20"/>
               </w:rPr>
             </w:pPr>
-            <w:proofErr w:type="spellStart"/>
             <w:r>
               <w:rPr>
                 <w:rFonts w:cs="Times New Roman"/>
@@ -16697,7 +14154,6 @@
               </w:rPr>
               <w:t>void</w:t>
             </w:r>
-            <w:proofErr w:type="spellEnd"/>
           </w:p>
         </w:tc>
         <w:tc>
@@ -16752,45 +14208,7 @@
                 <w:sz w:val="20"/>
                 <w:szCs w:val="20"/>
               </w:rPr>
-              <w:t xml:space="preserve">+ </w:t>
-            </w:r>
-            <w:proofErr w:type="spellStart"/>
-            <w:proofErr w:type="gramStart"/>
-            <w:r>
-              <w:rPr>
-                <w:rFonts w:cs="Times New Roman"/>
-                <w:sz w:val="20"/>
-                <w:szCs w:val="20"/>
-              </w:rPr>
-              <w:t>FillRandomValues</w:t>
-            </w:r>
-            <w:proofErr w:type="spellEnd"/>
-            <w:r>
-              <w:rPr>
-                <w:rFonts w:cs="Times New Roman"/>
-                <w:sz w:val="20"/>
-                <w:szCs w:val="20"/>
-              </w:rPr>
-              <w:t>(</w:t>
-            </w:r>
-            <w:proofErr w:type="spellStart"/>
-            <w:proofErr w:type="gramEnd"/>
-            <w:r>
-              <w:rPr>
-                <w:rFonts w:cs="Times New Roman"/>
-                <w:sz w:val="20"/>
-                <w:szCs w:val="20"/>
-              </w:rPr>
-              <w:t>Random</w:t>
-            </w:r>
-            <w:proofErr w:type="spellEnd"/>
-            <w:r>
-              <w:rPr>
-                <w:rFonts w:cs="Times New Roman"/>
-                <w:sz w:val="20"/>
-                <w:szCs w:val="20"/>
-              </w:rPr>
-              <w:t>)</w:t>
+              <w:t>+ FillRandomValues(Random)</w:t>
             </w:r>
           </w:p>
         </w:tc>
@@ -16811,7 +14229,6 @@
                 <w:szCs w:val="20"/>
               </w:rPr>
             </w:pPr>
-            <w:proofErr w:type="spellStart"/>
             <w:r>
               <w:rPr>
                 <w:rFonts w:cs="Times New Roman"/>
@@ -16820,7 +14237,6 @@
               </w:rPr>
               <w:t>void</w:t>
             </w:r>
-            <w:proofErr w:type="spellEnd"/>
           </w:p>
         </w:tc>
         <w:tc>
@@ -16874,35 +14290,7 @@
                 <w:sz w:val="20"/>
                 <w:szCs w:val="20"/>
               </w:rPr>
-              <w:t xml:space="preserve">+ </w:t>
-            </w:r>
-            <w:proofErr w:type="spellStart"/>
-            <w:proofErr w:type="gramStart"/>
-            <w:r>
-              <w:rPr>
-                <w:rFonts w:cs="Times New Roman"/>
-                <w:sz w:val="20"/>
-                <w:szCs w:val="20"/>
-              </w:rPr>
-              <w:t>CreateEmployee</w:t>
-            </w:r>
-            <w:proofErr w:type="spellEnd"/>
-            <w:r>
-              <w:rPr>
-                <w:rFonts w:cs="Times New Roman"/>
-                <w:sz w:val="20"/>
-                <w:szCs w:val="20"/>
-              </w:rPr>
-              <w:t>(</w:t>
-            </w:r>
-            <w:proofErr w:type="gramEnd"/>
-            <w:r>
-              <w:rPr>
-                <w:rFonts w:cs="Times New Roman"/>
-                <w:sz w:val="20"/>
-                <w:szCs w:val="20"/>
-              </w:rPr>
-              <w:t>)</w:t>
+              <w:t>+ CreateEmployee()</w:t>
             </w:r>
           </w:p>
         </w:tc>
@@ -16922,7 +14310,6 @@
                 <w:szCs w:val="20"/>
               </w:rPr>
             </w:pPr>
-            <w:proofErr w:type="spellStart"/>
             <w:r>
               <w:rPr>
                 <w:rFonts w:cs="Times New Roman"/>
@@ -16931,7 +14318,6 @@
               </w:rPr>
               <w:t>EmployeeBase</w:t>
             </w:r>
-            <w:proofErr w:type="spellEnd"/>
           </w:p>
         </w:tc>
         <w:tc>
@@ -16956,25 +14342,7 @@
                 <w:sz w:val="20"/>
                 <w:szCs w:val="20"/>
               </w:rPr>
-              <w:t xml:space="preserve">Создаёт </w:t>
-            </w:r>
-            <w:proofErr w:type="spellStart"/>
-            <w:r>
-              <w:rPr>
-                <w:rFonts w:cs="Times New Roman"/>
-                <w:sz w:val="20"/>
-                <w:szCs w:val="20"/>
-              </w:rPr>
-              <w:t>SalariedEmployee</w:t>
-            </w:r>
-            <w:proofErr w:type="spellEnd"/>
-            <w:r>
-              <w:rPr>
-                <w:rFonts w:cs="Times New Roman"/>
-                <w:sz w:val="20"/>
-                <w:szCs w:val="20"/>
-              </w:rPr>
-              <w:t>.</w:t>
+              <w:t>Создаёт SalariedEmployee.</w:t>
             </w:r>
           </w:p>
         </w:tc>
@@ -17648,15 +15016,7 @@
         <w:t>гонщика</w:t>
       </w:r>
       <w:r>
-        <w:t>(</w:t>
-      </w:r>
-      <w:proofErr w:type="spellStart"/>
-      <w:r>
-        <w:t>ов</w:t>
-      </w:r>
-      <w:proofErr w:type="spellEnd"/>
-      <w:r>
-        <w:t>)</w:t>
+        <w:t>(ов)</w:t>
       </w:r>
       <w:r>
         <w:t xml:space="preserve"> </w:t>
@@ -18714,43 +16074,14 @@
         </w:numPr>
         <w:ind w:left="0" w:firstLine="709"/>
       </w:pPr>
-      <w:proofErr w:type="spellStart"/>
-      <w:r>
-        <w:t>Калентьев</w:t>
-      </w:r>
-      <w:proofErr w:type="spellEnd"/>
-      <w:r>
-        <w:t xml:space="preserve">, А. А. Новые технологии в </w:t>
+      <w:r>
+        <w:t xml:space="preserve">Калентьев, А. А. Новые технологии в </w:t>
       </w:r>
       <w:r>
         <w:t>программировании:</w:t>
       </w:r>
       <w:r>
-        <w:t xml:space="preserve"> учебное пособие / А. А. </w:t>
-      </w:r>
-      <w:proofErr w:type="spellStart"/>
-      <w:r>
-        <w:t>Калентьев</w:t>
-      </w:r>
-      <w:proofErr w:type="spellEnd"/>
-      <w:r>
-        <w:t xml:space="preserve">, Д. В. </w:t>
-      </w:r>
-      <w:proofErr w:type="spellStart"/>
-      <w:r>
-        <w:t>Гарайс</w:t>
-      </w:r>
-      <w:proofErr w:type="spellEnd"/>
-      <w:r>
-        <w:t xml:space="preserve">, А. Е. </w:t>
-      </w:r>
-      <w:proofErr w:type="spellStart"/>
-      <w:r>
-        <w:t>Гориянов</w:t>
-      </w:r>
-      <w:proofErr w:type="spellEnd"/>
-      <w:r>
-        <w:t xml:space="preserve">. – </w:t>
+        <w:t xml:space="preserve"> учебное пособие / А. А. Калентьев, Д. В. Гарайс, А. Е. Гориянов. – </w:t>
       </w:r>
       <w:r>
         <w:t>Томск:</w:t>
@@ -18839,15 +16170,7 @@
         <w:ind w:firstLine="0"/>
       </w:pPr>
       <w:r>
-        <w:t xml:space="preserve">Заказчик: Канд. техн. наук, доцент каф. КСУП ТУСУР </w:t>
-      </w:r>
-      <w:proofErr w:type="spellStart"/>
-      <w:r>
-        <w:t>Калентьев</w:t>
-      </w:r>
-      <w:proofErr w:type="spellEnd"/>
-      <w:r>
-        <w:t xml:space="preserve"> А. А.</w:t>
+        <w:t>Заказчик: Канд. техн. наук, доцент каф. КСУП ТУСУР Калентьев А. А.</w:t>
       </w:r>
     </w:p>
     <w:p>
@@ -18957,15 +16280,7 @@
         <w:t xml:space="preserve">Заказчик: </w:t>
       </w:r>
       <w:r>
-        <w:t xml:space="preserve">к.т.н., доцент </w:t>
-      </w:r>
-      <w:proofErr w:type="spellStart"/>
-      <w:r>
-        <w:t>Калентьев</w:t>
-      </w:r>
-      <w:proofErr w:type="spellEnd"/>
-      <w:r>
-        <w:t xml:space="preserve"> А. А.</w:t>
+        <w:t>к.т.н., доцент Калентьев А. А.</w:t>
       </w:r>
     </w:p>
     <w:p>
@@ -19038,7 +16353,10 @@
         <w:t xml:space="preserve">Окончание работ: </w:t>
       </w:r>
       <w:r>
-        <w:t>09</w:t>
+        <w:rPr>
+          <w:lang w:val="en-US"/>
+        </w:rPr>
+        <w:t>23</w:t>
       </w:r>
       <w:r>
         <w:t xml:space="preserve"> </w:t>
@@ -19632,19 +16950,15 @@
       <w:r>
         <w:t xml:space="preserve">-файле с расширением </w:t>
       </w:r>
-      <w:proofErr w:type="gramStart"/>
       <w:r>
         <w:t>*.</w:t>
       </w:r>
-      <w:proofErr w:type="spellStart"/>
       <w:r>
         <w:rPr>
           <w:lang w:val="en-US"/>
         </w:rPr>
         <w:t>xaxalol</w:t>
       </w:r>
-      <w:proofErr w:type="spellEnd"/>
-      <w:proofErr w:type="gramEnd"/>
       <w:r>
         <w:t>.</w:t>
       </w:r>
@@ -19682,43 +16996,7 @@
           <w:color w:val="000000"/>
           <w:shd w:val="clear" w:color="auto" w:fill="FFFFFF"/>
         </w:rPr>
-        <w:t xml:space="preserve">Типы данных: числа — </w:t>
-      </w:r>
-      <w:proofErr w:type="spellStart"/>
-      <w:r>
-        <w:rPr>
-          <w:rFonts w:cs="Times New Roman"/>
-          <w:color w:val="000000"/>
-          <w:shd w:val="clear" w:color="auto" w:fill="FFFFFF"/>
-        </w:rPr>
-        <w:t>number</w:t>
-      </w:r>
-      <w:proofErr w:type="spellEnd"/>
-      <w:r>
-        <w:rPr>
-          <w:rFonts w:cs="Times New Roman"/>
-          <w:color w:val="000000"/>
-          <w:shd w:val="clear" w:color="auto" w:fill="FFFFFF"/>
-        </w:rPr>
-        <w:t xml:space="preserve">, строки — </w:t>
-      </w:r>
-      <w:proofErr w:type="spellStart"/>
-      <w:r>
-        <w:rPr>
-          <w:rFonts w:cs="Times New Roman"/>
-          <w:color w:val="000000"/>
-          <w:shd w:val="clear" w:color="auto" w:fill="FFFFFF"/>
-        </w:rPr>
-        <w:t>string</w:t>
-      </w:r>
-      <w:proofErr w:type="spellEnd"/>
-      <w:r>
-        <w:rPr>
-          <w:rFonts w:cs="Times New Roman"/>
-          <w:color w:val="000000"/>
-          <w:shd w:val="clear" w:color="auto" w:fill="FFFFFF"/>
-        </w:rPr>
-        <w:t>, пустые значения недопустимы</w:t>
+        <w:t>Типы данных: числа — number, строки — string, пустые значения недопустимы</w:t>
       </w:r>
     </w:p>
     <w:p>
@@ -19758,43 +17036,7 @@
           <w:color w:val="000000"/>
           <w:shd w:val="clear" w:color="auto" w:fill="FFFFFF"/>
         </w:rPr>
-        <w:t>• $</w:t>
-      </w:r>
-      <w:proofErr w:type="spellStart"/>
-      <w:r>
-        <w:rPr>
-          <w:rFonts w:cs="Times New Roman"/>
-          <w:color w:val="000000"/>
-          <w:shd w:val="clear" w:color="auto" w:fill="FFFFFF"/>
-        </w:rPr>
-        <w:t>type</w:t>
-      </w:r>
-      <w:proofErr w:type="spellEnd"/>
-      <w:r>
-        <w:rPr>
-          <w:rFonts w:cs="Times New Roman"/>
-          <w:color w:val="000000"/>
-          <w:shd w:val="clear" w:color="auto" w:fill="FFFFFF"/>
-        </w:rPr>
-        <w:t xml:space="preserve"> (</w:t>
-      </w:r>
-      <w:proofErr w:type="spellStart"/>
-      <w:r>
-        <w:rPr>
-          <w:rFonts w:cs="Times New Roman"/>
-          <w:color w:val="000000"/>
-          <w:shd w:val="clear" w:color="auto" w:fill="FFFFFF"/>
-        </w:rPr>
-        <w:t>string</w:t>
-      </w:r>
-      <w:proofErr w:type="spellEnd"/>
-      <w:r>
-        <w:rPr>
-          <w:rFonts w:cs="Times New Roman"/>
-          <w:color w:val="000000"/>
-          <w:shd w:val="clear" w:color="auto" w:fill="FFFFFF"/>
-        </w:rPr>
-        <w:t>) дискриминатор типа оплаты</w:t>
+        <w:t>• $type (string) дискриминатор типа оплаты</w:t>
       </w:r>
     </w:p>
     <w:p>
@@ -19812,43 +17054,7 @@
           <w:color w:val="000000"/>
           <w:shd w:val="clear" w:color="auto" w:fill="FFFFFF"/>
         </w:rPr>
-        <w:t xml:space="preserve">• </w:t>
-      </w:r>
-      <w:proofErr w:type="spellStart"/>
-      <w:r>
-        <w:rPr>
-          <w:rFonts w:cs="Times New Roman"/>
-          <w:color w:val="000000"/>
-          <w:shd w:val="clear" w:color="auto" w:fill="FFFFFF"/>
-        </w:rPr>
-        <w:t>TypeName</w:t>
-      </w:r>
-      <w:proofErr w:type="spellEnd"/>
-      <w:r>
-        <w:rPr>
-          <w:rFonts w:cs="Times New Roman"/>
-          <w:color w:val="000000"/>
-          <w:shd w:val="clear" w:color="auto" w:fill="FFFFFF"/>
-        </w:rPr>
-        <w:t xml:space="preserve"> (</w:t>
-      </w:r>
-      <w:proofErr w:type="spellStart"/>
-      <w:r>
-        <w:rPr>
-          <w:rFonts w:cs="Times New Roman"/>
-          <w:color w:val="000000"/>
-          <w:shd w:val="clear" w:color="auto" w:fill="FFFFFF"/>
-        </w:rPr>
-        <w:t>string</w:t>
-      </w:r>
-      <w:proofErr w:type="spellEnd"/>
-      <w:r>
-        <w:rPr>
-          <w:rFonts w:cs="Times New Roman"/>
-          <w:color w:val="000000"/>
-          <w:shd w:val="clear" w:color="auto" w:fill="FFFFFF"/>
-        </w:rPr>
-        <w:t>) наименование типа на русском</w:t>
+        <w:t>• TypeName (string) наименование типа на русском</w:t>
       </w:r>
     </w:p>
     <w:p>
@@ -19956,25 +17162,7 @@
           <w:color w:val="000000"/>
           <w:shd w:val="clear" w:color="auto" w:fill="FFFFFF"/>
         </w:rPr>
-        <w:t>• Country (</w:t>
-      </w:r>
-      <w:proofErr w:type="spellStart"/>
-      <w:r>
-        <w:rPr>
-          <w:rFonts w:cs="Times New Roman"/>
-          <w:color w:val="000000"/>
-          <w:shd w:val="clear" w:color="auto" w:fill="FFFFFF"/>
-        </w:rPr>
-        <w:t>string</w:t>
-      </w:r>
-      <w:proofErr w:type="spellEnd"/>
-      <w:r>
-        <w:rPr>
-          <w:rFonts w:cs="Times New Roman"/>
-          <w:color w:val="000000"/>
-          <w:shd w:val="clear" w:color="auto" w:fill="FFFFFF"/>
-        </w:rPr>
-        <w:t>) страна трудоустройства</w:t>
+        <w:t>• Country (string) страна трудоустройства</w:t>
       </w:r>
     </w:p>
     <w:p>
@@ -19992,43 +17180,7 @@
           <w:color w:val="000000"/>
           <w:shd w:val="clear" w:color="auto" w:fill="FFFFFF"/>
         </w:rPr>
-        <w:t xml:space="preserve">• </w:t>
-      </w:r>
-      <w:proofErr w:type="spellStart"/>
-      <w:r>
-        <w:rPr>
-          <w:rFonts w:cs="Times New Roman"/>
-          <w:color w:val="000000"/>
-          <w:shd w:val="clear" w:color="auto" w:fill="FFFFFF"/>
-        </w:rPr>
-        <w:t>Salary</w:t>
-      </w:r>
-      <w:proofErr w:type="spellEnd"/>
-      <w:r>
-        <w:rPr>
-          <w:rFonts w:cs="Times New Roman"/>
-          <w:color w:val="000000"/>
-          <w:shd w:val="clear" w:color="auto" w:fill="FFFFFF"/>
-        </w:rPr>
-        <w:t xml:space="preserve"> (</w:t>
-      </w:r>
-      <w:proofErr w:type="spellStart"/>
-      <w:r>
-        <w:rPr>
-          <w:rFonts w:cs="Times New Roman"/>
-          <w:color w:val="000000"/>
-          <w:shd w:val="clear" w:color="auto" w:fill="FFFFFF"/>
-        </w:rPr>
-        <w:t>number</w:t>
-      </w:r>
-      <w:proofErr w:type="spellEnd"/>
-      <w:r>
-        <w:rPr>
-          <w:rFonts w:cs="Times New Roman"/>
-          <w:color w:val="000000"/>
-          <w:shd w:val="clear" w:color="auto" w:fill="FFFFFF"/>
-        </w:rPr>
-        <w:t>) итоговая сумма к выплате</w:t>
+        <w:t>• Salary (number) итоговая сумма к выплате</w:t>
       </w:r>
     </w:p>
     <w:p>
@@ -20070,25 +17222,7 @@
           <w:color w:val="000000"/>
           <w:shd w:val="clear" w:color="auto" w:fill="FFFFFF"/>
         </w:rPr>
-        <w:t>Набор полей зависит от значения дискриминатора $</w:t>
-      </w:r>
-      <w:proofErr w:type="spellStart"/>
-      <w:r>
-        <w:rPr>
-          <w:rFonts w:cs="Times New Roman"/>
-          <w:color w:val="000000"/>
-          <w:shd w:val="clear" w:color="auto" w:fill="FFFFFF"/>
-        </w:rPr>
-        <w:t>type</w:t>
-      </w:r>
-      <w:proofErr w:type="spellEnd"/>
-      <w:r>
-        <w:rPr>
-          <w:rFonts w:cs="Times New Roman"/>
-          <w:color w:val="000000"/>
-          <w:shd w:val="clear" w:color="auto" w:fill="FFFFFF"/>
-        </w:rPr>
-        <w:t>.</w:t>
+        <w:t>Набор полей зависит от значения дискриминатора $type.</w:t>
       </w:r>
     </w:p>
     <w:p>
@@ -20110,97 +17244,7 @@
           <w:color w:val="000000"/>
           <w:shd w:val="clear" w:color="auto" w:fill="FFFFFF"/>
         </w:rPr>
-        <w:t>Общие поля ($</w:t>
-      </w:r>
-      <w:proofErr w:type="spellStart"/>
-      <w:r>
-        <w:rPr>
-          <w:rFonts w:cs="Times New Roman"/>
-          <w:color w:val="000000"/>
-          <w:shd w:val="clear" w:color="auto" w:fill="FFFFFF"/>
-        </w:rPr>
-        <w:t>type</w:t>
-      </w:r>
-      <w:proofErr w:type="spellEnd"/>
-      <w:r>
-        <w:rPr>
-          <w:rFonts w:cs="Times New Roman"/>
-          <w:color w:val="000000"/>
-          <w:shd w:val="clear" w:color="auto" w:fill="FFFFFF"/>
-        </w:rPr>
-        <w:t xml:space="preserve">, </w:t>
-      </w:r>
-      <w:proofErr w:type="spellStart"/>
-      <w:r>
-        <w:rPr>
-          <w:rFonts w:cs="Times New Roman"/>
-          <w:color w:val="000000"/>
-          <w:shd w:val="clear" w:color="auto" w:fill="FFFFFF"/>
-        </w:rPr>
-        <w:t>TypeName</w:t>
-      </w:r>
-      <w:proofErr w:type="spellEnd"/>
-      <w:r>
-        <w:rPr>
-          <w:rFonts w:cs="Times New Roman"/>
-          <w:color w:val="000000"/>
-          <w:shd w:val="clear" w:color="auto" w:fill="FFFFFF"/>
-        </w:rPr>
-        <w:t xml:space="preserve">, Name, </w:t>
-      </w:r>
-      <w:proofErr w:type="spellStart"/>
-      <w:r>
-        <w:rPr>
-          <w:rFonts w:cs="Times New Roman"/>
-          <w:color w:val="000000"/>
-          <w:shd w:val="clear" w:color="auto" w:fill="FFFFFF"/>
-        </w:rPr>
-        <w:t>LastName</w:t>
-      </w:r>
-      <w:proofErr w:type="spellEnd"/>
-      <w:r>
-        <w:rPr>
-          <w:rFonts w:cs="Times New Roman"/>
-          <w:color w:val="000000"/>
-          <w:shd w:val="clear" w:color="auto" w:fill="FFFFFF"/>
-        </w:rPr>
-        <w:t xml:space="preserve">, </w:t>
-      </w:r>
-      <w:proofErr w:type="spellStart"/>
-      <w:r>
-        <w:rPr>
-          <w:rFonts w:cs="Times New Roman"/>
-          <w:color w:val="000000"/>
-          <w:shd w:val="clear" w:color="auto" w:fill="FFFFFF"/>
-        </w:rPr>
-        <w:t>Position</w:t>
-      </w:r>
-      <w:proofErr w:type="spellEnd"/>
-      <w:r>
-        <w:rPr>
-          <w:rFonts w:cs="Times New Roman"/>
-          <w:color w:val="000000"/>
-          <w:shd w:val="clear" w:color="auto" w:fill="FFFFFF"/>
-        </w:rPr>
-        <w:t xml:space="preserve">, Country, </w:t>
-      </w:r>
-      <w:proofErr w:type="spellStart"/>
-      <w:r>
-        <w:rPr>
-          <w:rFonts w:cs="Times New Roman"/>
-          <w:color w:val="000000"/>
-          <w:shd w:val="clear" w:color="auto" w:fill="FFFFFF"/>
-        </w:rPr>
-        <w:t>Salary</w:t>
-      </w:r>
-      <w:proofErr w:type="spellEnd"/>
-      <w:r>
-        <w:rPr>
-          <w:rFonts w:cs="Times New Roman"/>
-          <w:color w:val="000000"/>
-          <w:shd w:val="clear" w:color="auto" w:fill="FFFFFF"/>
-        </w:rPr>
-        <w:t>) являются обязательными для всех записей.</w:t>
+        <w:t>Общие поля ($type, TypeName, Name, LastName, Position, Country, Salary) являются обязательными для всех записей.</w:t>
       </w:r>
     </w:p>
     <w:p>
@@ -20222,79 +17266,7 @@
           <w:color w:val="000000"/>
           <w:shd w:val="clear" w:color="auto" w:fill="FFFFFF"/>
         </w:rPr>
-        <w:t>При $</w:t>
-      </w:r>
-      <w:proofErr w:type="spellStart"/>
-      <w:r>
-        <w:rPr>
-          <w:rFonts w:cs="Times New Roman"/>
-          <w:color w:val="000000"/>
-          <w:shd w:val="clear" w:color="auto" w:fill="FFFFFF"/>
-        </w:rPr>
-        <w:t>type</w:t>
-      </w:r>
-      <w:proofErr w:type="spellEnd"/>
-      <w:r>
-        <w:rPr>
-          <w:rFonts w:cs="Times New Roman"/>
-          <w:color w:val="000000"/>
-          <w:shd w:val="clear" w:color="auto" w:fill="FFFFFF"/>
-        </w:rPr>
-        <w:t>="</w:t>
-      </w:r>
-      <w:proofErr w:type="spellStart"/>
-      <w:r>
-        <w:rPr>
-          <w:rFonts w:cs="Times New Roman"/>
-          <w:color w:val="000000"/>
-          <w:shd w:val="clear" w:color="auto" w:fill="FFFFFF"/>
-        </w:rPr>
-        <w:t>hourly</w:t>
-      </w:r>
-      <w:proofErr w:type="spellEnd"/>
-      <w:r>
-        <w:rPr>
-          <w:rFonts w:cs="Times New Roman"/>
-          <w:color w:val="000000"/>
-          <w:shd w:val="clear" w:color="auto" w:fill="FFFFFF"/>
-        </w:rPr>
-        <w:t xml:space="preserve">" поля </w:t>
-      </w:r>
-      <w:proofErr w:type="spellStart"/>
-      <w:r>
-        <w:rPr>
-          <w:rFonts w:cs="Times New Roman"/>
-          <w:color w:val="000000"/>
-          <w:shd w:val="clear" w:color="auto" w:fill="FFFFFF"/>
-        </w:rPr>
-        <w:t>HourlyRate</w:t>
-      </w:r>
-      <w:proofErr w:type="spellEnd"/>
-      <w:r>
-        <w:rPr>
-          <w:rFonts w:cs="Times New Roman"/>
-          <w:color w:val="000000"/>
-          <w:shd w:val="clear" w:color="auto" w:fill="FFFFFF"/>
-        </w:rPr>
-        <w:t xml:space="preserve"> и </w:t>
-      </w:r>
-      <w:proofErr w:type="spellStart"/>
-      <w:r>
-        <w:rPr>
-          <w:rFonts w:cs="Times New Roman"/>
-          <w:color w:val="000000"/>
-          <w:shd w:val="clear" w:color="auto" w:fill="FFFFFF"/>
-        </w:rPr>
-        <w:t>HoursWorked</w:t>
-      </w:r>
-      <w:proofErr w:type="spellEnd"/>
-      <w:r>
-        <w:rPr>
-          <w:rFonts w:cs="Times New Roman"/>
-          <w:color w:val="000000"/>
-          <w:shd w:val="clear" w:color="auto" w:fill="FFFFFF"/>
-        </w:rPr>
-        <w:t xml:space="preserve"> становятся обязательными, остальные специфичные поля недопустимы.</w:t>
+        <w:t>При $type="hourly" поля HourlyRate и HoursWorked становятся обязательными, остальные специфичные поля недопустимы.</w:t>
       </w:r>
     </w:p>
     <w:p>
@@ -20317,97 +17289,7 @@
           <w:shd w:val="clear" w:color="auto" w:fill="FFFFFF"/>
         </w:rPr>
         <w:lastRenderedPageBreak/>
-        <w:t>При $</w:t>
-      </w:r>
-      <w:proofErr w:type="spellStart"/>
-      <w:r>
-        <w:rPr>
-          <w:rFonts w:cs="Times New Roman"/>
-          <w:color w:val="000000"/>
-          <w:shd w:val="clear" w:color="auto" w:fill="FFFFFF"/>
-        </w:rPr>
-        <w:t>type</w:t>
-      </w:r>
-      <w:proofErr w:type="spellEnd"/>
-      <w:r>
-        <w:rPr>
-          <w:rFonts w:cs="Times New Roman"/>
-          <w:color w:val="000000"/>
-          <w:shd w:val="clear" w:color="auto" w:fill="FFFFFF"/>
-        </w:rPr>
-        <w:t>="</w:t>
-      </w:r>
-      <w:proofErr w:type="spellStart"/>
-      <w:r>
-        <w:rPr>
-          <w:rFonts w:cs="Times New Roman"/>
-          <w:color w:val="000000"/>
-          <w:shd w:val="clear" w:color="auto" w:fill="FFFFFF"/>
-        </w:rPr>
-        <w:t>commission</w:t>
-      </w:r>
-      <w:proofErr w:type="spellEnd"/>
-      <w:r>
-        <w:rPr>
-          <w:rFonts w:cs="Times New Roman"/>
-          <w:color w:val="000000"/>
-          <w:shd w:val="clear" w:color="auto" w:fill="FFFFFF"/>
-        </w:rPr>
-        <w:t xml:space="preserve">" поля </w:t>
-      </w:r>
-      <w:proofErr w:type="spellStart"/>
-      <w:r>
-        <w:rPr>
-          <w:rFonts w:cs="Times New Roman"/>
-          <w:color w:val="000000"/>
-          <w:shd w:val="clear" w:color="auto" w:fill="FFFFFF"/>
-        </w:rPr>
-        <w:t>BaseSalary</w:t>
-      </w:r>
-      <w:proofErr w:type="spellEnd"/>
-      <w:r>
-        <w:rPr>
-          <w:rFonts w:cs="Times New Roman"/>
-          <w:color w:val="000000"/>
-          <w:shd w:val="clear" w:color="auto" w:fill="FFFFFF"/>
-        </w:rPr>
-        <w:t xml:space="preserve">, </w:t>
-      </w:r>
-      <w:proofErr w:type="spellStart"/>
-      <w:r>
-        <w:rPr>
-          <w:rFonts w:cs="Times New Roman"/>
-          <w:color w:val="000000"/>
-          <w:shd w:val="clear" w:color="auto" w:fill="FFFFFF"/>
-        </w:rPr>
-        <w:t>CommissionRate</w:t>
-      </w:r>
-      <w:proofErr w:type="spellEnd"/>
-      <w:r>
-        <w:rPr>
-          <w:rFonts w:cs="Times New Roman"/>
-          <w:color w:val="000000"/>
-          <w:shd w:val="clear" w:color="auto" w:fill="FFFFFF"/>
-        </w:rPr>
-        <w:t xml:space="preserve">, </w:t>
-      </w:r>
-      <w:proofErr w:type="spellStart"/>
-      <w:r>
-        <w:rPr>
-          <w:rFonts w:cs="Times New Roman"/>
-          <w:color w:val="000000"/>
-          <w:shd w:val="clear" w:color="auto" w:fill="FFFFFF"/>
-        </w:rPr>
-        <w:t>BonusAmount</w:t>
-      </w:r>
-      <w:proofErr w:type="spellEnd"/>
-      <w:r>
-        <w:rPr>
-          <w:rFonts w:cs="Times New Roman"/>
-          <w:color w:val="000000"/>
-          <w:shd w:val="clear" w:color="auto" w:fill="FFFFFF"/>
-        </w:rPr>
-        <w:t xml:space="preserve"> становятся обязательными, остальные специфичные поля недопустимы.</w:t>
+        <w:t>При $type="commission" поля BaseSalary, CommissionRate, BonusAmount становятся обязательными, остальные специфичные поля недопустимы.</w:t>
       </w:r>
     </w:p>
     <w:p>
@@ -20429,43 +17311,7 @@
           <w:color w:val="000000"/>
           <w:shd w:val="clear" w:color="auto" w:fill="FFFFFF"/>
         </w:rPr>
-        <w:t>При $</w:t>
-      </w:r>
-      <w:proofErr w:type="spellStart"/>
-      <w:r>
-        <w:rPr>
-          <w:rFonts w:cs="Times New Roman"/>
-          <w:color w:val="000000"/>
-          <w:shd w:val="clear" w:color="auto" w:fill="FFFFFF"/>
-        </w:rPr>
-        <w:t>type</w:t>
-      </w:r>
-      <w:proofErr w:type="spellEnd"/>
-      <w:r>
-        <w:rPr>
-          <w:rFonts w:cs="Times New Roman"/>
-          <w:color w:val="000000"/>
-          <w:shd w:val="clear" w:color="auto" w:fill="FFFFFF"/>
-        </w:rPr>
-        <w:t>="</w:t>
-      </w:r>
-      <w:proofErr w:type="spellStart"/>
-      <w:r>
-        <w:rPr>
-          <w:rFonts w:cs="Times New Roman"/>
-          <w:color w:val="000000"/>
-          <w:shd w:val="clear" w:color="auto" w:fill="FFFFFF"/>
-        </w:rPr>
-        <w:t>salaried</w:t>
-      </w:r>
-      <w:proofErr w:type="spellEnd"/>
-      <w:r>
-        <w:rPr>
-          <w:rFonts w:cs="Times New Roman"/>
-          <w:color w:val="000000"/>
-          <w:shd w:val="clear" w:color="auto" w:fill="FFFFFF"/>
-        </w:rPr>
-        <w:t>" дополнительные поля оплаты отсутствуют. Наличие полей других типов в этой записи считается ошибкой валидации.</w:t>
+        <w:t>При $type="salaried" дополнительные поля оплаты отсутствуют. Наличие полей других типов в этой записи считается ошибкой валидации.</w:t>
       </w:r>
     </w:p>
     <w:p>
@@ -20483,18 +17329,8 @@
           <w:color w:val="000000"/>
           <w:shd w:val="clear" w:color="auto" w:fill="FFFFFF"/>
         </w:rPr>
-        <w:t>Расширяемость: структура поддерживает добавление новых типов оплаты через поле $</w:t>
-      </w:r>
-      <w:proofErr w:type="spellStart"/>
-      <w:r>
-        <w:rPr>
-          <w:rFonts w:cs="Times New Roman"/>
-          <w:color w:val="000000"/>
-          <w:shd w:val="clear" w:color="auto" w:fill="FFFFFF"/>
-        </w:rPr>
-        <w:t>type</w:t>
-      </w:r>
-      <w:proofErr w:type="spellEnd"/>
+        <w:t>Расширяемость: структура поддерживает добавление новых типов оплаты через поле $type</w:t>
+      </w:r>
     </w:p>
     <w:p>
       <w:pPr>
@@ -20621,19 +17457,19 @@
           <w:shd w:val="clear" w:color="auto" w:fill="FFFFFF"/>
           <w:lang w:val="en-US"/>
         </w:rPr>
-        <w:t xml:space="preserve">    "</w:t>
-      </w:r>
-      <w:proofErr w:type="spellStart"/>
-      <w:r>
+        <w:t xml:space="preserve">    "HourlyRate": 125.5,</w:t>
+      </w:r>
+    </w:p>
+    <w:p>
+      <w:pPr>
+        <w:ind w:firstLine="709"/>
         <w:rPr>
           <w:rFonts w:cs="Times New Roman"/>
           <w:color w:val="000000"/>
           <w:shd w:val="clear" w:color="auto" w:fill="FFFFFF"/>
           <w:lang w:val="en-US"/>
         </w:rPr>
-        <w:t>HourlyRate</w:t>
-      </w:r>
-      <w:proofErr w:type="spellEnd"/>
+      </w:pPr>
       <w:r>
         <w:rPr>
           <w:rFonts w:cs="Times New Roman"/>
@@ -20641,47 +17477,7 @@
           <w:shd w:val="clear" w:color="auto" w:fill="FFFFFF"/>
           <w:lang w:val="en-US"/>
         </w:rPr>
-        <w:t>": 125.5,</w:t>
-      </w:r>
-    </w:p>
-    <w:p>
-      <w:pPr>
-        <w:ind w:firstLine="709"/>
-        <w:rPr>
-          <w:rFonts w:cs="Times New Roman"/>
-          <w:color w:val="000000"/>
-          <w:shd w:val="clear" w:color="auto" w:fill="FFFFFF"/>
-          <w:lang w:val="en-US"/>
-        </w:rPr>
-      </w:pPr>
-      <w:r>
-        <w:rPr>
-          <w:rFonts w:cs="Times New Roman"/>
-          <w:color w:val="000000"/>
-          <w:shd w:val="clear" w:color="auto" w:fill="FFFFFF"/>
-          <w:lang w:val="en-US"/>
-        </w:rPr>
-        <w:t xml:space="preserve">    "</w:t>
-      </w:r>
-      <w:proofErr w:type="spellStart"/>
-      <w:r>
-        <w:rPr>
-          <w:rFonts w:cs="Times New Roman"/>
-          <w:color w:val="000000"/>
-          <w:shd w:val="clear" w:color="auto" w:fill="FFFFFF"/>
-          <w:lang w:val="en-US"/>
-        </w:rPr>
-        <w:t>HoursWorked</w:t>
-      </w:r>
-      <w:proofErr w:type="spellEnd"/>
-      <w:r>
-        <w:rPr>
-          <w:rFonts w:cs="Times New Roman"/>
-          <w:color w:val="000000"/>
-          <w:shd w:val="clear" w:color="auto" w:fill="FFFFFF"/>
-          <w:lang w:val="en-US"/>
-        </w:rPr>
-        <w:t>": 160,</w:t>
+        <w:t xml:space="preserve">    "HoursWorked": 160,</w:t>
       </w:r>
     </w:p>
     <w:p>
@@ -24968,6 +21764,7 @@
   <w:style w:type="character" w:default="1" w:styleId="a0">
     <w:name w:val="Default Paragraph Font"/>
     <w:uiPriority w:val="1"/>
+    <w:semiHidden/>
     <w:unhideWhenUsed/>
   </w:style>
   <w:style w:type="table" w:default="1" w:styleId="a1">

--- a/View/ЛР5_Троицкий_рефактор2.docx
+++ b/View/ЛР5_Троицкий_рефактор2.docx
@@ -957,7 +957,7 @@
                 <w:szCs w:val="24"/>
                 <w:lang w:eastAsia="ru-RU" w:bidi="ru-RU"/>
               </w:rPr>
-              <w:t>хх</w:t>
+              <w:t>23</w:t>
             </w:r>
             <w:r>
               <w:rPr>
@@ -16353,9 +16353,6 @@
         <w:t xml:space="preserve">Окончание работ: </w:t>
       </w:r>
       <w:r>
-        <w:rPr>
-          <w:lang w:val="en-US"/>
-        </w:rPr>
         <w:t>23</w:t>
       </w:r>
       <w:r>

--- a/View/ЛР5_Троицкий_рефактор2.docx
+++ b/View/ЛР5_Троицкий_рефактор2.docx
@@ -1,6 +1,6 @@
 
 <file path=word/document.xml><?xml version="1.0" encoding="utf-8"?>
-<w:document xmlns:wpc="http://schemas.microsoft.com/office/word/2010/wordprocessingCanvas" xmlns:cx="http://schemas.microsoft.com/office/drawing/2014/chartex" xmlns:cx1="http://schemas.microsoft.com/office/drawing/2015/9/8/chartex" xmlns:cx2="http://schemas.microsoft.com/office/drawing/2015/10/21/chartex" xmlns:cx3="http://schemas.microsoft.com/office/drawing/2016/5/9/chartex" xmlns:cx4="http://schemas.microsoft.com/office/drawing/2016/5/10/chartex" xmlns:cx5="http://schemas.microsoft.com/office/drawing/2016/5/11/chartex" xmlns:cx6="http://schemas.microsoft.com/office/drawing/2016/5/12/chartex" xmlns:cx7="http://schemas.microsoft.com/office/drawing/2016/5/13/chartex" xmlns:cx8="http://schemas.microsoft.com/office/drawing/2016/5/14/chartex" xmlns:mc="http://schemas.openxmlformats.org/markup-compatibility/2006" xmlns:aink="http://schemas.microsoft.com/office/drawing/2016/ink" xmlns:am3d="http://schemas.microsoft.com/office/drawing/2017/model3d" xmlns:o="urn:schemas-microsoft-com:office:office" xmlns:oel="http://schemas.microsoft.com/office/2019/extlst" xmlns:r="http://schemas.openxmlformats.org/officeDocument/2006/relationships" xmlns:m="http://schemas.openxmlformats.org/officeDocument/2006/math" xmlns:v="urn:schemas-microsoft-com:vml" xmlns:wp14="http://schemas.microsoft.com/office/word/2010/wordprocessingDrawing" xmlns:wp="http://schemas.openxmlformats.org/drawingml/2006/wordprocessingDrawing" xmlns:w10="urn:schemas-microsoft-com:office:word" xmlns:w="http://schemas.openxmlformats.org/wordprocessingml/2006/main" xmlns:w14="http://schemas.microsoft.com/office/word/2010/wordml" xmlns:w15="http://schemas.microsoft.com/office/word/2012/wordml" xmlns:w16cex="http://schemas.microsoft.com/office/word/2018/wordml/cex" xmlns:w16cid="http://schemas.microsoft.com/office/word/2016/wordml/cid" xmlns:w16="http://schemas.microsoft.com/office/word/2018/wordml" xmlns:w16du="http://schemas.microsoft.com/office/word/2023/wordml/word16du" xmlns:w16sdtdh="http://schemas.microsoft.com/office/word/2020/wordml/sdtdatahash" xmlns:w16sdtfl="http://schemas.microsoft.com/office/word/2024/wordml/sdtformatlock" xmlns:w16se="http://schemas.microsoft.com/office/word/2015/wordml/symex" xmlns:wpg="http://schemas.microsoft.com/office/word/2010/wordprocessingGroup" xmlns:wpi="http://schemas.microsoft.com/office/word/2010/wordprocessingInk" xmlns:wne="http://schemas.microsoft.com/office/word/2006/wordml" xmlns:wps="http://schemas.microsoft.com/office/word/2010/wordprocessingShape" mc:Ignorable="w14 w15 w16se w16cid w16 w16cex w16sdtdh w16sdtfl w16du wp14">
+<w:document xmlns:wpc="http://schemas.microsoft.com/office/word/2010/wordprocessingCanvas" xmlns:cx="http://schemas.microsoft.com/office/drawing/2014/chartex" xmlns:cx1="http://schemas.microsoft.com/office/drawing/2015/9/8/chartex" xmlns:cx2="http://schemas.microsoft.com/office/drawing/2015/10/21/chartex" xmlns:cx3="http://schemas.microsoft.com/office/drawing/2016/5/9/chartex" xmlns:cx4="http://schemas.microsoft.com/office/drawing/2016/5/10/chartex" xmlns:cx5="http://schemas.microsoft.com/office/drawing/2016/5/11/chartex" xmlns:cx6="http://schemas.microsoft.com/office/drawing/2016/5/12/chartex" xmlns:cx7="http://schemas.microsoft.com/office/drawing/2016/5/13/chartex" xmlns:cx8="http://schemas.microsoft.com/office/drawing/2016/5/14/chartex" xmlns:mc="http://schemas.openxmlformats.org/markup-compatibility/2006" xmlns:aink="http://schemas.microsoft.com/office/drawing/2016/ink" xmlns:am3d="http://schemas.microsoft.com/office/drawing/2017/model3d" xmlns:o="urn:schemas-microsoft-com:office:office" xmlns:r="http://schemas.openxmlformats.org/officeDocument/2006/relationships" xmlns:m="http://schemas.openxmlformats.org/officeDocument/2006/math" xmlns:v="urn:schemas-microsoft-com:vml" xmlns:wp14="http://schemas.microsoft.com/office/word/2010/wordprocessingDrawing" xmlns:wp="http://schemas.openxmlformats.org/drawingml/2006/wordprocessingDrawing" xmlns:w10="urn:schemas-microsoft-com:office:word" xmlns:w="http://schemas.openxmlformats.org/wordprocessingml/2006/main" xmlns:w14="http://schemas.microsoft.com/office/word/2010/wordml" xmlns:w15="http://schemas.microsoft.com/office/word/2012/wordml" xmlns:w16cex="http://schemas.microsoft.com/office/word/2018/wordml/cex" xmlns:w16cid="http://schemas.microsoft.com/office/word/2016/wordml/cid" xmlns:w16="http://schemas.microsoft.com/office/word/2018/wordml" xmlns:w16sdtdh="http://schemas.microsoft.com/office/word/2020/wordml/sdtdatahash" xmlns:w16se="http://schemas.microsoft.com/office/word/2015/wordml/symex" xmlns:wpg="http://schemas.microsoft.com/office/word/2010/wordprocessingGroup" xmlns:wpi="http://schemas.microsoft.com/office/word/2010/wordprocessingInk" xmlns:wne="http://schemas.microsoft.com/office/word/2006/wordml" xmlns:wps="http://schemas.microsoft.com/office/word/2010/wordprocessingShape" mc:Ignorable="w14 w15 w16se w16cid w16 w16cex w16sdtdh wp14">
   <w:body>
     <w:p>
       <w:pPr>
@@ -1794,6 +1794,7 @@
           <w:docPartUnique/>
         </w:docPartObj>
       </w:sdtPr>
+      <w:sdtEndPr/>
       <w:sdtContent>
         <w:p>
           <w:pPr>
@@ -19037,6 +19038,7 @@
       <w:r>
         <w:t xml:space="preserve">Окончание работ: </w:t>
       </w:r>
+      <w:commentRangeStart w:id="22"/>
       <w:r>
         <w:t>09</w:t>
       </w:r>
@@ -19054,6 +19056,13 @@
       </w:r>
       <w:r>
         <w:t xml:space="preserve"> г.</w:t>
+      </w:r>
+      <w:commentRangeEnd w:id="22"/>
+      <w:r>
+        <w:rPr>
+          <w:rStyle w:val="af1"/>
+        </w:rPr>
+        <w:commentReference w:id="22"/>
       </w:r>
     </w:p>
     <w:p>
@@ -22643,8 +22652,44 @@
 </w:document>
 </file>
 
+<file path=word/comments.xml><?xml version="1.0" encoding="utf-8"?>
+<w:comments xmlns:wpc="http://schemas.microsoft.com/office/word/2010/wordprocessingCanvas" xmlns:cx="http://schemas.microsoft.com/office/drawing/2014/chartex" xmlns:cx1="http://schemas.microsoft.com/office/drawing/2015/9/8/chartex" xmlns:cx2="http://schemas.microsoft.com/office/drawing/2015/10/21/chartex" xmlns:cx3="http://schemas.microsoft.com/office/drawing/2016/5/9/chartex" xmlns:cx4="http://schemas.microsoft.com/office/drawing/2016/5/10/chartex" xmlns:cx5="http://schemas.microsoft.com/office/drawing/2016/5/11/chartex" xmlns:cx6="http://schemas.microsoft.com/office/drawing/2016/5/12/chartex" xmlns:cx7="http://schemas.microsoft.com/office/drawing/2016/5/13/chartex" xmlns:cx8="http://schemas.microsoft.com/office/drawing/2016/5/14/chartex" xmlns:mc="http://schemas.openxmlformats.org/markup-compatibility/2006" xmlns:aink="http://schemas.microsoft.com/office/drawing/2016/ink" xmlns:am3d="http://schemas.microsoft.com/office/drawing/2017/model3d" xmlns:o="urn:schemas-microsoft-com:office:office" xmlns:r="http://schemas.openxmlformats.org/officeDocument/2006/relationships" xmlns:m="http://schemas.openxmlformats.org/officeDocument/2006/math" xmlns:v="urn:schemas-microsoft-com:vml" xmlns:wp14="http://schemas.microsoft.com/office/word/2010/wordprocessingDrawing" xmlns:wp="http://schemas.openxmlformats.org/drawingml/2006/wordprocessingDrawing" xmlns:w10="urn:schemas-microsoft-com:office:word" xmlns:w="http://schemas.openxmlformats.org/wordprocessingml/2006/main" xmlns:w14="http://schemas.microsoft.com/office/word/2010/wordml" xmlns:w15="http://schemas.microsoft.com/office/word/2012/wordml" xmlns:w16cex="http://schemas.microsoft.com/office/word/2018/wordml/cex" xmlns:w16cid="http://schemas.microsoft.com/office/word/2016/wordml/cid" xmlns:w16="http://schemas.microsoft.com/office/word/2018/wordml" xmlns:w16sdtdh="http://schemas.microsoft.com/office/word/2020/wordml/sdtdatahash" xmlns:w16se="http://schemas.microsoft.com/office/word/2015/wordml/symex" xmlns:wpg="http://schemas.microsoft.com/office/word/2010/wordprocessingGroup" xmlns:wpi="http://schemas.microsoft.com/office/word/2010/wordprocessingInk" xmlns:wne="http://schemas.microsoft.com/office/word/2006/wordml" xmlns:wps="http://schemas.microsoft.com/office/word/2010/wordprocessingShape" mc:Ignorable="w14 w15 w16se w16cid w16 w16cex w16sdtdh wp14">
+  <w:comment w:id="22" w:author="Aleksey A. Kalentev" w:date="2026-04-23T13:50:00Z" w:initials="AAK">
+    <w:p>
+      <w:pPr>
+        <w:pStyle w:val="af2"/>
+      </w:pPr>
+      <w:r>
+        <w:rPr>
+          <w:rStyle w:val="af1"/>
+        </w:rPr>
+        <w:annotationRef/>
+      </w:r>
+    </w:p>
+  </w:comment>
+</w:comments>
+</file>
+
+<file path=word/commentsExtended.xml><?xml version="1.0" encoding="utf-8"?>
+<w15:commentsEx xmlns:wpc="http://schemas.microsoft.com/office/word/2010/wordprocessingCanvas" xmlns:cx="http://schemas.microsoft.com/office/drawing/2014/chartex" xmlns:cx1="http://schemas.microsoft.com/office/drawing/2015/9/8/chartex" xmlns:cx2="http://schemas.microsoft.com/office/drawing/2015/10/21/chartex" xmlns:cx3="http://schemas.microsoft.com/office/drawing/2016/5/9/chartex" xmlns:cx4="http://schemas.microsoft.com/office/drawing/2016/5/10/chartex" xmlns:cx5="http://schemas.microsoft.com/office/drawing/2016/5/11/chartex" xmlns:cx6="http://schemas.microsoft.com/office/drawing/2016/5/12/chartex" xmlns:cx7="http://schemas.microsoft.com/office/drawing/2016/5/13/chartex" xmlns:cx8="http://schemas.microsoft.com/office/drawing/2016/5/14/chartex" xmlns:mc="http://schemas.openxmlformats.org/markup-compatibility/2006" xmlns:aink="http://schemas.microsoft.com/office/drawing/2016/ink" xmlns:am3d="http://schemas.microsoft.com/office/drawing/2017/model3d" xmlns:o="urn:schemas-microsoft-com:office:office" xmlns:r="http://schemas.openxmlformats.org/officeDocument/2006/relationships" xmlns:m="http://schemas.openxmlformats.org/officeDocument/2006/math" xmlns:v="urn:schemas-microsoft-com:vml" xmlns:wp14="http://schemas.microsoft.com/office/word/2010/wordprocessingDrawing" xmlns:wp="http://schemas.openxmlformats.org/drawingml/2006/wordprocessingDrawing" xmlns:w10="urn:schemas-microsoft-com:office:word" xmlns:w="http://schemas.openxmlformats.org/wordprocessingml/2006/main" xmlns:w14="http://schemas.microsoft.com/office/word/2010/wordml" xmlns:w15="http://schemas.microsoft.com/office/word/2012/wordml" xmlns:w16cex="http://schemas.microsoft.com/office/word/2018/wordml/cex" xmlns:w16cid="http://schemas.microsoft.com/office/word/2016/wordml/cid" xmlns:w16="http://schemas.microsoft.com/office/word/2018/wordml" xmlns:w16sdtdh="http://schemas.microsoft.com/office/word/2020/wordml/sdtdatahash" xmlns:w16se="http://schemas.microsoft.com/office/word/2015/wordml/symex" xmlns:wpg="http://schemas.microsoft.com/office/word/2010/wordprocessingGroup" xmlns:wpi="http://schemas.microsoft.com/office/word/2010/wordprocessingInk" xmlns:wne="http://schemas.microsoft.com/office/word/2006/wordml" xmlns:wps="http://schemas.microsoft.com/office/word/2010/wordprocessingShape" mc:Ignorable="w14 w15 w16se w16cid w16 w16cex w16sdtdh wp14">
+  <w15:commentEx w15:paraId="270C740C" w15:done="0"/>
+</w15:commentsEx>
+</file>
+
+<file path=word/commentsExtensible.xml><?xml version="1.0" encoding="utf-8"?>
+<w16cex:commentsExtensible xmlns:wpc="http://schemas.microsoft.com/office/word/2010/wordprocessingCanvas" xmlns:cx="http://schemas.microsoft.com/office/drawing/2014/chartex" xmlns:cx1="http://schemas.microsoft.com/office/drawing/2015/9/8/chartex" xmlns:cx2="http://schemas.microsoft.com/office/drawing/2015/10/21/chartex" xmlns:cx3="http://schemas.microsoft.com/office/drawing/2016/5/9/chartex" xmlns:cx4="http://schemas.microsoft.com/office/drawing/2016/5/10/chartex" xmlns:cx5="http://schemas.microsoft.com/office/drawing/2016/5/11/chartex" xmlns:cx6="http://schemas.microsoft.com/office/drawing/2016/5/12/chartex" xmlns:cx7="http://schemas.microsoft.com/office/drawing/2016/5/13/chartex" xmlns:cx8="http://schemas.microsoft.com/office/drawing/2016/5/14/chartex" xmlns:mc="http://schemas.openxmlformats.org/markup-compatibility/2006" xmlns:aink="http://schemas.microsoft.com/office/drawing/2016/ink" xmlns:am3d="http://schemas.microsoft.com/office/drawing/2017/model3d" xmlns:o="urn:schemas-microsoft-com:office:office" xmlns:r="http://schemas.openxmlformats.org/officeDocument/2006/relationships" xmlns:m="http://schemas.openxmlformats.org/officeDocument/2006/math" xmlns:v="urn:schemas-microsoft-com:vml" xmlns:wp14="http://schemas.microsoft.com/office/word/2010/wordprocessingDrawing" xmlns:wp="http://schemas.openxmlformats.org/drawingml/2006/wordprocessingDrawing" xmlns:w10="urn:schemas-microsoft-com:office:word" xmlns:w="http://schemas.openxmlformats.org/wordprocessingml/2006/main" xmlns:w14="http://schemas.microsoft.com/office/word/2010/wordml" xmlns:w15="http://schemas.microsoft.com/office/word/2012/wordml" xmlns:w16cex="http://schemas.microsoft.com/office/word/2018/wordml/cex" xmlns:w16cid="http://schemas.microsoft.com/office/word/2016/wordml/cid" xmlns:w16="http://schemas.microsoft.com/office/word/2018/wordml" xmlns:w16sdtdh="http://schemas.microsoft.com/office/word/2020/wordml/sdtdatahash" xmlns:w16se="http://schemas.microsoft.com/office/word/2015/wordml/symex" xmlns:wpg="http://schemas.microsoft.com/office/word/2010/wordprocessingGroup" xmlns:wpi="http://schemas.microsoft.com/office/word/2010/wordprocessingInk" xmlns:wne="http://schemas.microsoft.com/office/word/2006/wordml" xmlns:wps="http://schemas.microsoft.com/office/word/2010/wordprocessingShape" mc:Ignorable="w14 w15 w16se w16cid w16 w16cex w16sdtdh wp14">
+  <w16cex:commentExtensible w16cex:durableId="2D94A23F" w16cex:dateUtc="2026-04-23T06:50:00Z"/>
+</w16cex:commentsExtensible>
+</file>
+
+<file path=word/commentsIds.xml><?xml version="1.0" encoding="utf-8"?>
+<w16cid:commentsIds xmlns:wpc="http://schemas.microsoft.com/office/word/2010/wordprocessingCanvas" xmlns:cx="http://schemas.microsoft.com/office/drawing/2014/chartex" xmlns:cx1="http://schemas.microsoft.com/office/drawing/2015/9/8/chartex" xmlns:cx2="http://schemas.microsoft.com/office/drawing/2015/10/21/chartex" xmlns:cx3="http://schemas.microsoft.com/office/drawing/2016/5/9/chartex" xmlns:cx4="http://schemas.microsoft.com/office/drawing/2016/5/10/chartex" xmlns:cx5="http://schemas.microsoft.com/office/drawing/2016/5/11/chartex" xmlns:cx6="http://schemas.microsoft.com/office/drawing/2016/5/12/chartex" xmlns:cx7="http://schemas.microsoft.com/office/drawing/2016/5/13/chartex" xmlns:cx8="http://schemas.microsoft.com/office/drawing/2016/5/14/chartex" xmlns:mc="http://schemas.openxmlformats.org/markup-compatibility/2006" xmlns:aink="http://schemas.microsoft.com/office/drawing/2016/ink" xmlns:am3d="http://schemas.microsoft.com/office/drawing/2017/model3d" xmlns:o="urn:schemas-microsoft-com:office:office" xmlns:r="http://schemas.openxmlformats.org/officeDocument/2006/relationships" xmlns:m="http://schemas.openxmlformats.org/officeDocument/2006/math" xmlns:v="urn:schemas-microsoft-com:vml" xmlns:wp14="http://schemas.microsoft.com/office/word/2010/wordprocessingDrawing" xmlns:wp="http://schemas.openxmlformats.org/drawingml/2006/wordprocessingDrawing" xmlns:w10="urn:schemas-microsoft-com:office:word" xmlns:w="http://schemas.openxmlformats.org/wordprocessingml/2006/main" xmlns:w14="http://schemas.microsoft.com/office/word/2010/wordml" xmlns:w15="http://schemas.microsoft.com/office/word/2012/wordml" xmlns:w16cex="http://schemas.microsoft.com/office/word/2018/wordml/cex" xmlns:w16cid="http://schemas.microsoft.com/office/word/2016/wordml/cid" xmlns:w16="http://schemas.microsoft.com/office/word/2018/wordml" xmlns:w16sdtdh="http://schemas.microsoft.com/office/word/2020/wordml/sdtdatahash" xmlns:w16se="http://schemas.microsoft.com/office/word/2015/wordml/symex" xmlns:wpg="http://schemas.microsoft.com/office/word/2010/wordprocessingGroup" xmlns:wpi="http://schemas.microsoft.com/office/word/2010/wordprocessingInk" xmlns:wne="http://schemas.microsoft.com/office/word/2006/wordml" xmlns:wps="http://schemas.microsoft.com/office/word/2010/wordprocessingShape" mc:Ignorable="w14 w15 w16se w16cid w16 w16cex w16sdtdh wp14">
+  <w16cid:commentId w16cid:paraId="270C740C" w16cid:durableId="2D94A23F"/>
+</w16cid:commentsIds>
+</file>
+
 <file path=word/endnotes.xml><?xml version="1.0" encoding="utf-8"?>
-<w:endnotes xmlns:wpc="http://schemas.microsoft.com/office/word/2010/wordprocessingCanvas" xmlns:cx="http://schemas.microsoft.com/office/drawing/2014/chartex" xmlns:cx1="http://schemas.microsoft.com/office/drawing/2015/9/8/chartex" xmlns:cx2="http://schemas.microsoft.com/office/drawing/2015/10/21/chartex" xmlns:cx3="http://schemas.microsoft.com/office/drawing/2016/5/9/chartex" xmlns:cx4="http://schemas.microsoft.com/office/drawing/2016/5/10/chartex" xmlns:cx5="http://schemas.microsoft.com/office/drawing/2016/5/11/chartex" xmlns:cx6="http://schemas.microsoft.com/office/drawing/2016/5/12/chartex" xmlns:cx7="http://schemas.microsoft.com/office/drawing/2016/5/13/chartex" xmlns:cx8="http://schemas.microsoft.com/office/drawing/2016/5/14/chartex" xmlns:mc="http://schemas.openxmlformats.org/markup-compatibility/2006" xmlns:aink="http://schemas.microsoft.com/office/drawing/2016/ink" xmlns:am3d="http://schemas.microsoft.com/office/drawing/2017/model3d" xmlns:o="urn:schemas-microsoft-com:office:office" xmlns:oel="http://schemas.microsoft.com/office/2019/extlst" xmlns:r="http://schemas.openxmlformats.org/officeDocument/2006/relationships" xmlns:m="http://schemas.openxmlformats.org/officeDocument/2006/math" xmlns:v="urn:schemas-microsoft-com:vml" xmlns:wp14="http://schemas.microsoft.com/office/word/2010/wordprocessingDrawing" xmlns:wp="http://schemas.openxmlformats.org/drawingml/2006/wordprocessingDrawing" xmlns:w10="urn:schemas-microsoft-com:office:word" xmlns:w="http://schemas.openxmlformats.org/wordprocessingml/2006/main" xmlns:w14="http://schemas.microsoft.com/office/word/2010/wordml" xmlns:w15="http://schemas.microsoft.com/office/word/2012/wordml" xmlns:w16cex="http://schemas.microsoft.com/office/word/2018/wordml/cex" xmlns:w16cid="http://schemas.microsoft.com/office/word/2016/wordml/cid" xmlns:w16="http://schemas.microsoft.com/office/word/2018/wordml" xmlns:w16du="http://schemas.microsoft.com/office/word/2023/wordml/word16du" xmlns:w16sdtdh="http://schemas.microsoft.com/office/word/2020/wordml/sdtdatahash" xmlns:w16sdtfl="http://schemas.microsoft.com/office/word/2024/wordml/sdtformatlock" xmlns:w16se="http://schemas.microsoft.com/office/word/2015/wordml/symex" xmlns:wpg="http://schemas.microsoft.com/office/word/2010/wordprocessingGroup" xmlns:wpi="http://schemas.microsoft.com/office/word/2010/wordprocessingInk" xmlns:wne="http://schemas.microsoft.com/office/word/2006/wordml" xmlns:wps="http://schemas.microsoft.com/office/word/2010/wordprocessingShape" mc:Ignorable="w14 w15 w16se w16cid w16 w16cex w16sdtdh w16sdtfl w16du wp14">
+<w:endnotes xmlns:wpc="http://schemas.microsoft.com/office/word/2010/wordprocessingCanvas" xmlns:cx="http://schemas.microsoft.com/office/drawing/2014/chartex" xmlns:cx1="http://schemas.microsoft.com/office/drawing/2015/9/8/chartex" xmlns:cx2="http://schemas.microsoft.com/office/drawing/2015/10/21/chartex" xmlns:cx3="http://schemas.microsoft.com/office/drawing/2016/5/9/chartex" xmlns:cx4="http://schemas.microsoft.com/office/drawing/2016/5/10/chartex" xmlns:cx5="http://schemas.microsoft.com/office/drawing/2016/5/11/chartex" xmlns:cx6="http://schemas.microsoft.com/office/drawing/2016/5/12/chartex" xmlns:cx7="http://schemas.microsoft.com/office/drawing/2016/5/13/chartex" xmlns:cx8="http://schemas.microsoft.com/office/drawing/2016/5/14/chartex" xmlns:mc="http://schemas.openxmlformats.org/markup-compatibility/2006" xmlns:aink="http://schemas.microsoft.com/office/drawing/2016/ink" xmlns:am3d="http://schemas.microsoft.com/office/drawing/2017/model3d" xmlns:o="urn:schemas-microsoft-com:office:office" xmlns:r="http://schemas.openxmlformats.org/officeDocument/2006/relationships" xmlns:m="http://schemas.openxmlformats.org/officeDocument/2006/math" xmlns:v="urn:schemas-microsoft-com:vml" xmlns:wp14="http://schemas.microsoft.com/office/word/2010/wordprocessingDrawing" xmlns:wp="http://schemas.openxmlformats.org/drawingml/2006/wordprocessingDrawing" xmlns:w10="urn:schemas-microsoft-com:office:word" xmlns:w="http://schemas.openxmlformats.org/wordprocessingml/2006/main" xmlns:w14="http://schemas.microsoft.com/office/word/2010/wordml" xmlns:w15="http://schemas.microsoft.com/office/word/2012/wordml" xmlns:w16cex="http://schemas.microsoft.com/office/word/2018/wordml/cex" xmlns:w16cid="http://schemas.microsoft.com/office/word/2016/wordml/cid" xmlns:w16="http://schemas.microsoft.com/office/word/2018/wordml" xmlns:w16sdtdh="http://schemas.microsoft.com/office/word/2020/wordml/sdtdatahash" xmlns:w16se="http://schemas.microsoft.com/office/word/2015/wordml/symex" xmlns:wpg="http://schemas.microsoft.com/office/word/2010/wordprocessingGroup" xmlns:wpi="http://schemas.microsoft.com/office/word/2010/wordprocessingInk" xmlns:wne="http://schemas.microsoft.com/office/word/2006/wordml" xmlns:wps="http://schemas.microsoft.com/office/word/2010/wordprocessingShape" mc:Ignorable="w14 w15 w16se w16cid w16 w16cex w16sdtdh wp14">
   <w:endnote w:type="separator" w:id="-1">
     <w:p>
       <w:pPr>
@@ -22669,7 +22714,7 @@
 </file>
 
 <file path=word/footer1.xml><?xml version="1.0" encoding="utf-8"?>
-<w:ftr xmlns:wpc="http://schemas.microsoft.com/office/word/2010/wordprocessingCanvas" xmlns:cx="http://schemas.microsoft.com/office/drawing/2014/chartex" xmlns:cx1="http://schemas.microsoft.com/office/drawing/2015/9/8/chartex" xmlns:cx2="http://schemas.microsoft.com/office/drawing/2015/10/21/chartex" xmlns:cx3="http://schemas.microsoft.com/office/drawing/2016/5/9/chartex" xmlns:cx4="http://schemas.microsoft.com/office/drawing/2016/5/10/chartex" xmlns:cx5="http://schemas.microsoft.com/office/drawing/2016/5/11/chartex" xmlns:cx6="http://schemas.microsoft.com/office/drawing/2016/5/12/chartex" xmlns:cx7="http://schemas.microsoft.com/office/drawing/2016/5/13/chartex" xmlns:cx8="http://schemas.microsoft.com/office/drawing/2016/5/14/chartex" xmlns:mc="http://schemas.openxmlformats.org/markup-compatibility/2006" xmlns:aink="http://schemas.microsoft.com/office/drawing/2016/ink" xmlns:am3d="http://schemas.microsoft.com/office/drawing/2017/model3d" xmlns:o="urn:schemas-microsoft-com:office:office" xmlns:oel="http://schemas.microsoft.com/office/2019/extlst" xmlns:r="http://schemas.openxmlformats.org/officeDocument/2006/relationships" xmlns:m="http://schemas.openxmlformats.org/officeDocument/2006/math" xmlns:v="urn:schemas-microsoft-com:vml" xmlns:wp14="http://schemas.microsoft.com/office/word/2010/wordprocessingDrawing" xmlns:wp="http://schemas.openxmlformats.org/drawingml/2006/wordprocessingDrawing" xmlns:w10="urn:schemas-microsoft-com:office:word" xmlns:w="http://schemas.openxmlformats.org/wordprocessingml/2006/main" xmlns:w14="http://schemas.microsoft.com/office/word/2010/wordml" xmlns:w15="http://schemas.microsoft.com/office/word/2012/wordml" xmlns:w16cex="http://schemas.microsoft.com/office/word/2018/wordml/cex" xmlns:w16cid="http://schemas.microsoft.com/office/word/2016/wordml/cid" xmlns:w16="http://schemas.microsoft.com/office/word/2018/wordml" xmlns:w16du="http://schemas.microsoft.com/office/word/2023/wordml/word16du" xmlns:w16sdtdh="http://schemas.microsoft.com/office/word/2020/wordml/sdtdatahash" xmlns:w16sdtfl="http://schemas.microsoft.com/office/word/2024/wordml/sdtformatlock" xmlns:w16se="http://schemas.microsoft.com/office/word/2015/wordml/symex" xmlns:wpg="http://schemas.microsoft.com/office/word/2010/wordprocessingGroup" xmlns:wpi="http://schemas.microsoft.com/office/word/2010/wordprocessingInk" xmlns:wne="http://schemas.microsoft.com/office/word/2006/wordml" xmlns:wps="http://schemas.microsoft.com/office/word/2010/wordprocessingShape" mc:Ignorable="w14 w15 w16se w16cid w16 w16cex w16sdtdh w16sdtfl w16du wp14">
+<w:ftr xmlns:wpc="http://schemas.microsoft.com/office/word/2010/wordprocessingCanvas" xmlns:cx="http://schemas.microsoft.com/office/drawing/2014/chartex" xmlns:cx1="http://schemas.microsoft.com/office/drawing/2015/9/8/chartex" xmlns:cx2="http://schemas.microsoft.com/office/drawing/2015/10/21/chartex" xmlns:cx3="http://schemas.microsoft.com/office/drawing/2016/5/9/chartex" xmlns:cx4="http://schemas.microsoft.com/office/drawing/2016/5/10/chartex" xmlns:cx5="http://schemas.microsoft.com/office/drawing/2016/5/11/chartex" xmlns:cx6="http://schemas.microsoft.com/office/drawing/2016/5/12/chartex" xmlns:cx7="http://schemas.microsoft.com/office/drawing/2016/5/13/chartex" xmlns:cx8="http://schemas.microsoft.com/office/drawing/2016/5/14/chartex" xmlns:mc="http://schemas.openxmlformats.org/markup-compatibility/2006" xmlns:aink="http://schemas.microsoft.com/office/drawing/2016/ink" xmlns:am3d="http://schemas.microsoft.com/office/drawing/2017/model3d" xmlns:o="urn:schemas-microsoft-com:office:office" xmlns:r="http://schemas.openxmlformats.org/officeDocument/2006/relationships" xmlns:m="http://schemas.openxmlformats.org/officeDocument/2006/math" xmlns:v="urn:schemas-microsoft-com:vml" xmlns:wp14="http://schemas.microsoft.com/office/word/2010/wordprocessingDrawing" xmlns:wp="http://schemas.openxmlformats.org/drawingml/2006/wordprocessingDrawing" xmlns:w10="urn:schemas-microsoft-com:office:word" xmlns:w="http://schemas.openxmlformats.org/wordprocessingml/2006/main" xmlns:w14="http://schemas.microsoft.com/office/word/2010/wordml" xmlns:w15="http://schemas.microsoft.com/office/word/2012/wordml" xmlns:w16cex="http://schemas.microsoft.com/office/word/2018/wordml/cex" xmlns:w16cid="http://schemas.microsoft.com/office/word/2016/wordml/cid" xmlns:w16="http://schemas.microsoft.com/office/word/2018/wordml" xmlns:w16sdtdh="http://schemas.microsoft.com/office/word/2020/wordml/sdtdatahash" xmlns:w16se="http://schemas.microsoft.com/office/word/2015/wordml/symex" xmlns:wpg="http://schemas.microsoft.com/office/word/2010/wordprocessingGroup" xmlns:wpi="http://schemas.microsoft.com/office/word/2010/wordprocessingInk" xmlns:wne="http://schemas.microsoft.com/office/word/2006/wordml" xmlns:wps="http://schemas.microsoft.com/office/word/2010/wordprocessingShape" mc:Ignorable="w14 w15 w16se w16cid w16 w16cex w16sdtdh wp14">
   <w:sdt>
     <w:sdtPr>
       <w:id w:val="994682180"/>
@@ -22678,6 +22723,7 @@
         <w:docPartUnique/>
       </w:docPartObj>
     </w:sdtPr>
+    <w:sdtEndPr/>
     <w:sdtContent>
       <w:p>
         <w:pPr>
@@ -22714,7 +22760,7 @@
 </file>
 
 <file path=word/footnotes.xml><?xml version="1.0" encoding="utf-8"?>
-<w:footnotes xmlns:wpc="http://schemas.microsoft.com/office/word/2010/wordprocessingCanvas" xmlns:cx="http://schemas.microsoft.com/office/drawing/2014/chartex" xmlns:cx1="http://schemas.microsoft.com/office/drawing/2015/9/8/chartex" xmlns:cx2="http://schemas.microsoft.com/office/drawing/2015/10/21/chartex" xmlns:cx3="http://schemas.microsoft.com/office/drawing/2016/5/9/chartex" xmlns:cx4="http://schemas.microsoft.com/office/drawing/2016/5/10/chartex" xmlns:cx5="http://schemas.microsoft.com/office/drawing/2016/5/11/chartex" xmlns:cx6="http://schemas.microsoft.com/office/drawing/2016/5/12/chartex" xmlns:cx7="http://schemas.microsoft.com/office/drawing/2016/5/13/chartex" xmlns:cx8="http://schemas.microsoft.com/office/drawing/2016/5/14/chartex" xmlns:mc="http://schemas.openxmlformats.org/markup-compatibility/2006" xmlns:aink="http://schemas.microsoft.com/office/drawing/2016/ink" xmlns:am3d="http://schemas.microsoft.com/office/drawing/2017/model3d" xmlns:o="urn:schemas-microsoft-com:office:office" xmlns:oel="http://schemas.microsoft.com/office/2019/extlst" xmlns:r="http://schemas.openxmlformats.org/officeDocument/2006/relationships" xmlns:m="http://schemas.openxmlformats.org/officeDocument/2006/math" xmlns:v="urn:schemas-microsoft-com:vml" xmlns:wp14="http://schemas.microsoft.com/office/word/2010/wordprocessingDrawing" xmlns:wp="http://schemas.openxmlformats.org/drawingml/2006/wordprocessingDrawing" xmlns:w10="urn:schemas-microsoft-com:office:word" xmlns:w="http://schemas.openxmlformats.org/wordprocessingml/2006/main" xmlns:w14="http://schemas.microsoft.com/office/word/2010/wordml" xmlns:w15="http://schemas.microsoft.com/office/word/2012/wordml" xmlns:w16cex="http://schemas.microsoft.com/office/word/2018/wordml/cex" xmlns:w16cid="http://schemas.microsoft.com/office/word/2016/wordml/cid" xmlns:w16="http://schemas.microsoft.com/office/word/2018/wordml" xmlns:w16du="http://schemas.microsoft.com/office/word/2023/wordml/word16du" xmlns:w16sdtdh="http://schemas.microsoft.com/office/word/2020/wordml/sdtdatahash" xmlns:w16sdtfl="http://schemas.microsoft.com/office/word/2024/wordml/sdtformatlock" xmlns:w16se="http://schemas.microsoft.com/office/word/2015/wordml/symex" xmlns:wpg="http://schemas.microsoft.com/office/word/2010/wordprocessingGroup" xmlns:wpi="http://schemas.microsoft.com/office/word/2010/wordprocessingInk" xmlns:wne="http://schemas.microsoft.com/office/word/2006/wordml" xmlns:wps="http://schemas.microsoft.com/office/word/2010/wordprocessingShape" mc:Ignorable="w14 w15 w16se w16cid w16 w16cex w16sdtdh w16sdtfl w16du wp14">
+<w:footnotes xmlns:wpc="http://schemas.microsoft.com/office/word/2010/wordprocessingCanvas" xmlns:cx="http://schemas.microsoft.com/office/drawing/2014/chartex" xmlns:cx1="http://schemas.microsoft.com/office/drawing/2015/9/8/chartex" xmlns:cx2="http://schemas.microsoft.com/office/drawing/2015/10/21/chartex" xmlns:cx3="http://schemas.microsoft.com/office/drawing/2016/5/9/chartex" xmlns:cx4="http://schemas.microsoft.com/office/drawing/2016/5/10/chartex" xmlns:cx5="http://schemas.microsoft.com/office/drawing/2016/5/11/chartex" xmlns:cx6="http://schemas.microsoft.com/office/drawing/2016/5/12/chartex" xmlns:cx7="http://schemas.microsoft.com/office/drawing/2016/5/13/chartex" xmlns:cx8="http://schemas.microsoft.com/office/drawing/2016/5/14/chartex" xmlns:mc="http://schemas.openxmlformats.org/markup-compatibility/2006" xmlns:aink="http://schemas.microsoft.com/office/drawing/2016/ink" xmlns:am3d="http://schemas.microsoft.com/office/drawing/2017/model3d" xmlns:o="urn:schemas-microsoft-com:office:office" xmlns:r="http://schemas.openxmlformats.org/officeDocument/2006/relationships" xmlns:m="http://schemas.openxmlformats.org/officeDocument/2006/math" xmlns:v="urn:schemas-microsoft-com:vml" xmlns:wp14="http://schemas.microsoft.com/office/word/2010/wordprocessingDrawing" xmlns:wp="http://schemas.openxmlformats.org/drawingml/2006/wordprocessingDrawing" xmlns:w10="urn:schemas-microsoft-com:office:word" xmlns:w="http://schemas.openxmlformats.org/wordprocessingml/2006/main" xmlns:w14="http://schemas.microsoft.com/office/word/2010/wordml" xmlns:w15="http://schemas.microsoft.com/office/word/2012/wordml" xmlns:w16cex="http://schemas.microsoft.com/office/word/2018/wordml/cex" xmlns:w16cid="http://schemas.microsoft.com/office/word/2016/wordml/cid" xmlns:w16="http://schemas.microsoft.com/office/word/2018/wordml" xmlns:w16sdtdh="http://schemas.microsoft.com/office/word/2020/wordml/sdtdatahash" xmlns:w16se="http://schemas.microsoft.com/office/word/2015/wordml/symex" xmlns:wpg="http://schemas.microsoft.com/office/word/2010/wordprocessingGroup" xmlns:wpi="http://schemas.microsoft.com/office/word/2010/wordprocessingInk" xmlns:wne="http://schemas.microsoft.com/office/word/2006/wordml" xmlns:wps="http://schemas.microsoft.com/office/word/2010/wordprocessingShape" mc:Ignorable="w14 w15 w16se w16cid w16 w16cex w16sdtdh wp14">
   <w:footnote w:type="separator" w:id="-1">
     <w:p>
       <w:pPr>
@@ -22739,7 +22785,7 @@
 </file>
 
 <file path=word/numbering.xml><?xml version="1.0" encoding="utf-8"?>
-<w:numbering xmlns:wpc="http://schemas.microsoft.com/office/word/2010/wordprocessingCanvas" xmlns:cx="http://schemas.microsoft.com/office/drawing/2014/chartex" xmlns:cx1="http://schemas.microsoft.com/office/drawing/2015/9/8/chartex" xmlns:cx2="http://schemas.microsoft.com/office/drawing/2015/10/21/chartex" xmlns:cx3="http://schemas.microsoft.com/office/drawing/2016/5/9/chartex" xmlns:cx4="http://schemas.microsoft.com/office/drawing/2016/5/10/chartex" xmlns:cx5="http://schemas.microsoft.com/office/drawing/2016/5/11/chartex" xmlns:cx6="http://schemas.microsoft.com/office/drawing/2016/5/12/chartex" xmlns:cx7="http://schemas.microsoft.com/office/drawing/2016/5/13/chartex" xmlns:cx8="http://schemas.microsoft.com/office/drawing/2016/5/14/chartex" xmlns:mc="http://schemas.openxmlformats.org/markup-compatibility/2006" xmlns:aink="http://schemas.microsoft.com/office/drawing/2016/ink" xmlns:am3d="http://schemas.microsoft.com/office/drawing/2017/model3d" xmlns:o="urn:schemas-microsoft-com:office:office" xmlns:oel="http://schemas.microsoft.com/office/2019/extlst" xmlns:r="http://schemas.openxmlformats.org/officeDocument/2006/relationships" xmlns:m="http://schemas.openxmlformats.org/officeDocument/2006/math" xmlns:v="urn:schemas-microsoft-com:vml" xmlns:wp14="http://schemas.microsoft.com/office/word/2010/wordprocessingDrawing" xmlns:wp="http://schemas.openxmlformats.org/drawingml/2006/wordprocessingDrawing" xmlns:w10="urn:schemas-microsoft-com:office:word" xmlns:w="http://schemas.openxmlformats.org/wordprocessingml/2006/main" xmlns:w14="http://schemas.microsoft.com/office/word/2010/wordml" xmlns:w15="http://schemas.microsoft.com/office/word/2012/wordml" xmlns:w16cex="http://schemas.microsoft.com/office/word/2018/wordml/cex" xmlns:w16cid="http://schemas.microsoft.com/office/word/2016/wordml/cid" xmlns:w16="http://schemas.microsoft.com/office/word/2018/wordml" xmlns:w16du="http://schemas.microsoft.com/office/word/2023/wordml/word16du" xmlns:w16sdtdh="http://schemas.microsoft.com/office/word/2020/wordml/sdtdatahash" xmlns:w16sdtfl="http://schemas.microsoft.com/office/word/2024/wordml/sdtformatlock" xmlns:w16se="http://schemas.microsoft.com/office/word/2015/wordml/symex" xmlns:wpg="http://schemas.microsoft.com/office/word/2010/wordprocessingGroup" xmlns:wpi="http://schemas.microsoft.com/office/word/2010/wordprocessingInk" xmlns:wne="http://schemas.microsoft.com/office/word/2006/wordml" xmlns:wps="http://schemas.microsoft.com/office/word/2010/wordprocessingShape" mc:Ignorable="w14 w15 w16se w16cid w16 w16cex w16sdtdh w16sdtfl w16du wp14">
+<w:numbering xmlns:wpc="http://schemas.microsoft.com/office/word/2010/wordprocessingCanvas" xmlns:cx="http://schemas.microsoft.com/office/drawing/2014/chartex" xmlns:cx1="http://schemas.microsoft.com/office/drawing/2015/9/8/chartex" xmlns:cx2="http://schemas.microsoft.com/office/drawing/2015/10/21/chartex" xmlns:cx3="http://schemas.microsoft.com/office/drawing/2016/5/9/chartex" xmlns:cx4="http://schemas.microsoft.com/office/drawing/2016/5/10/chartex" xmlns:cx5="http://schemas.microsoft.com/office/drawing/2016/5/11/chartex" xmlns:cx6="http://schemas.microsoft.com/office/drawing/2016/5/12/chartex" xmlns:cx7="http://schemas.microsoft.com/office/drawing/2016/5/13/chartex" xmlns:cx8="http://schemas.microsoft.com/office/drawing/2016/5/14/chartex" xmlns:mc="http://schemas.openxmlformats.org/markup-compatibility/2006" xmlns:aink="http://schemas.microsoft.com/office/drawing/2016/ink" xmlns:am3d="http://schemas.microsoft.com/office/drawing/2017/model3d" xmlns:o="urn:schemas-microsoft-com:office:office" xmlns:r="http://schemas.openxmlformats.org/officeDocument/2006/relationships" xmlns:m="http://schemas.openxmlformats.org/officeDocument/2006/math" xmlns:v="urn:schemas-microsoft-com:vml" xmlns:wp14="http://schemas.microsoft.com/office/word/2010/wordprocessingDrawing" xmlns:wp="http://schemas.openxmlformats.org/drawingml/2006/wordprocessingDrawing" xmlns:w10="urn:schemas-microsoft-com:office:word" xmlns:w="http://schemas.openxmlformats.org/wordprocessingml/2006/main" xmlns:w14="http://schemas.microsoft.com/office/word/2010/wordml" xmlns:w15="http://schemas.microsoft.com/office/word/2012/wordml" xmlns:w16cex="http://schemas.microsoft.com/office/word/2018/wordml/cex" xmlns:w16cid="http://schemas.microsoft.com/office/word/2016/wordml/cid" xmlns:w16="http://schemas.microsoft.com/office/word/2018/wordml" xmlns:w16sdtdh="http://schemas.microsoft.com/office/word/2020/wordml/sdtdatahash" xmlns:w16se="http://schemas.microsoft.com/office/word/2015/wordml/symex" xmlns:wpg="http://schemas.microsoft.com/office/word/2010/wordprocessingGroup" xmlns:wpi="http://schemas.microsoft.com/office/word/2010/wordprocessingInk" xmlns:wne="http://schemas.microsoft.com/office/word/2006/wordml" xmlns:wps="http://schemas.microsoft.com/office/word/2010/wordprocessingShape" mc:Ignorable="w14 w15 w16se w16cid w16 w16cex w16sdtdh wp14">
   <w:abstractNum w:abstractNumId="0" w15:restartNumberingAfterBreak="0">
     <w:nsid w:val="01391C60"/>
     <w:multiLevelType w:val="multilevel"/>
@@ -24444,53 +24490,61 @@
       </w:rPr>
     </w:lvl>
   </w:abstractNum>
-  <w:num w:numId="1" w16cid:durableId="506410481">
+  <w:num w:numId="1">
     <w:abstractNumId w:val="11"/>
   </w:num>
-  <w:num w:numId="2" w16cid:durableId="1118067652">
+  <w:num w:numId="2">
     <w:abstractNumId w:val="4"/>
   </w:num>
-  <w:num w:numId="3" w16cid:durableId="509872641">
+  <w:num w:numId="3">
     <w:abstractNumId w:val="0"/>
   </w:num>
-  <w:num w:numId="4" w16cid:durableId="657151213">
+  <w:num w:numId="4">
     <w:abstractNumId w:val="1"/>
   </w:num>
-  <w:num w:numId="5" w16cid:durableId="1575120548">
+  <w:num w:numId="5">
     <w:abstractNumId w:val="12"/>
   </w:num>
-  <w:num w:numId="6" w16cid:durableId="1562327280">
+  <w:num w:numId="6">
     <w:abstractNumId w:val="7"/>
   </w:num>
-  <w:num w:numId="7" w16cid:durableId="535196549">
+  <w:num w:numId="7">
     <w:abstractNumId w:val="13"/>
   </w:num>
-  <w:num w:numId="8" w16cid:durableId="1420980936">
+  <w:num w:numId="8">
     <w:abstractNumId w:val="8"/>
   </w:num>
-  <w:num w:numId="9" w16cid:durableId="668214750">
+  <w:num w:numId="9">
     <w:abstractNumId w:val="5"/>
   </w:num>
-  <w:num w:numId="10" w16cid:durableId="617763839">
+  <w:num w:numId="10">
     <w:abstractNumId w:val="9"/>
   </w:num>
-  <w:num w:numId="11" w16cid:durableId="1824160481">
+  <w:num w:numId="11">
     <w:abstractNumId w:val="10"/>
   </w:num>
-  <w:num w:numId="12" w16cid:durableId="3292397">
+  <w:num w:numId="12">
     <w:abstractNumId w:val="3"/>
   </w:num>
-  <w:num w:numId="13" w16cid:durableId="1081484023">
+  <w:num w:numId="13">
     <w:abstractNumId w:val="2"/>
   </w:num>
-  <w:num w:numId="14" w16cid:durableId="1824006150">
+  <w:num w:numId="14">
     <w:abstractNumId w:val="6"/>
   </w:num>
 </w:numbering>
 </file>
 
+<file path=word/people.xml><?xml version="1.0" encoding="utf-8"?>
+<w15:people xmlns:wpc="http://schemas.microsoft.com/office/word/2010/wordprocessingCanvas" xmlns:cx="http://schemas.microsoft.com/office/drawing/2014/chartex" xmlns:cx1="http://schemas.microsoft.com/office/drawing/2015/9/8/chartex" xmlns:cx2="http://schemas.microsoft.com/office/drawing/2015/10/21/chartex" xmlns:cx3="http://schemas.microsoft.com/office/drawing/2016/5/9/chartex" xmlns:cx4="http://schemas.microsoft.com/office/drawing/2016/5/10/chartex" xmlns:cx5="http://schemas.microsoft.com/office/drawing/2016/5/11/chartex" xmlns:cx6="http://schemas.microsoft.com/office/drawing/2016/5/12/chartex" xmlns:cx7="http://schemas.microsoft.com/office/drawing/2016/5/13/chartex" xmlns:cx8="http://schemas.microsoft.com/office/drawing/2016/5/14/chartex" xmlns:mc="http://schemas.openxmlformats.org/markup-compatibility/2006" xmlns:aink="http://schemas.microsoft.com/office/drawing/2016/ink" xmlns:am3d="http://schemas.microsoft.com/office/drawing/2017/model3d" xmlns:o="urn:schemas-microsoft-com:office:office" xmlns:r="http://schemas.openxmlformats.org/officeDocument/2006/relationships" xmlns:m="http://schemas.openxmlformats.org/officeDocument/2006/math" xmlns:v="urn:schemas-microsoft-com:vml" xmlns:wp14="http://schemas.microsoft.com/office/word/2010/wordprocessingDrawing" xmlns:wp="http://schemas.openxmlformats.org/drawingml/2006/wordprocessingDrawing" xmlns:w10="urn:schemas-microsoft-com:office:word" xmlns:w="http://schemas.openxmlformats.org/wordprocessingml/2006/main" xmlns:w14="http://schemas.microsoft.com/office/word/2010/wordml" xmlns:w15="http://schemas.microsoft.com/office/word/2012/wordml" xmlns:w16cex="http://schemas.microsoft.com/office/word/2018/wordml/cex" xmlns:w16cid="http://schemas.microsoft.com/office/word/2016/wordml/cid" xmlns:w16="http://schemas.microsoft.com/office/word/2018/wordml" xmlns:w16sdtdh="http://schemas.microsoft.com/office/word/2020/wordml/sdtdatahash" xmlns:w16se="http://schemas.microsoft.com/office/word/2015/wordml/symex" xmlns:wpg="http://schemas.microsoft.com/office/word/2010/wordprocessingGroup" xmlns:wpi="http://schemas.microsoft.com/office/word/2010/wordprocessingInk" xmlns:wne="http://schemas.microsoft.com/office/word/2006/wordml" xmlns:wps="http://schemas.microsoft.com/office/word/2010/wordprocessingShape" mc:Ignorable="w14 w15 w16se w16cid w16 w16cex w16sdtdh wp14">
+  <w15:person w15:author="Aleksey A. Kalentev">
+    <w15:presenceInfo w15:providerId="AD" w15:userId="S-1-5-21-507921405-1993962763-1957994488-151096"/>
+  </w15:person>
+</w15:people>
+</file>
+
 <file path=word/styles.xml><?xml version="1.0" encoding="utf-8"?>
-<w:styles xmlns:mc="http://schemas.openxmlformats.org/markup-compatibility/2006" xmlns:r="http://schemas.openxmlformats.org/officeDocument/2006/relationships" xmlns:w="http://schemas.openxmlformats.org/wordprocessingml/2006/main" xmlns:w14="http://schemas.microsoft.com/office/word/2010/wordml" xmlns:w15="http://schemas.microsoft.com/office/word/2012/wordml" xmlns:w16cex="http://schemas.microsoft.com/office/word/2018/wordml/cex" xmlns:w16cid="http://schemas.microsoft.com/office/word/2016/wordml/cid" xmlns:w16="http://schemas.microsoft.com/office/word/2018/wordml" xmlns:w16du="http://schemas.microsoft.com/office/word/2023/wordml/word16du" xmlns:w16sdtdh="http://schemas.microsoft.com/office/word/2020/wordml/sdtdatahash" xmlns:w16sdtfl="http://schemas.microsoft.com/office/word/2024/wordml/sdtformatlock" xmlns:w16se="http://schemas.microsoft.com/office/word/2015/wordml/symex" mc:Ignorable="w14 w15 w16se w16cid w16 w16cex w16sdtdh w16sdtfl w16du">
+<w:styles xmlns:mc="http://schemas.openxmlformats.org/markup-compatibility/2006" xmlns:r="http://schemas.openxmlformats.org/officeDocument/2006/relationships" xmlns:w="http://schemas.openxmlformats.org/wordprocessingml/2006/main" xmlns:w14="http://schemas.microsoft.com/office/word/2010/wordml" xmlns:w15="http://schemas.microsoft.com/office/word/2012/wordml" xmlns:w16cex="http://schemas.microsoft.com/office/word/2018/wordml/cex" xmlns:w16cid="http://schemas.microsoft.com/office/word/2016/wordml/cid" xmlns:w16="http://schemas.microsoft.com/office/word/2018/wordml" xmlns:w16sdtdh="http://schemas.microsoft.com/office/word/2020/wordml/sdtdatahash" xmlns:w16se="http://schemas.microsoft.com/office/word/2015/wordml/symex" mc:Ignorable="w14 w15 w16se w16cid w16 w16cex w16sdtdh">
   <w:docDefaults>
     <w:rPrDefault>
       <w:rPr>
@@ -24968,6 +25022,7 @@
   <w:style w:type="character" w:default="1" w:styleId="a0">
     <w:name w:val="Default Paragraph Font"/>
     <w:uiPriority w:val="1"/>
+    <w:semiHidden/>
     <w:unhideWhenUsed/>
   </w:style>
   <w:style w:type="table" w:default="1" w:styleId="a1">
